--- a/reports/r0004.docx
+++ b/reports/r0004.docx
@@ -45,7 +45,7 @@
           <w:color w:val="000000"/>
           <w:sz w:val="21"/>
         </w:rPr>
-        <w:t>■ 大理白族自治州经济总量列云南省第六位，人均GDP约6.27万元、人均经济实力居全省中游，经济增速由2.00%回升至4.10%、动能边际改善；固定资产投资连续负增长（最新-3.80%），经济动能仍有待修复。【待补充：大理白族自治州的行政与战略定位、支柱产业及龙头企业（数据库未覆盖，需人工补充）】</w:t>
+        <w:t>■ 大理白族自治州作为云南省下辖的民族自治地区，经济总量列云南省第六位，人均GDP约6.27万元、人均经济实力居全省中游，经济增速由2.00%回升至4.10%、动能边际改善；固定资产投资连续负增长（最新-3.80%），经济动能仍有待修复。</w:t>
       </w:r>
     </w:p>
     <w:p>
@@ -75,7 +75,7 @@
           <w:color w:val="000000"/>
           <w:sz w:val="21"/>
         </w:rPr>
-        <w:t>产业结构方面，2025年大理白族自治州三次产业结构为20.3:27.9:51.8。【待补充：支柱产业、主要龙头企业、对外贸易等定性描述（数据库未覆盖）】</w:t>
+        <w:t>产业结构方面，2025年大理白族自治州三次产业结构为20.3:27.9:51.8，第三产业占主导、服务业是经济主体，农业基础较好。</w:t>
       </w:r>
     </w:p>
     <w:p>

--- a/reports/r0004.docx
+++ b/reports/r0004.docx
@@ -15,7 +15,7 @@
           <w:color w:val="000000"/>
           <w:sz w:val="28"/>
         </w:rPr>
-        <w:t>大理白族自治州信用评级报告(区域部分)</w:t>
+        <w:t>合肥市信用评级报告(区域部分)</w:t>
       </w:r>
     </w:p>
     <w:p>
@@ -45,7 +45,7 @@
           <w:color w:val="000000"/>
           <w:sz w:val="21"/>
         </w:rPr>
-        <w:t>■ 大理白族自治州作为云南省下辖的民族自治地区，经济总量列云南省第六位，人均GDP约6.27万元、人均经济实力居全省中游，经济增速由2.00%回升至4.10%、动能边际改善；固定资产投资连续负增长（最新-3.80%），经济动能仍有待修复。</w:t>
+        <w:t>■ 合肥作为安徽省省会，经济总量在安徽省稳居第一，人均经济实力居省内中游，战新产业与科创崛起迅速、投资拉动强。</w:t>
       </w:r>
     </w:p>
     <w:p>
@@ -60,7 +60,7 @@
           <w:color w:val="000000"/>
           <w:sz w:val="21"/>
         </w:rPr>
-        <w:t>大理白族自治州2023、2024、2025年地区生产总值分别为1,943.30亿元、2,004.70亿元、2,087.51亿元，同比增长2.00%、2.40%、4.10%。截至2025年末，全市常住人口332.10万人，人均GDP约6.27万元。</w:t>
+        <w:t>合肥市为安徽省省会，是长三角世界级城市群副中心和综合性国家科学中心。2023、2024、2025年，合肥市地区生产总值分别为12,787.30亿元、13,507.69亿元、14,210.00亿元，同比增长5.90%、6.10%、6.10%，维持在6.10%左右、总体平稳。</w:t>
       </w:r>
     </w:p>
     <w:p>
@@ -75,7 +75,7 @@
           <w:color w:val="000000"/>
           <w:sz w:val="21"/>
         </w:rPr>
-        <w:t>产业结构方面，2025年大理白族自治州三次产业结构为20.3:27.9:51.8，第三产业占主导、服务业是经济主体，农业基础较好。</w:t>
+        <w:t>产业结构方面，2025年合肥市三次产业结构为2.4:36.7:60.9，以新型显示、集成电路、新能源汽车、家电、人工智能为支柱，聚集京东方、蔚来、大众安徽、科大讯飞、晶合集成等企业，“芯屏汽合”产业格局突出；依托中科大等，科创资源富集。</w:t>
       </w:r>
     </w:p>
     <w:p>
@@ -90,7 +90,7 @@
           <w:color w:val="000000"/>
           <w:sz w:val="21"/>
         </w:rPr>
-        <w:t>2023、2024、2025年固定资产投资增速分别为-24.30%、-24.64%、-3.80%，2025年社会消费品零售总额755.38亿元，进出口总额3.32亿美元。</w:t>
+        <w:t>经济动能方面，2023、2024、2025年合肥市固定资产投资增速分别为3.00%、3.30%、-16.50%，在房地产投资承压、部分大型项目接续不足的背景下有所走弱；2025年社会消费品零售总额5,320.90亿元，进出口总额636.23亿美元。</w:t>
       </w:r>
     </w:p>
     <w:p>
@@ -106,7 +106,7 @@
           <w:color w:val="000000"/>
           <w:sz w:val="21"/>
         </w:rPr>
-        <w:t>图表：2025年云南省各地级市主要经济指标对比</w:t>
+        <w:t>图表：2025年安徽省各地级市主要经济指标对比</w:t>
       </w:r>
     </w:p>
     <w:tbl>
@@ -362,7 +362,7 @@
                 <w:color w:val="000000"/>
                 <w:sz w:val="18"/>
               </w:rPr>
-              <w:t>昆明市</w:t>
+              <w:t>合肥市</w:t>
             </w:r>
           </w:p>
         </w:tc>
@@ -391,7 +391,7 @@
                 <w:color w:val="000000"/>
                 <w:sz w:val="18"/>
               </w:rPr>
-              <w:t>8,637.45</w:t>
+              <w:t>14,210.00</w:t>
             </w:r>
           </w:p>
         </w:tc>
@@ -420,7 +420,7 @@
                 <w:color w:val="000000"/>
                 <w:sz w:val="18"/>
               </w:rPr>
-              <w:t>9.89</w:t>
+              <w:t>—</w:t>
             </w:r>
           </w:p>
         </w:tc>
@@ -449,7 +449,7 @@
                 <w:color w:val="000000"/>
                 <w:sz w:val="18"/>
               </w:rPr>
-              <w:t>4.20%</w:t>
+              <w:t>6.10%</w:t>
             </w:r>
           </w:p>
         </w:tc>
@@ -478,7 +478,7 @@
                 <w:color w:val="000000"/>
                 <w:sz w:val="18"/>
               </w:rPr>
-              <w:t>4.1:28.7:67.2</w:t>
+              <w:t>2.4:36.7:60.9</w:t>
             </w:r>
           </w:p>
         </w:tc>
@@ -507,7 +507,7 @@
                 <w:color w:val="000000"/>
                 <w:sz w:val="18"/>
               </w:rPr>
-              <w:t>575.00</w:t>
+              <w:t>977.30</w:t>
             </w:r>
           </w:p>
         </w:tc>
@@ -536,7 +536,7 @@
                 <w:color w:val="000000"/>
                 <w:sz w:val="18"/>
               </w:rPr>
-              <w:t>874.40</w:t>
+              <w:t>—</w:t>
             </w:r>
           </w:p>
         </w:tc>
@@ -567,7 +567,7 @@
                 <w:color w:val="000000"/>
                 <w:sz w:val="18"/>
               </w:rPr>
-              <w:t>曲靖市</w:t>
+              <w:t>芜湖市</w:t>
             </w:r>
           </w:p>
         </w:tc>
@@ -596,7 +596,7 @@
                 <w:color w:val="000000"/>
                 <w:sz w:val="18"/>
               </w:rPr>
-              <w:t>3,777.60</w:t>
+              <w:t>5,402.69</w:t>
             </w:r>
           </w:p>
         </w:tc>
@@ -625,7 +625,7 @@
                 <w:color w:val="000000"/>
                 <w:sz w:val="18"/>
               </w:rPr>
-              <w:t>6.74</w:t>
+              <w:t>—</w:t>
             </w:r>
           </w:p>
         </w:tc>
@@ -654,7 +654,7 @@
                 <w:color w:val="000000"/>
                 <w:sz w:val="18"/>
               </w:rPr>
-              <w:t>3.50%</w:t>
+              <w:t>6.30%</w:t>
             </w:r>
           </w:p>
         </w:tc>
@@ -683,7 +683,7 @@
                 <w:color w:val="000000"/>
                 <w:sz w:val="18"/>
               </w:rPr>
-              <w:t>14.3:34:51.7</w:t>
+              <w:t xml:space="preserve"> </w:t>
             </w:r>
           </w:p>
         </w:tc>
@@ -712,7 +712,7 @@
                 <w:color w:val="000000"/>
                 <w:sz w:val="18"/>
               </w:rPr>
-              <w:t>164.21</w:t>
+              <w:t>439.60</w:t>
             </w:r>
           </w:p>
         </w:tc>
@@ -741,7 +741,7 @@
                 <w:color w:val="000000"/>
                 <w:sz w:val="18"/>
               </w:rPr>
-              <w:t>558.30</w:t>
+              <w:t>—</w:t>
             </w:r>
           </w:p>
         </w:tc>
@@ -772,7 +772,7 @@
                 <w:color w:val="000000"/>
                 <w:sz w:val="18"/>
               </w:rPr>
-              <w:t>红河哈尼族彝族自治州</w:t>
+              <w:t>滁州市</w:t>
             </w:r>
           </w:p>
         </w:tc>
@@ -801,7 +801,7 @@
                 <w:color w:val="000000"/>
                 <w:sz w:val="18"/>
               </w:rPr>
-              <w:t>3,154.52</w:t>
+              <w:t>4,221.10</w:t>
             </w:r>
           </w:p>
         </w:tc>
@@ -888,7 +888,7 @@
                 <w:color w:val="000000"/>
                 <w:sz w:val="18"/>
               </w:rPr>
-              <w:t>13:35:52</w:t>
+              <w:t xml:space="preserve"> </w:t>
             </w:r>
           </w:p>
         </w:tc>
@@ -917,7 +917,7 @@
                 <w:color w:val="000000"/>
                 <w:sz w:val="18"/>
               </w:rPr>
-              <w:t>153.95</w:t>
+              <w:t>310.40</w:t>
             </w:r>
           </w:p>
         </w:tc>
@@ -977,7 +977,7 @@
                 <w:color w:val="000000"/>
                 <w:sz w:val="18"/>
               </w:rPr>
-              <w:t>玉溪市</w:t>
+              <w:t>阜阳市</w:t>
             </w:r>
           </w:p>
         </w:tc>
@@ -1006,1852 +1006,7 @@
                 <w:color w:val="000000"/>
                 <w:sz w:val="18"/>
               </w:rPr>
-              <w:t>2,688.30</w:t>
-            </w:r>
-          </w:p>
-        </w:tc>
-        <w:tc>
-          <w:tcPr>
-            <w:tcW w:type="dxa" w:w="1344"/>
-            <w:vAlign w:val="center"/>
-            <w:tcBorders>
-              <w:top w:val="single" w:sz="4" w:color="A6A6A6"/>
-              <w:left w:val="single" w:sz="4" w:color="A6A6A6"/>
-              <w:bottom w:val="single" w:sz="4" w:color="A6A6A6"/>
-              <w:right w:val="single" w:sz="4" w:color="A6A6A6"/>
-            </w:tcBorders>
-          </w:tcPr>
-          <w:p>
-            <w:pPr>
-              <w:spacing w:before="0" w:after="0" w:line="276" w:lineRule="auto"/>
-              <w:ind w:firstLine="0"/>
-              <w:jc w:val="center"/>
-            </w:pPr>
-            <w:r/>
-            <w:r>
-              <w:rPr>
-                <w:rFonts w:ascii="Times New Roman" w:hAnsi="Times New Roman" w:eastAsia="楷体"/>
-                <w:b w:val="0"/>
-                <w:color w:val="000000"/>
-                <w:sz w:val="18"/>
-              </w:rPr>
-              <w:t>11.89</w:t>
-            </w:r>
-          </w:p>
-        </w:tc>
-        <w:tc>
-          <w:tcPr>
-            <w:tcW w:type="dxa" w:w="1344"/>
-            <w:vAlign w:val="center"/>
-            <w:tcBorders>
-              <w:top w:val="single" w:sz="4" w:color="A6A6A6"/>
-              <w:left w:val="single" w:sz="4" w:color="A6A6A6"/>
-              <w:bottom w:val="single" w:sz="4" w:color="A6A6A6"/>
-              <w:right w:val="single" w:sz="4" w:color="A6A6A6"/>
-            </w:tcBorders>
-          </w:tcPr>
-          <w:p>
-            <w:pPr>
-              <w:spacing w:before="0" w:after="0" w:line="276" w:lineRule="auto"/>
-              <w:ind w:firstLine="0"/>
-              <w:jc w:val="center"/>
-            </w:pPr>
-            <w:r/>
-            <w:r>
-              <w:rPr>
-                <w:rFonts w:ascii="Times New Roman" w:hAnsi="Times New Roman" w:eastAsia="楷体"/>
-                <w:b w:val="0"/>
-                <w:color w:val="000000"/>
-                <w:sz w:val="18"/>
-              </w:rPr>
-              <w:t>4.40%</w:t>
-            </w:r>
-          </w:p>
-        </w:tc>
-        <w:tc>
-          <w:tcPr>
-            <w:tcW w:type="dxa" w:w="1344"/>
-            <w:vAlign w:val="center"/>
-            <w:tcBorders>
-              <w:top w:val="single" w:sz="4" w:color="A6A6A6"/>
-              <w:left w:val="single" w:sz="4" w:color="A6A6A6"/>
-              <w:bottom w:val="single" w:sz="4" w:color="A6A6A6"/>
-              <w:right w:val="single" w:sz="4" w:color="A6A6A6"/>
-            </w:tcBorders>
-          </w:tcPr>
-          <w:p>
-            <w:pPr>
-              <w:spacing w:before="0" w:after="0" w:line="276" w:lineRule="auto"/>
-              <w:ind w:firstLine="0"/>
-              <w:jc w:val="center"/>
-            </w:pPr>
-            <w:r/>
-            <w:r>
-              <w:rPr>
-                <w:rFonts w:ascii="Times New Roman" w:hAnsi="Times New Roman" w:eastAsia="楷体"/>
-                <w:b w:val="0"/>
-                <w:color w:val="000000"/>
-                <w:sz w:val="18"/>
-              </w:rPr>
-              <w:t>9.66:41.36:48.98</w:t>
-            </w:r>
-          </w:p>
-        </w:tc>
-        <w:tc>
-          <w:tcPr>
-            <w:tcW w:type="dxa" w:w="1344"/>
-            <w:vAlign w:val="center"/>
-            <w:tcBorders>
-              <w:top w:val="single" w:sz="4" w:color="A6A6A6"/>
-              <w:left w:val="single" w:sz="4" w:color="A6A6A6"/>
-              <w:bottom w:val="single" w:sz="4" w:color="A6A6A6"/>
-              <w:right w:val="single" w:sz="4" w:color="A6A6A6"/>
-            </w:tcBorders>
-          </w:tcPr>
-          <w:p>
-            <w:pPr>
-              <w:spacing w:before="0" w:after="0" w:line="276" w:lineRule="auto"/>
-              <w:ind w:firstLine="0"/>
-              <w:jc w:val="center"/>
-            </w:pPr>
-            <w:r/>
-            <w:r>
-              <w:rPr>
-                <w:rFonts w:ascii="Times New Roman" w:hAnsi="Times New Roman" w:eastAsia="楷体"/>
-                <w:b w:val="0"/>
-                <w:color w:val="000000"/>
-                <w:sz w:val="18"/>
-              </w:rPr>
-              <w:t>148.21</w:t>
-            </w:r>
-          </w:p>
-        </w:tc>
-        <w:tc>
-          <w:tcPr>
-            <w:tcW w:type="dxa" w:w="1344"/>
-            <w:vAlign w:val="center"/>
-            <w:tcBorders>
-              <w:top w:val="single" w:sz="4" w:color="A6A6A6"/>
-              <w:left w:val="single" w:sz="4" w:color="A6A6A6"/>
-              <w:bottom w:val="single" w:sz="4" w:color="A6A6A6"/>
-              <w:right w:val="single" w:sz="4" w:color="A6A6A6"/>
-            </w:tcBorders>
-          </w:tcPr>
-          <w:p>
-            <w:pPr>
-              <w:spacing w:before="0" w:after="0" w:line="276" w:lineRule="auto"/>
-              <w:ind w:firstLine="0"/>
-              <w:jc w:val="center"/>
-            </w:pPr>
-            <w:r/>
-            <w:r>
-              <w:rPr>
-                <w:rFonts w:ascii="Times New Roman" w:hAnsi="Times New Roman" w:eastAsia="楷体"/>
-                <w:b w:val="0"/>
-                <w:color w:val="000000"/>
-                <w:sz w:val="18"/>
-              </w:rPr>
-              <w:t>225.50</w:t>
-            </w:r>
-          </w:p>
-        </w:tc>
-      </w:tr>
-      <w:tr>
-        <w:tc>
-          <w:tcPr>
-            <w:tcW w:type="dxa" w:w="1344"/>
-            <w:vAlign w:val="center"/>
-            <w:tcBorders>
-              <w:top w:val="single" w:sz="4" w:color="A6A6A6"/>
-              <w:left w:val="single" w:sz="4" w:color="A6A6A6"/>
-              <w:bottom w:val="single" w:sz="4" w:color="A6A6A6"/>
-              <w:right w:val="single" w:sz="4" w:color="A6A6A6"/>
-            </w:tcBorders>
-          </w:tcPr>
-          <w:p>
-            <w:pPr>
-              <w:spacing w:before="0" w:after="0" w:line="276" w:lineRule="auto"/>
-              <w:ind w:firstLine="0"/>
-              <w:jc w:val="left"/>
-            </w:pPr>
-            <w:r/>
-            <w:r>
-              <w:rPr>
-                <w:rFonts w:ascii="Times New Roman" w:hAnsi="Times New Roman" w:eastAsia="楷体"/>
-                <w:b w:val="0"/>
-                <w:color w:val="000000"/>
-                <w:sz w:val="18"/>
-              </w:rPr>
-              <w:t>昭通市</w:t>
-            </w:r>
-          </w:p>
-        </w:tc>
-        <w:tc>
-          <w:tcPr>
-            <w:tcW w:type="dxa" w:w="1344"/>
-            <w:vAlign w:val="center"/>
-            <w:tcBorders>
-              <w:top w:val="single" w:sz="4" w:color="A6A6A6"/>
-              <w:left w:val="single" w:sz="4" w:color="A6A6A6"/>
-              <w:bottom w:val="single" w:sz="4" w:color="A6A6A6"/>
-              <w:right w:val="single" w:sz="4" w:color="A6A6A6"/>
-            </w:tcBorders>
-          </w:tcPr>
-          <w:p>
-            <w:pPr>
-              <w:spacing w:before="0" w:after="0" w:line="276" w:lineRule="auto"/>
-              <w:ind w:firstLine="0"/>
-              <w:jc w:val="center"/>
-            </w:pPr>
-            <w:r/>
-            <w:r>
-              <w:rPr>
-                <w:rFonts w:ascii="Times New Roman" w:hAnsi="Times New Roman" w:eastAsia="楷体"/>
-                <w:b w:val="0"/>
-                <w:color w:val="000000"/>
-                <w:sz w:val="18"/>
-              </w:rPr>
-              <w:t>2,103.40</w:t>
-            </w:r>
-          </w:p>
-        </w:tc>
-        <w:tc>
-          <w:tcPr>
-            <w:tcW w:type="dxa" w:w="1344"/>
-            <w:vAlign w:val="center"/>
-            <w:tcBorders>
-              <w:top w:val="single" w:sz="4" w:color="A6A6A6"/>
-              <w:left w:val="single" w:sz="4" w:color="A6A6A6"/>
-              <w:bottom w:val="single" w:sz="4" w:color="A6A6A6"/>
-              <w:right w:val="single" w:sz="4" w:color="A6A6A6"/>
-            </w:tcBorders>
-          </w:tcPr>
-          <w:p>
-            <w:pPr>
-              <w:spacing w:before="0" w:after="0" w:line="276" w:lineRule="auto"/>
-              <w:ind w:firstLine="0"/>
-              <w:jc w:val="center"/>
-            </w:pPr>
-            <w:r/>
-            <w:r>
-              <w:rPr>
-                <w:rFonts w:ascii="Times New Roman" w:hAnsi="Times New Roman" w:eastAsia="楷体"/>
-                <w:b w:val="0"/>
-                <w:color w:val="000000"/>
-                <w:sz w:val="18"/>
-              </w:rPr>
-              <w:t>4.38</w:t>
-            </w:r>
-          </w:p>
-        </w:tc>
-        <w:tc>
-          <w:tcPr>
-            <w:tcW w:type="dxa" w:w="1344"/>
-            <w:vAlign w:val="center"/>
-            <w:tcBorders>
-              <w:top w:val="single" w:sz="4" w:color="A6A6A6"/>
-              <w:left w:val="single" w:sz="4" w:color="A6A6A6"/>
-              <w:bottom w:val="single" w:sz="4" w:color="A6A6A6"/>
-              <w:right w:val="single" w:sz="4" w:color="A6A6A6"/>
-            </w:tcBorders>
-          </w:tcPr>
-          <w:p>
-            <w:pPr>
-              <w:spacing w:before="0" w:after="0" w:line="276" w:lineRule="auto"/>
-              <w:ind w:firstLine="0"/>
-              <w:jc w:val="center"/>
-            </w:pPr>
-            <w:r/>
-            <w:r>
-              <w:rPr>
-                <w:rFonts w:ascii="Times New Roman" w:hAnsi="Times New Roman" w:eastAsia="楷体"/>
-                <w:b w:val="0"/>
-                <w:color w:val="000000"/>
-                <w:sz w:val="18"/>
-              </w:rPr>
-              <w:t>4.60%</w:t>
-            </w:r>
-          </w:p>
-        </w:tc>
-        <w:tc>
-          <w:tcPr>
-            <w:tcW w:type="dxa" w:w="1344"/>
-            <w:vAlign w:val="center"/>
-            <w:tcBorders>
-              <w:top w:val="single" w:sz="4" w:color="A6A6A6"/>
-              <w:left w:val="single" w:sz="4" w:color="A6A6A6"/>
-              <w:bottom w:val="single" w:sz="4" w:color="A6A6A6"/>
-              <w:right w:val="single" w:sz="4" w:color="A6A6A6"/>
-            </w:tcBorders>
-          </w:tcPr>
-          <w:p>
-            <w:pPr>
-              <w:spacing w:before="0" w:after="0" w:line="276" w:lineRule="auto"/>
-              <w:ind w:firstLine="0"/>
-              <w:jc w:val="center"/>
-            </w:pPr>
-            <w:r/>
-            <w:r>
-              <w:rPr>
-                <w:rFonts w:ascii="Times New Roman" w:hAnsi="Times New Roman" w:eastAsia="楷体"/>
-                <w:b w:val="0"/>
-                <w:color w:val="000000"/>
-                <w:sz w:val="18"/>
-              </w:rPr>
-              <w:t>12.7:38.2:49.1</w:t>
-            </w:r>
-          </w:p>
-        </w:tc>
-        <w:tc>
-          <w:tcPr>
-            <w:tcW w:type="dxa" w:w="1344"/>
-            <w:vAlign w:val="center"/>
-            <w:tcBorders>
-              <w:top w:val="single" w:sz="4" w:color="A6A6A6"/>
-              <w:left w:val="single" w:sz="4" w:color="A6A6A6"/>
-              <w:bottom w:val="single" w:sz="4" w:color="A6A6A6"/>
-              <w:right w:val="single" w:sz="4" w:color="A6A6A6"/>
-            </w:tcBorders>
-          </w:tcPr>
-          <w:p>
-            <w:pPr>
-              <w:spacing w:before="0" w:after="0" w:line="276" w:lineRule="auto"/>
-              <w:ind w:firstLine="0"/>
-              <w:jc w:val="center"/>
-            </w:pPr>
-            <w:r/>
-            <w:r>
-              <w:rPr>
-                <w:rFonts w:ascii="Times New Roman" w:hAnsi="Times New Roman" w:eastAsia="楷体"/>
-                <w:b w:val="0"/>
-                <w:color w:val="000000"/>
-                <w:sz w:val="18"/>
-              </w:rPr>
-              <w:t>120.19</w:t>
-            </w:r>
-          </w:p>
-        </w:tc>
-        <w:tc>
-          <w:tcPr>
-            <w:tcW w:type="dxa" w:w="1344"/>
-            <w:vAlign w:val="center"/>
-            <w:tcBorders>
-              <w:top w:val="single" w:sz="4" w:color="A6A6A6"/>
-              <w:left w:val="single" w:sz="4" w:color="A6A6A6"/>
-              <w:bottom w:val="single" w:sz="4" w:color="A6A6A6"/>
-              <w:right w:val="single" w:sz="4" w:color="A6A6A6"/>
-            </w:tcBorders>
-          </w:tcPr>
-          <w:p>
-            <w:pPr>
-              <w:spacing w:before="0" w:after="0" w:line="276" w:lineRule="auto"/>
-              <w:ind w:firstLine="0"/>
-              <w:jc w:val="center"/>
-            </w:pPr>
-            <w:r/>
-            <w:r>
-              <w:rPr>
-                <w:rFonts w:ascii="Times New Roman" w:hAnsi="Times New Roman" w:eastAsia="楷体"/>
-                <w:b w:val="0"/>
-                <w:color w:val="000000"/>
-                <w:sz w:val="18"/>
-              </w:rPr>
-              <w:t>479.20</w:t>
-            </w:r>
-          </w:p>
-        </w:tc>
-      </w:tr>
-      <w:tr>
-        <w:tc>
-          <w:tcPr>
-            <w:tcW w:type="dxa" w:w="1344"/>
-            <w:vAlign w:val="center"/>
-            <w:tcBorders>
-              <w:top w:val="single" w:sz="4" w:color="A6A6A6"/>
-              <w:left w:val="single" w:sz="4" w:color="A6A6A6"/>
-              <w:bottom w:val="single" w:sz="4" w:color="A6A6A6"/>
-              <w:right w:val="single" w:sz="4" w:color="A6A6A6"/>
-            </w:tcBorders>
-          </w:tcPr>
-          <w:p>
-            <w:pPr>
-              <w:spacing w:before="0" w:after="0" w:line="276" w:lineRule="auto"/>
-              <w:ind w:firstLine="0"/>
-              <w:jc w:val="left"/>
-            </w:pPr>
-            <w:r/>
-            <w:r>
-              <w:rPr>
-                <w:rFonts w:ascii="Times New Roman" w:hAnsi="Times New Roman" w:eastAsia="楷体"/>
-                <w:b w:val="0"/>
-                <w:color w:val="000000"/>
-                <w:sz w:val="18"/>
-              </w:rPr>
-              <w:t>大理白族自治州</w:t>
-            </w:r>
-          </w:p>
-        </w:tc>
-        <w:tc>
-          <w:tcPr>
-            <w:tcW w:type="dxa" w:w="1344"/>
-            <w:vAlign w:val="center"/>
-            <w:tcBorders>
-              <w:top w:val="single" w:sz="4" w:color="A6A6A6"/>
-              <w:left w:val="single" w:sz="4" w:color="A6A6A6"/>
-              <w:bottom w:val="single" w:sz="4" w:color="A6A6A6"/>
-              <w:right w:val="single" w:sz="4" w:color="A6A6A6"/>
-            </w:tcBorders>
-          </w:tcPr>
-          <w:p>
-            <w:pPr>
-              <w:spacing w:before="0" w:after="0" w:line="276" w:lineRule="auto"/>
-              <w:ind w:firstLine="0"/>
-              <w:jc w:val="center"/>
-            </w:pPr>
-            <w:r/>
-            <w:r>
-              <w:rPr>
-                <w:rFonts w:ascii="Times New Roman" w:hAnsi="Times New Roman" w:eastAsia="楷体"/>
-                <w:b w:val="0"/>
-                <w:color w:val="000000"/>
-                <w:sz w:val="18"/>
-              </w:rPr>
-              <w:t>2,087.51</w:t>
-            </w:r>
-          </w:p>
-        </w:tc>
-        <w:tc>
-          <w:tcPr>
-            <w:tcW w:type="dxa" w:w="1344"/>
-            <w:vAlign w:val="center"/>
-            <w:tcBorders>
-              <w:top w:val="single" w:sz="4" w:color="A6A6A6"/>
-              <w:left w:val="single" w:sz="4" w:color="A6A6A6"/>
-              <w:bottom w:val="single" w:sz="4" w:color="A6A6A6"/>
-              <w:right w:val="single" w:sz="4" w:color="A6A6A6"/>
-            </w:tcBorders>
-          </w:tcPr>
-          <w:p>
-            <w:pPr>
-              <w:spacing w:before="0" w:after="0" w:line="276" w:lineRule="auto"/>
-              <w:ind w:firstLine="0"/>
-              <w:jc w:val="center"/>
-            </w:pPr>
-            <w:r/>
-            <w:r>
-              <w:rPr>
-                <w:rFonts w:ascii="Times New Roman" w:hAnsi="Times New Roman" w:eastAsia="楷体"/>
-                <w:b w:val="0"/>
-                <w:color w:val="000000"/>
-                <w:sz w:val="18"/>
-              </w:rPr>
-              <w:t>6.27</w:t>
-            </w:r>
-          </w:p>
-        </w:tc>
-        <w:tc>
-          <w:tcPr>
-            <w:tcW w:type="dxa" w:w="1344"/>
-            <w:vAlign w:val="center"/>
-            <w:tcBorders>
-              <w:top w:val="single" w:sz="4" w:color="A6A6A6"/>
-              <w:left w:val="single" w:sz="4" w:color="A6A6A6"/>
-              <w:bottom w:val="single" w:sz="4" w:color="A6A6A6"/>
-              <w:right w:val="single" w:sz="4" w:color="A6A6A6"/>
-            </w:tcBorders>
-          </w:tcPr>
-          <w:p>
-            <w:pPr>
-              <w:spacing w:before="0" w:after="0" w:line="276" w:lineRule="auto"/>
-              <w:ind w:firstLine="0"/>
-              <w:jc w:val="center"/>
-            </w:pPr>
-            <w:r/>
-            <w:r>
-              <w:rPr>
-                <w:rFonts w:ascii="Times New Roman" w:hAnsi="Times New Roman" w:eastAsia="楷体"/>
-                <w:b w:val="0"/>
-                <w:color w:val="000000"/>
-                <w:sz w:val="18"/>
-              </w:rPr>
-              <w:t>4.10%</w:t>
-            </w:r>
-          </w:p>
-        </w:tc>
-        <w:tc>
-          <w:tcPr>
-            <w:tcW w:type="dxa" w:w="1344"/>
-            <w:vAlign w:val="center"/>
-            <w:tcBorders>
-              <w:top w:val="single" w:sz="4" w:color="A6A6A6"/>
-              <w:left w:val="single" w:sz="4" w:color="A6A6A6"/>
-              <w:bottom w:val="single" w:sz="4" w:color="A6A6A6"/>
-              <w:right w:val="single" w:sz="4" w:color="A6A6A6"/>
-            </w:tcBorders>
-          </w:tcPr>
-          <w:p>
-            <w:pPr>
-              <w:spacing w:before="0" w:after="0" w:line="276" w:lineRule="auto"/>
-              <w:ind w:firstLine="0"/>
-              <w:jc w:val="center"/>
-            </w:pPr>
-            <w:r/>
-            <w:r>
-              <w:rPr>
-                <w:rFonts w:ascii="Times New Roman" w:hAnsi="Times New Roman" w:eastAsia="楷体"/>
-                <w:b w:val="0"/>
-                <w:color w:val="000000"/>
-                <w:sz w:val="18"/>
-              </w:rPr>
-              <w:t>20.3:27.9:51.8</w:t>
-            </w:r>
-          </w:p>
-        </w:tc>
-        <w:tc>
-          <w:tcPr>
-            <w:tcW w:type="dxa" w:w="1344"/>
-            <w:vAlign w:val="center"/>
-            <w:tcBorders>
-              <w:top w:val="single" w:sz="4" w:color="A6A6A6"/>
-              <w:left w:val="single" w:sz="4" w:color="A6A6A6"/>
-              <w:bottom w:val="single" w:sz="4" w:color="A6A6A6"/>
-              <w:right w:val="single" w:sz="4" w:color="A6A6A6"/>
-            </w:tcBorders>
-          </w:tcPr>
-          <w:p>
-            <w:pPr>
-              <w:spacing w:before="0" w:after="0" w:line="276" w:lineRule="auto"/>
-              <w:ind w:firstLine="0"/>
-              <w:jc w:val="center"/>
-            </w:pPr>
-            <w:r/>
-            <w:r>
-              <w:rPr>
-                <w:rFonts w:ascii="Times New Roman" w:hAnsi="Times New Roman" w:eastAsia="楷体"/>
-                <w:b w:val="0"/>
-                <w:color w:val="000000"/>
-                <w:sz w:val="18"/>
-              </w:rPr>
-              <w:t>108.02</w:t>
-            </w:r>
-          </w:p>
-        </w:tc>
-        <w:tc>
-          <w:tcPr>
-            <w:tcW w:type="dxa" w:w="1344"/>
-            <w:vAlign w:val="center"/>
-            <w:tcBorders>
-              <w:top w:val="single" w:sz="4" w:color="A6A6A6"/>
-              <w:left w:val="single" w:sz="4" w:color="A6A6A6"/>
-              <w:bottom w:val="single" w:sz="4" w:color="A6A6A6"/>
-              <w:right w:val="single" w:sz="4" w:color="A6A6A6"/>
-            </w:tcBorders>
-          </w:tcPr>
-          <w:p>
-            <w:pPr>
-              <w:spacing w:before="0" w:after="0" w:line="276" w:lineRule="auto"/>
-              <w:ind w:firstLine="0"/>
-              <w:jc w:val="center"/>
-            </w:pPr>
-            <w:r/>
-            <w:r>
-              <w:rPr>
-                <w:rFonts w:ascii="Times New Roman" w:hAnsi="Times New Roman" w:eastAsia="楷体"/>
-                <w:b w:val="0"/>
-                <w:color w:val="000000"/>
-                <w:sz w:val="18"/>
-              </w:rPr>
-              <w:t>332.10</w:t>
-            </w:r>
-          </w:p>
-        </w:tc>
-      </w:tr>
-      <w:tr>
-        <w:tc>
-          <w:tcPr>
-            <w:tcW w:type="dxa" w:w="1344"/>
-            <w:vAlign w:val="center"/>
-            <w:tcBorders>
-              <w:top w:val="single" w:sz="4" w:color="A6A6A6"/>
-              <w:left w:val="single" w:sz="4" w:color="A6A6A6"/>
-              <w:bottom w:val="single" w:sz="4" w:color="A6A6A6"/>
-              <w:right w:val="single" w:sz="4" w:color="A6A6A6"/>
-            </w:tcBorders>
-          </w:tcPr>
-          <w:p>
-            <w:pPr>
-              <w:spacing w:before="0" w:after="0" w:line="276" w:lineRule="auto"/>
-              <w:ind w:firstLine="0"/>
-              <w:jc w:val="left"/>
-            </w:pPr>
-            <w:r/>
-            <w:r>
-              <w:rPr>
-                <w:rFonts w:ascii="Times New Roman" w:hAnsi="Times New Roman" w:eastAsia="楷体"/>
-                <w:b w:val="0"/>
-                <w:color w:val="000000"/>
-                <w:sz w:val="18"/>
-              </w:rPr>
-              <w:t>楚雄彝族自治州</w:t>
-            </w:r>
-          </w:p>
-        </w:tc>
-        <w:tc>
-          <w:tcPr>
-            <w:tcW w:type="dxa" w:w="1344"/>
-            <w:vAlign w:val="center"/>
-            <w:tcBorders>
-              <w:top w:val="single" w:sz="4" w:color="A6A6A6"/>
-              <w:left w:val="single" w:sz="4" w:color="A6A6A6"/>
-              <w:bottom w:val="single" w:sz="4" w:color="A6A6A6"/>
-              <w:right w:val="single" w:sz="4" w:color="A6A6A6"/>
-            </w:tcBorders>
-          </w:tcPr>
-          <w:p>
-            <w:pPr>
-              <w:spacing w:before="0" w:after="0" w:line="276" w:lineRule="auto"/>
-              <w:ind w:firstLine="0"/>
-              <w:jc w:val="center"/>
-            </w:pPr>
-            <w:r/>
-            <w:r>
-              <w:rPr>
-                <w:rFonts w:ascii="Times New Roman" w:hAnsi="Times New Roman" w:eastAsia="楷体"/>
-                <w:b w:val="0"/>
-                <w:color w:val="000000"/>
-                <w:sz w:val="18"/>
-              </w:rPr>
-              <w:t>2,040.17</w:t>
-            </w:r>
-          </w:p>
-        </w:tc>
-        <w:tc>
-          <w:tcPr>
-            <w:tcW w:type="dxa" w:w="1344"/>
-            <w:vAlign w:val="center"/>
-            <w:tcBorders>
-              <w:top w:val="single" w:sz="4" w:color="A6A6A6"/>
-              <w:left w:val="single" w:sz="4" w:color="A6A6A6"/>
-              <w:bottom w:val="single" w:sz="4" w:color="A6A6A6"/>
-              <w:right w:val="single" w:sz="4" w:color="A6A6A6"/>
-            </w:tcBorders>
-          </w:tcPr>
-          <w:p>
-            <w:pPr>
-              <w:spacing w:before="0" w:after="0" w:line="276" w:lineRule="auto"/>
-              <w:ind w:firstLine="0"/>
-              <w:jc w:val="center"/>
-            </w:pPr>
-            <w:r/>
-            <w:r>
-              <w:rPr>
-                <w:rFonts w:ascii="Times New Roman" w:hAnsi="Times New Roman" w:eastAsia="楷体"/>
-                <w:b w:val="0"/>
-                <w:color w:val="000000"/>
-                <w:sz w:val="18"/>
-              </w:rPr>
-              <w:t>8.77</w:t>
-            </w:r>
-          </w:p>
-        </w:tc>
-        <w:tc>
-          <w:tcPr>
-            <w:tcW w:type="dxa" w:w="1344"/>
-            <w:vAlign w:val="center"/>
-            <w:tcBorders>
-              <w:top w:val="single" w:sz="4" w:color="A6A6A6"/>
-              <w:left w:val="single" w:sz="4" w:color="A6A6A6"/>
-              <w:bottom w:val="single" w:sz="4" w:color="A6A6A6"/>
-              <w:right w:val="single" w:sz="4" w:color="A6A6A6"/>
-            </w:tcBorders>
-          </w:tcPr>
-          <w:p>
-            <w:pPr>
-              <w:spacing w:before="0" w:after="0" w:line="276" w:lineRule="auto"/>
-              <w:ind w:firstLine="0"/>
-              <w:jc w:val="center"/>
-            </w:pPr>
-            <w:r/>
-            <w:r>
-              <w:rPr>
-                <w:rFonts w:ascii="Times New Roman" w:hAnsi="Times New Roman" w:eastAsia="楷体"/>
-                <w:b w:val="0"/>
-                <w:color w:val="000000"/>
-                <w:sz w:val="18"/>
-              </w:rPr>
-              <w:t>2.00%</w:t>
-            </w:r>
-          </w:p>
-        </w:tc>
-        <w:tc>
-          <w:tcPr>
-            <w:tcW w:type="dxa" w:w="1344"/>
-            <w:vAlign w:val="center"/>
-            <w:tcBorders>
-              <w:top w:val="single" w:sz="4" w:color="A6A6A6"/>
-              <w:left w:val="single" w:sz="4" w:color="A6A6A6"/>
-              <w:bottom w:val="single" w:sz="4" w:color="A6A6A6"/>
-              <w:right w:val="single" w:sz="4" w:color="A6A6A6"/>
-            </w:tcBorders>
-          </w:tcPr>
-          <w:p>
-            <w:pPr>
-              <w:spacing w:before="0" w:after="0" w:line="276" w:lineRule="auto"/>
-              <w:ind w:firstLine="0"/>
-              <w:jc w:val="center"/>
-            </w:pPr>
-            <w:r/>
-            <w:r>
-              <w:rPr>
-                <w:rFonts w:ascii="Times New Roman" w:hAnsi="Times New Roman" w:eastAsia="楷体"/>
-                <w:b w:val="0"/>
-                <w:color w:val="000000"/>
-                <w:sz w:val="18"/>
-              </w:rPr>
-              <w:t>18.1:38.6:43.3</w:t>
-            </w:r>
-          </w:p>
-        </w:tc>
-        <w:tc>
-          <w:tcPr>
-            <w:tcW w:type="dxa" w:w="1344"/>
-            <w:vAlign w:val="center"/>
-            <w:tcBorders>
-              <w:top w:val="single" w:sz="4" w:color="A6A6A6"/>
-              <w:left w:val="single" w:sz="4" w:color="A6A6A6"/>
-              <w:bottom w:val="single" w:sz="4" w:color="A6A6A6"/>
-              <w:right w:val="single" w:sz="4" w:color="A6A6A6"/>
-            </w:tcBorders>
-          </w:tcPr>
-          <w:p>
-            <w:pPr>
-              <w:spacing w:before="0" w:after="0" w:line="276" w:lineRule="auto"/>
-              <w:ind w:firstLine="0"/>
-              <w:jc w:val="center"/>
-            </w:pPr>
-            <w:r/>
-            <w:r>
-              <w:rPr>
-                <w:rFonts w:ascii="Times New Roman" w:hAnsi="Times New Roman" w:eastAsia="楷体"/>
-                <w:b w:val="0"/>
-                <w:color w:val="000000"/>
-                <w:sz w:val="18"/>
-              </w:rPr>
-              <w:t>107.20</w:t>
-            </w:r>
-          </w:p>
-        </w:tc>
-        <w:tc>
-          <w:tcPr>
-            <w:tcW w:type="dxa" w:w="1344"/>
-            <w:vAlign w:val="center"/>
-            <w:tcBorders>
-              <w:top w:val="single" w:sz="4" w:color="A6A6A6"/>
-              <w:left w:val="single" w:sz="4" w:color="A6A6A6"/>
-              <w:bottom w:val="single" w:sz="4" w:color="A6A6A6"/>
-              <w:right w:val="single" w:sz="4" w:color="A6A6A6"/>
-            </w:tcBorders>
-          </w:tcPr>
-          <w:p>
-            <w:pPr>
-              <w:spacing w:before="0" w:after="0" w:line="276" w:lineRule="auto"/>
-              <w:ind w:firstLine="0"/>
-              <w:jc w:val="center"/>
-            </w:pPr>
-            <w:r/>
-            <w:r>
-              <w:rPr>
-                <w:rFonts w:ascii="Times New Roman" w:hAnsi="Times New Roman" w:eastAsia="楷体"/>
-                <w:b w:val="0"/>
-                <w:color w:val="000000"/>
-                <w:sz w:val="18"/>
-              </w:rPr>
-              <w:t>232.40</w:t>
-            </w:r>
-          </w:p>
-        </w:tc>
-      </w:tr>
-      <w:tr>
-        <w:tc>
-          <w:tcPr>
-            <w:tcW w:type="dxa" w:w="1344"/>
-            <w:vAlign w:val="center"/>
-            <w:tcBorders>
-              <w:top w:val="single" w:sz="4" w:color="A6A6A6"/>
-              <w:left w:val="single" w:sz="4" w:color="A6A6A6"/>
-              <w:bottom w:val="single" w:sz="4" w:color="A6A6A6"/>
-              <w:right w:val="single" w:sz="4" w:color="A6A6A6"/>
-            </w:tcBorders>
-          </w:tcPr>
-          <w:p>
-            <w:pPr>
-              <w:spacing w:before="0" w:after="0" w:line="276" w:lineRule="auto"/>
-              <w:ind w:firstLine="0"/>
-              <w:jc w:val="left"/>
-            </w:pPr>
-            <w:r/>
-            <w:r>
-              <w:rPr>
-                <w:rFonts w:ascii="Times New Roman" w:hAnsi="Times New Roman" w:eastAsia="楷体"/>
-                <w:b w:val="0"/>
-                <w:color w:val="000000"/>
-                <w:sz w:val="18"/>
-              </w:rPr>
-              <w:t>文山壮族苗族自治州</w:t>
-            </w:r>
-          </w:p>
-        </w:tc>
-        <w:tc>
-          <w:tcPr>
-            <w:tcW w:type="dxa" w:w="1344"/>
-            <w:vAlign w:val="center"/>
-            <w:tcBorders>
-              <w:top w:val="single" w:sz="4" w:color="A6A6A6"/>
-              <w:left w:val="single" w:sz="4" w:color="A6A6A6"/>
-              <w:bottom w:val="single" w:sz="4" w:color="A6A6A6"/>
-              <w:right w:val="single" w:sz="4" w:color="A6A6A6"/>
-            </w:tcBorders>
-          </w:tcPr>
-          <w:p>
-            <w:pPr>
-              <w:spacing w:before="0" w:after="0" w:line="276" w:lineRule="auto"/>
-              <w:ind w:firstLine="0"/>
-              <w:jc w:val="center"/>
-            </w:pPr>
-            <w:r/>
-            <w:r>
-              <w:rPr>
-                <w:rFonts w:ascii="Times New Roman" w:hAnsi="Times New Roman" w:eastAsia="楷体"/>
-                <w:b w:val="0"/>
-                <w:color w:val="000000"/>
-                <w:sz w:val="18"/>
-              </w:rPr>
-              <w:t>1,632.64</w:t>
-            </w:r>
-          </w:p>
-        </w:tc>
-        <w:tc>
-          <w:tcPr>
-            <w:tcW w:type="dxa" w:w="1344"/>
-            <w:vAlign w:val="center"/>
-            <w:tcBorders>
-              <w:top w:val="single" w:sz="4" w:color="A6A6A6"/>
-              <w:left w:val="single" w:sz="4" w:color="A6A6A6"/>
-              <w:bottom w:val="single" w:sz="4" w:color="A6A6A6"/>
-              <w:right w:val="single" w:sz="4" w:color="A6A6A6"/>
-            </w:tcBorders>
-          </w:tcPr>
-          <w:p>
-            <w:pPr>
-              <w:spacing w:before="0" w:after="0" w:line="276" w:lineRule="auto"/>
-              <w:ind w:firstLine="0"/>
-              <w:jc w:val="center"/>
-            </w:pPr>
-            <w:r/>
-            <w:r>
-              <w:rPr>
-                <w:rFonts w:ascii="Times New Roman" w:hAnsi="Times New Roman" w:eastAsia="楷体"/>
-                <w:b w:val="0"/>
-                <w:color w:val="000000"/>
-                <w:sz w:val="18"/>
-              </w:rPr>
-              <w:t>4.85</w:t>
-            </w:r>
-          </w:p>
-        </w:tc>
-        <w:tc>
-          <w:tcPr>
-            <w:tcW w:type="dxa" w:w="1344"/>
-            <w:vAlign w:val="center"/>
-            <w:tcBorders>
-              <w:top w:val="single" w:sz="4" w:color="A6A6A6"/>
-              <w:left w:val="single" w:sz="4" w:color="A6A6A6"/>
-              <w:bottom w:val="single" w:sz="4" w:color="A6A6A6"/>
-              <w:right w:val="single" w:sz="4" w:color="A6A6A6"/>
-            </w:tcBorders>
-          </w:tcPr>
-          <w:p>
-            <w:pPr>
-              <w:spacing w:before="0" w:after="0" w:line="276" w:lineRule="auto"/>
-              <w:ind w:firstLine="0"/>
-              <w:jc w:val="center"/>
-            </w:pPr>
-            <w:r/>
-            <w:r>
-              <w:rPr>
-                <w:rFonts w:ascii="Times New Roman" w:hAnsi="Times New Roman" w:eastAsia="楷体"/>
-                <w:b w:val="0"/>
-                <w:color w:val="000000"/>
-                <w:sz w:val="18"/>
-              </w:rPr>
-              <w:t>5.30%</w:t>
-            </w:r>
-          </w:p>
-        </w:tc>
-        <w:tc>
-          <w:tcPr>
-            <w:tcW w:type="dxa" w:w="1344"/>
-            <w:vAlign w:val="center"/>
-            <w:tcBorders>
-              <w:top w:val="single" w:sz="4" w:color="A6A6A6"/>
-              <w:left w:val="single" w:sz="4" w:color="A6A6A6"/>
-              <w:bottom w:val="single" w:sz="4" w:color="A6A6A6"/>
-              <w:right w:val="single" w:sz="4" w:color="A6A6A6"/>
-            </w:tcBorders>
-          </w:tcPr>
-          <w:p>
-            <w:pPr>
-              <w:spacing w:before="0" w:after="0" w:line="276" w:lineRule="auto"/>
-              <w:ind w:firstLine="0"/>
-              <w:jc w:val="center"/>
-            </w:pPr>
-            <w:r/>
-            <w:r>
-              <w:rPr>
-                <w:rFonts w:ascii="Times New Roman" w:hAnsi="Times New Roman" w:eastAsia="楷体"/>
-                <w:b w:val="0"/>
-                <w:color w:val="000000"/>
-                <w:sz w:val="18"/>
-              </w:rPr>
-              <w:t>16.7:36:47.3</w:t>
-            </w:r>
-          </w:p>
-        </w:tc>
-        <w:tc>
-          <w:tcPr>
-            <w:tcW w:type="dxa" w:w="1344"/>
-            <w:vAlign w:val="center"/>
-            <w:tcBorders>
-              <w:top w:val="single" w:sz="4" w:color="A6A6A6"/>
-              <w:left w:val="single" w:sz="4" w:color="A6A6A6"/>
-              <w:bottom w:val="single" w:sz="4" w:color="A6A6A6"/>
-              <w:right w:val="single" w:sz="4" w:color="A6A6A6"/>
-            </w:tcBorders>
-          </w:tcPr>
-          <w:p>
-            <w:pPr>
-              <w:spacing w:before="0" w:after="0" w:line="276" w:lineRule="auto"/>
-              <w:ind w:firstLine="0"/>
-              <w:jc w:val="center"/>
-            </w:pPr>
-            <w:r/>
-            <w:r>
-              <w:rPr>
-                <w:rFonts w:ascii="Times New Roman" w:hAnsi="Times New Roman" w:eastAsia="楷体"/>
-                <w:b w:val="0"/>
-                <w:color w:val="000000"/>
-                <w:sz w:val="18"/>
-              </w:rPr>
-              <w:t>74.12</w:t>
-            </w:r>
-          </w:p>
-        </w:tc>
-        <w:tc>
-          <w:tcPr>
-            <w:tcW w:type="dxa" w:w="1344"/>
-            <w:vAlign w:val="center"/>
-            <w:tcBorders>
-              <w:top w:val="single" w:sz="4" w:color="A6A6A6"/>
-              <w:left w:val="single" w:sz="4" w:color="A6A6A6"/>
-              <w:bottom w:val="single" w:sz="4" w:color="A6A6A6"/>
-              <w:right w:val="single" w:sz="4" w:color="A6A6A6"/>
-            </w:tcBorders>
-          </w:tcPr>
-          <w:p>
-            <w:pPr>
-              <w:spacing w:before="0" w:after="0" w:line="276" w:lineRule="auto"/>
-              <w:ind w:firstLine="0"/>
-              <w:jc w:val="center"/>
-            </w:pPr>
-            <w:r/>
-            <w:r>
-              <w:rPr>
-                <w:rFonts w:ascii="Times New Roman" w:hAnsi="Times New Roman" w:eastAsia="楷体"/>
-                <w:b w:val="0"/>
-                <w:color w:val="000000"/>
-                <w:sz w:val="18"/>
-              </w:rPr>
-              <w:t>335.40</w:t>
-            </w:r>
-          </w:p>
-        </w:tc>
-      </w:tr>
-      <w:tr>
-        <w:tc>
-          <w:tcPr>
-            <w:tcW w:type="dxa" w:w="1344"/>
-            <w:vAlign w:val="center"/>
-            <w:tcBorders>
-              <w:top w:val="single" w:sz="4" w:color="A6A6A6"/>
-              <w:left w:val="single" w:sz="4" w:color="A6A6A6"/>
-              <w:bottom w:val="single" w:sz="4" w:color="A6A6A6"/>
-              <w:right w:val="single" w:sz="4" w:color="A6A6A6"/>
-            </w:tcBorders>
-          </w:tcPr>
-          <w:p>
-            <w:pPr>
-              <w:spacing w:before="0" w:after="0" w:line="276" w:lineRule="auto"/>
-              <w:ind w:firstLine="0"/>
-              <w:jc w:val="left"/>
-            </w:pPr>
-            <w:r/>
-            <w:r>
-              <w:rPr>
-                <w:rFonts w:ascii="Times New Roman" w:hAnsi="Times New Roman" w:eastAsia="楷体"/>
-                <w:b w:val="0"/>
-                <w:color w:val="000000"/>
-                <w:sz w:val="18"/>
-              </w:rPr>
-              <w:t>保山市</w:t>
-            </w:r>
-          </w:p>
-        </w:tc>
-        <w:tc>
-          <w:tcPr>
-            <w:tcW w:type="dxa" w:w="1344"/>
-            <w:vAlign w:val="center"/>
-            <w:tcBorders>
-              <w:top w:val="single" w:sz="4" w:color="A6A6A6"/>
-              <w:left w:val="single" w:sz="4" w:color="A6A6A6"/>
-              <w:bottom w:val="single" w:sz="4" w:color="A6A6A6"/>
-              <w:right w:val="single" w:sz="4" w:color="A6A6A6"/>
-            </w:tcBorders>
-          </w:tcPr>
-          <w:p>
-            <w:pPr>
-              <w:spacing w:before="0" w:after="0" w:line="276" w:lineRule="auto"/>
-              <w:ind w:firstLine="0"/>
-              <w:jc w:val="center"/>
-            </w:pPr>
-            <w:r/>
-            <w:r>
-              <w:rPr>
-                <w:rFonts w:ascii="Times New Roman" w:hAnsi="Times New Roman" w:eastAsia="楷体"/>
-                <w:b w:val="0"/>
-                <w:color w:val="000000"/>
-                <w:sz w:val="18"/>
-              </w:rPr>
-              <w:t>1,347.01</w:t>
-            </w:r>
-          </w:p>
-        </w:tc>
-        <w:tc>
-          <w:tcPr>
-            <w:tcW w:type="dxa" w:w="1344"/>
-            <w:vAlign w:val="center"/>
-            <w:tcBorders>
-              <w:top w:val="single" w:sz="4" w:color="A6A6A6"/>
-              <w:left w:val="single" w:sz="4" w:color="A6A6A6"/>
-              <w:bottom w:val="single" w:sz="4" w:color="A6A6A6"/>
-              <w:right w:val="single" w:sz="4" w:color="A6A6A6"/>
-            </w:tcBorders>
-          </w:tcPr>
-          <w:p>
-            <w:pPr>
-              <w:spacing w:before="0" w:after="0" w:line="276" w:lineRule="auto"/>
-              <w:ind w:firstLine="0"/>
-              <w:jc w:val="center"/>
-            </w:pPr>
-            <w:r/>
-            <w:r>
-              <w:rPr>
-                <w:rFonts w:ascii="Times New Roman" w:hAnsi="Times New Roman" w:eastAsia="楷体"/>
-                <w:b w:val="0"/>
-                <w:color w:val="000000"/>
-                <w:sz w:val="18"/>
-              </w:rPr>
-              <w:t>5.67</w:t>
-            </w:r>
-          </w:p>
-        </w:tc>
-        <w:tc>
-          <w:tcPr>
-            <w:tcW w:type="dxa" w:w="1344"/>
-            <w:vAlign w:val="center"/>
-            <w:tcBorders>
-              <w:top w:val="single" w:sz="4" w:color="A6A6A6"/>
-              <w:left w:val="single" w:sz="4" w:color="A6A6A6"/>
-              <w:bottom w:val="single" w:sz="4" w:color="A6A6A6"/>
-              <w:right w:val="single" w:sz="4" w:color="A6A6A6"/>
-            </w:tcBorders>
-          </w:tcPr>
-          <w:p>
-            <w:pPr>
-              <w:spacing w:before="0" w:after="0" w:line="276" w:lineRule="auto"/>
-              <w:ind w:firstLine="0"/>
-              <w:jc w:val="center"/>
-            </w:pPr>
-            <w:r/>
-            <w:r>
-              <w:rPr>
-                <w:rFonts w:ascii="Times New Roman" w:hAnsi="Times New Roman" w:eastAsia="楷体"/>
-                <w:b w:val="0"/>
-                <w:color w:val="000000"/>
-                <w:sz w:val="18"/>
-              </w:rPr>
-              <w:t>5.00%</w:t>
-            </w:r>
-          </w:p>
-        </w:tc>
-        <w:tc>
-          <w:tcPr>
-            <w:tcW w:type="dxa" w:w="1344"/>
-            <w:vAlign w:val="center"/>
-            <w:tcBorders>
-              <w:top w:val="single" w:sz="4" w:color="A6A6A6"/>
-              <w:left w:val="single" w:sz="4" w:color="A6A6A6"/>
-              <w:bottom w:val="single" w:sz="4" w:color="A6A6A6"/>
-              <w:right w:val="single" w:sz="4" w:color="A6A6A6"/>
-            </w:tcBorders>
-          </w:tcPr>
-          <w:p>
-            <w:pPr>
-              <w:spacing w:before="0" w:after="0" w:line="276" w:lineRule="auto"/>
-              <w:ind w:firstLine="0"/>
-              <w:jc w:val="center"/>
-            </w:pPr>
-            <w:r/>
-            <w:r>
-              <w:rPr>
-                <w:rFonts w:ascii="Times New Roman" w:hAnsi="Times New Roman" w:eastAsia="楷体"/>
-                <w:b w:val="0"/>
-                <w:color w:val="000000"/>
-                <w:sz w:val="18"/>
-              </w:rPr>
-              <w:t>22.3:32.3:45.4</w:t>
-            </w:r>
-          </w:p>
-        </w:tc>
-        <w:tc>
-          <w:tcPr>
-            <w:tcW w:type="dxa" w:w="1344"/>
-            <w:vAlign w:val="center"/>
-            <w:tcBorders>
-              <w:top w:val="single" w:sz="4" w:color="A6A6A6"/>
-              <w:left w:val="single" w:sz="4" w:color="A6A6A6"/>
-              <w:bottom w:val="single" w:sz="4" w:color="A6A6A6"/>
-              <w:right w:val="single" w:sz="4" w:color="A6A6A6"/>
-            </w:tcBorders>
-          </w:tcPr>
-          <w:p>
-            <w:pPr>
-              <w:spacing w:before="0" w:after="0" w:line="276" w:lineRule="auto"/>
-              <w:ind w:firstLine="0"/>
-              <w:jc w:val="center"/>
-            </w:pPr>
-            <w:r/>
-            <w:r>
-              <w:rPr>
-                <w:rFonts w:ascii="Times New Roman" w:hAnsi="Times New Roman" w:eastAsia="楷体"/>
-                <w:b w:val="0"/>
-                <w:color w:val="000000"/>
-                <w:sz w:val="18"/>
-              </w:rPr>
-              <w:t>65.42</w:t>
-            </w:r>
-          </w:p>
-        </w:tc>
-        <w:tc>
-          <w:tcPr>
-            <w:tcW w:type="dxa" w:w="1344"/>
-            <w:vAlign w:val="center"/>
-            <w:tcBorders>
-              <w:top w:val="single" w:sz="4" w:color="A6A6A6"/>
-              <w:left w:val="single" w:sz="4" w:color="A6A6A6"/>
-              <w:bottom w:val="single" w:sz="4" w:color="A6A6A6"/>
-              <w:right w:val="single" w:sz="4" w:color="A6A6A6"/>
-            </w:tcBorders>
-          </w:tcPr>
-          <w:p>
-            <w:pPr>
-              <w:spacing w:before="0" w:after="0" w:line="276" w:lineRule="auto"/>
-              <w:ind w:firstLine="0"/>
-              <w:jc w:val="center"/>
-            </w:pPr>
-            <w:r/>
-            <w:r>
-              <w:rPr>
-                <w:rFonts w:ascii="Times New Roman" w:hAnsi="Times New Roman" w:eastAsia="楷体"/>
-                <w:b w:val="0"/>
-                <w:color w:val="000000"/>
-                <w:sz w:val="18"/>
-              </w:rPr>
-              <w:t>237.40</w:t>
-            </w:r>
-          </w:p>
-        </w:tc>
-      </w:tr>
-      <w:tr>
-        <w:tc>
-          <w:tcPr>
-            <w:tcW w:type="dxa" w:w="1344"/>
-            <w:vAlign w:val="center"/>
-            <w:tcBorders>
-              <w:top w:val="single" w:sz="4" w:color="A6A6A6"/>
-              <w:left w:val="single" w:sz="4" w:color="A6A6A6"/>
-              <w:bottom w:val="single" w:sz="4" w:color="A6A6A6"/>
-              <w:right w:val="single" w:sz="4" w:color="A6A6A6"/>
-            </w:tcBorders>
-          </w:tcPr>
-          <w:p>
-            <w:pPr>
-              <w:spacing w:before="0" w:after="0" w:line="276" w:lineRule="auto"/>
-              <w:ind w:firstLine="0"/>
-              <w:jc w:val="left"/>
-            </w:pPr>
-            <w:r/>
-            <w:r>
-              <w:rPr>
-                <w:rFonts w:ascii="Times New Roman" w:hAnsi="Times New Roman" w:eastAsia="楷体"/>
-                <w:b w:val="0"/>
-                <w:color w:val="000000"/>
-                <w:sz w:val="18"/>
-              </w:rPr>
-              <w:t>普洱市</w:t>
-            </w:r>
-          </w:p>
-        </w:tc>
-        <w:tc>
-          <w:tcPr>
-            <w:tcW w:type="dxa" w:w="1344"/>
-            <w:vAlign w:val="center"/>
-            <w:tcBorders>
-              <w:top w:val="single" w:sz="4" w:color="A6A6A6"/>
-              <w:left w:val="single" w:sz="4" w:color="A6A6A6"/>
-              <w:bottom w:val="single" w:sz="4" w:color="A6A6A6"/>
-              <w:right w:val="single" w:sz="4" w:color="A6A6A6"/>
-            </w:tcBorders>
-          </w:tcPr>
-          <w:p>
-            <w:pPr>
-              <w:spacing w:before="0" w:after="0" w:line="276" w:lineRule="auto"/>
-              <w:ind w:firstLine="0"/>
-              <w:jc w:val="center"/>
-            </w:pPr>
-            <w:r/>
-            <w:r>
-              <w:rPr>
-                <w:rFonts w:ascii="Times New Roman" w:hAnsi="Times New Roman" w:eastAsia="楷体"/>
-                <w:b w:val="0"/>
-                <w:color w:val="000000"/>
-                <w:sz w:val="18"/>
-              </w:rPr>
-              <w:t>1,252.40</w:t>
-            </w:r>
-          </w:p>
-        </w:tc>
-        <w:tc>
-          <w:tcPr>
-            <w:tcW w:type="dxa" w:w="1344"/>
-            <w:vAlign w:val="center"/>
-            <w:tcBorders>
-              <w:top w:val="single" w:sz="4" w:color="A6A6A6"/>
-              <w:left w:val="single" w:sz="4" w:color="A6A6A6"/>
-              <w:bottom w:val="single" w:sz="4" w:color="A6A6A6"/>
-              <w:right w:val="single" w:sz="4" w:color="A6A6A6"/>
-            </w:tcBorders>
-          </w:tcPr>
-          <w:p>
-            <w:pPr>
-              <w:spacing w:before="0" w:after="0" w:line="276" w:lineRule="auto"/>
-              <w:ind w:firstLine="0"/>
-              <w:jc w:val="center"/>
-            </w:pPr>
-            <w:r/>
-            <w:r>
-              <w:rPr>
-                <w:rFonts w:ascii="Times New Roman" w:hAnsi="Times New Roman" w:eastAsia="楷体"/>
-                <w:b w:val="0"/>
-                <w:color w:val="000000"/>
-                <w:sz w:val="18"/>
-              </w:rPr>
-              <w:t>5.39</w:t>
-            </w:r>
-          </w:p>
-        </w:tc>
-        <w:tc>
-          <w:tcPr>
-            <w:tcW w:type="dxa" w:w="1344"/>
-            <w:vAlign w:val="center"/>
-            <w:tcBorders>
-              <w:top w:val="single" w:sz="4" w:color="A6A6A6"/>
-              <w:left w:val="single" w:sz="4" w:color="A6A6A6"/>
-              <w:bottom w:val="single" w:sz="4" w:color="A6A6A6"/>
-              <w:right w:val="single" w:sz="4" w:color="A6A6A6"/>
-            </w:tcBorders>
-          </w:tcPr>
-          <w:p>
-            <w:pPr>
-              <w:spacing w:before="0" w:after="0" w:line="276" w:lineRule="auto"/>
-              <w:ind w:firstLine="0"/>
-              <w:jc w:val="center"/>
-            </w:pPr>
-            <w:r/>
-            <w:r>
-              <w:rPr>
-                <w:rFonts w:ascii="Times New Roman" w:hAnsi="Times New Roman" w:eastAsia="楷体"/>
-                <w:b w:val="0"/>
-                <w:color w:val="000000"/>
-                <w:sz w:val="18"/>
-              </w:rPr>
-              <w:t>5.10%</w:t>
-            </w:r>
-          </w:p>
-        </w:tc>
-        <w:tc>
-          <w:tcPr>
-            <w:tcW w:type="dxa" w:w="1344"/>
-            <w:vAlign w:val="center"/>
-            <w:tcBorders>
-              <w:top w:val="single" w:sz="4" w:color="A6A6A6"/>
-              <w:left w:val="single" w:sz="4" w:color="A6A6A6"/>
-              <w:bottom w:val="single" w:sz="4" w:color="A6A6A6"/>
-              <w:right w:val="single" w:sz="4" w:color="A6A6A6"/>
-            </w:tcBorders>
-          </w:tcPr>
-          <w:p>
-            <w:pPr>
-              <w:spacing w:before="0" w:after="0" w:line="276" w:lineRule="auto"/>
-              <w:ind w:firstLine="0"/>
-              <w:jc w:val="center"/>
-            </w:pPr>
-            <w:r/>
-            <w:r>
-              <w:rPr>
-                <w:rFonts w:ascii="Times New Roman" w:hAnsi="Times New Roman" w:eastAsia="楷体"/>
-                <w:b w:val="0"/>
-                <w:color w:val="000000"/>
-                <w:sz w:val="18"/>
-              </w:rPr>
-              <w:t>23.2:23.2:53.6</w:t>
-            </w:r>
-          </w:p>
-        </w:tc>
-        <w:tc>
-          <w:tcPr>
-            <w:tcW w:type="dxa" w:w="1344"/>
-            <w:vAlign w:val="center"/>
-            <w:tcBorders>
-              <w:top w:val="single" w:sz="4" w:color="A6A6A6"/>
-              <w:left w:val="single" w:sz="4" w:color="A6A6A6"/>
-              <w:bottom w:val="single" w:sz="4" w:color="A6A6A6"/>
-              <w:right w:val="single" w:sz="4" w:color="A6A6A6"/>
-            </w:tcBorders>
-          </w:tcPr>
-          <w:p>
-            <w:pPr>
-              <w:spacing w:before="0" w:after="0" w:line="276" w:lineRule="auto"/>
-              <w:ind w:firstLine="0"/>
-              <w:jc w:val="center"/>
-            </w:pPr>
-            <w:r/>
-            <w:r>
-              <w:rPr>
-                <w:rFonts w:ascii="Times New Roman" w:hAnsi="Times New Roman" w:eastAsia="楷体"/>
-                <w:b w:val="0"/>
-                <w:color w:val="000000"/>
-                <w:sz w:val="18"/>
-              </w:rPr>
-              <w:t>62.57</w:t>
-            </w:r>
-          </w:p>
-        </w:tc>
-        <w:tc>
-          <w:tcPr>
-            <w:tcW w:type="dxa" w:w="1344"/>
-            <w:vAlign w:val="center"/>
-            <w:tcBorders>
-              <w:top w:val="single" w:sz="4" w:color="A6A6A6"/>
-              <w:left w:val="single" w:sz="4" w:color="A6A6A6"/>
-              <w:bottom w:val="single" w:sz="4" w:color="A6A6A6"/>
-              <w:right w:val="single" w:sz="4" w:color="A6A6A6"/>
-            </w:tcBorders>
-          </w:tcPr>
-          <w:p>
-            <w:pPr>
-              <w:spacing w:before="0" w:after="0" w:line="276" w:lineRule="auto"/>
-              <w:ind w:firstLine="0"/>
-              <w:jc w:val="center"/>
-            </w:pPr>
-            <w:r/>
-            <w:r>
-              <w:rPr>
-                <w:rFonts w:ascii="Times New Roman" w:hAnsi="Times New Roman" w:eastAsia="楷体"/>
-                <w:b w:val="0"/>
-                <w:color w:val="000000"/>
-                <w:sz w:val="18"/>
-              </w:rPr>
-              <w:t>230.70</w:t>
-            </w:r>
-          </w:p>
-        </w:tc>
-      </w:tr>
-      <w:tr>
-        <w:tc>
-          <w:tcPr>
-            <w:tcW w:type="dxa" w:w="1344"/>
-            <w:vAlign w:val="center"/>
-            <w:tcBorders>
-              <w:top w:val="single" w:sz="4" w:color="A6A6A6"/>
-              <w:left w:val="single" w:sz="4" w:color="A6A6A6"/>
-              <w:bottom w:val="single" w:sz="4" w:color="A6A6A6"/>
-              <w:right w:val="single" w:sz="4" w:color="A6A6A6"/>
-            </w:tcBorders>
-          </w:tcPr>
-          <w:p>
-            <w:pPr>
-              <w:spacing w:before="0" w:after="0" w:line="276" w:lineRule="auto"/>
-              <w:ind w:firstLine="0"/>
-              <w:jc w:val="left"/>
-            </w:pPr>
-            <w:r/>
-            <w:r>
-              <w:rPr>
-                <w:rFonts w:ascii="Times New Roman" w:hAnsi="Times New Roman" w:eastAsia="楷体"/>
-                <w:b w:val="0"/>
-                <w:color w:val="000000"/>
-                <w:sz w:val="18"/>
-              </w:rPr>
-              <w:t>临沧市</w:t>
-            </w:r>
-          </w:p>
-        </w:tc>
-        <w:tc>
-          <w:tcPr>
-            <w:tcW w:type="dxa" w:w="1344"/>
-            <w:vAlign w:val="center"/>
-            <w:tcBorders>
-              <w:top w:val="single" w:sz="4" w:color="A6A6A6"/>
-              <w:left w:val="single" w:sz="4" w:color="A6A6A6"/>
-              <w:bottom w:val="single" w:sz="4" w:color="A6A6A6"/>
-              <w:right w:val="single" w:sz="4" w:color="A6A6A6"/>
-            </w:tcBorders>
-          </w:tcPr>
-          <w:p>
-            <w:pPr>
-              <w:spacing w:before="0" w:after="0" w:line="276" w:lineRule="auto"/>
-              <w:ind w:firstLine="0"/>
-              <w:jc w:val="center"/>
-            </w:pPr>
-            <w:r/>
-            <w:r>
-              <w:rPr>
-                <w:rFonts w:ascii="Times New Roman" w:hAnsi="Times New Roman" w:eastAsia="楷体"/>
-                <w:b w:val="0"/>
-                <w:color w:val="000000"/>
-                <w:sz w:val="18"/>
-              </w:rPr>
-              <w:t>1,127.75</w:t>
-            </w:r>
-          </w:p>
-        </w:tc>
-        <w:tc>
-          <w:tcPr>
-            <w:tcW w:type="dxa" w:w="1344"/>
-            <w:vAlign w:val="center"/>
-            <w:tcBorders>
-              <w:top w:val="single" w:sz="4" w:color="A6A6A6"/>
-              <w:left w:val="single" w:sz="4" w:color="A6A6A6"/>
-              <w:bottom w:val="single" w:sz="4" w:color="A6A6A6"/>
-              <w:right w:val="single" w:sz="4" w:color="A6A6A6"/>
-            </w:tcBorders>
-          </w:tcPr>
-          <w:p>
-            <w:pPr>
-              <w:spacing w:before="0" w:after="0" w:line="276" w:lineRule="auto"/>
-              <w:ind w:firstLine="0"/>
-              <w:jc w:val="center"/>
-            </w:pPr>
-            <w:r/>
-            <w:r>
-              <w:rPr>
-                <w:rFonts w:ascii="Times New Roman" w:hAnsi="Times New Roman" w:eastAsia="楷体"/>
-                <w:b w:val="0"/>
-                <w:color w:val="000000"/>
-                <w:sz w:val="18"/>
-              </w:rPr>
-              <w:t>5.17</w:t>
-            </w:r>
-          </w:p>
-        </w:tc>
-        <w:tc>
-          <w:tcPr>
-            <w:tcW w:type="dxa" w:w="1344"/>
-            <w:vAlign w:val="center"/>
-            <w:tcBorders>
-              <w:top w:val="single" w:sz="4" w:color="A6A6A6"/>
-              <w:left w:val="single" w:sz="4" w:color="A6A6A6"/>
-              <w:bottom w:val="single" w:sz="4" w:color="A6A6A6"/>
-              <w:right w:val="single" w:sz="4" w:color="A6A6A6"/>
-            </w:tcBorders>
-          </w:tcPr>
-          <w:p>
-            <w:pPr>
-              <w:spacing w:before="0" w:after="0" w:line="276" w:lineRule="auto"/>
-              <w:ind w:firstLine="0"/>
-              <w:jc w:val="center"/>
-            </w:pPr>
-            <w:r/>
-            <w:r>
-              <w:rPr>
-                <w:rFonts w:ascii="Times New Roman" w:hAnsi="Times New Roman" w:eastAsia="楷体"/>
-                <w:b w:val="0"/>
-                <w:color w:val="000000"/>
-                <w:sz w:val="18"/>
-              </w:rPr>
-              <w:t>0.20%</w:t>
-            </w:r>
-          </w:p>
-        </w:tc>
-        <w:tc>
-          <w:tcPr>
-            <w:tcW w:type="dxa" w:w="1344"/>
-            <w:vAlign w:val="center"/>
-            <w:tcBorders>
-              <w:top w:val="single" w:sz="4" w:color="A6A6A6"/>
-              <w:left w:val="single" w:sz="4" w:color="A6A6A6"/>
-              <w:bottom w:val="single" w:sz="4" w:color="A6A6A6"/>
-              <w:right w:val="single" w:sz="4" w:color="A6A6A6"/>
-            </w:tcBorders>
-          </w:tcPr>
-          <w:p>
-            <w:pPr>
-              <w:spacing w:before="0" w:after="0" w:line="276" w:lineRule="auto"/>
-              <w:ind w:firstLine="0"/>
-              <w:jc w:val="center"/>
-            </w:pPr>
-            <w:r/>
-            <w:r>
-              <w:rPr>
-                <w:rFonts w:ascii="Times New Roman" w:hAnsi="Times New Roman" w:eastAsia="楷体"/>
-                <w:b w:val="0"/>
-                <w:color w:val="000000"/>
-                <w:sz w:val="18"/>
-              </w:rPr>
-              <w:t>30.7:20.6:48.7</w:t>
-            </w:r>
-          </w:p>
-        </w:tc>
-        <w:tc>
-          <w:tcPr>
-            <w:tcW w:type="dxa" w:w="1344"/>
-            <w:vAlign w:val="center"/>
-            <w:tcBorders>
-              <w:top w:val="single" w:sz="4" w:color="A6A6A6"/>
-              <w:left w:val="single" w:sz="4" w:color="A6A6A6"/>
-              <w:bottom w:val="single" w:sz="4" w:color="A6A6A6"/>
-              <w:right w:val="single" w:sz="4" w:color="A6A6A6"/>
-            </w:tcBorders>
-          </w:tcPr>
-          <w:p>
-            <w:pPr>
-              <w:spacing w:before="0" w:after="0" w:line="276" w:lineRule="auto"/>
-              <w:ind w:firstLine="0"/>
-              <w:jc w:val="center"/>
-            </w:pPr>
-            <w:r/>
-            <w:r>
-              <w:rPr>
-                <w:rFonts w:ascii="Times New Roman" w:hAnsi="Times New Roman" w:eastAsia="楷体"/>
-                <w:b w:val="0"/>
-                <w:color w:val="000000"/>
-                <w:sz w:val="18"/>
-              </w:rPr>
-              <w:t>51.54</w:t>
-            </w:r>
-          </w:p>
-        </w:tc>
-        <w:tc>
-          <w:tcPr>
-            <w:tcW w:type="dxa" w:w="1344"/>
-            <w:vAlign w:val="center"/>
-            <w:tcBorders>
-              <w:top w:val="single" w:sz="4" w:color="A6A6A6"/>
-              <w:left w:val="single" w:sz="4" w:color="A6A6A6"/>
-              <w:bottom w:val="single" w:sz="4" w:color="A6A6A6"/>
-              <w:right w:val="single" w:sz="4" w:color="A6A6A6"/>
-            </w:tcBorders>
-          </w:tcPr>
-          <w:p>
-            <w:pPr>
-              <w:spacing w:before="0" w:after="0" w:line="276" w:lineRule="auto"/>
-              <w:ind w:firstLine="0"/>
-              <w:jc w:val="center"/>
-            </w:pPr>
-            <w:r/>
-            <w:r>
-              <w:rPr>
-                <w:rFonts w:ascii="Times New Roman" w:hAnsi="Times New Roman" w:eastAsia="楷体"/>
-                <w:b w:val="0"/>
-                <w:color w:val="000000"/>
-                <w:sz w:val="18"/>
-              </w:rPr>
-              <w:t>217.10</w:t>
-            </w:r>
-          </w:p>
-        </w:tc>
-      </w:tr>
-      <w:tr>
-        <w:tc>
-          <w:tcPr>
-            <w:tcW w:type="dxa" w:w="1344"/>
-            <w:vAlign w:val="center"/>
-            <w:tcBorders>
-              <w:top w:val="single" w:sz="4" w:color="A6A6A6"/>
-              <w:left w:val="single" w:sz="4" w:color="A6A6A6"/>
-              <w:bottom w:val="single" w:sz="4" w:color="A6A6A6"/>
-              <w:right w:val="single" w:sz="4" w:color="A6A6A6"/>
-            </w:tcBorders>
-          </w:tcPr>
-          <w:p>
-            <w:pPr>
-              <w:spacing w:before="0" w:after="0" w:line="276" w:lineRule="auto"/>
-              <w:ind w:firstLine="0"/>
-              <w:jc w:val="left"/>
-            </w:pPr>
-            <w:r/>
-            <w:r>
-              <w:rPr>
-                <w:rFonts w:ascii="Times New Roman" w:hAnsi="Times New Roman" w:eastAsia="楷体"/>
-                <w:b w:val="0"/>
-                <w:color w:val="000000"/>
-                <w:sz w:val="18"/>
-              </w:rPr>
-              <w:t>西双版纳傣族自治州</w:t>
-            </w:r>
-          </w:p>
-        </w:tc>
-        <w:tc>
-          <w:tcPr>
-            <w:tcW w:type="dxa" w:w="1344"/>
-            <w:vAlign w:val="center"/>
-            <w:tcBorders>
-              <w:top w:val="single" w:sz="4" w:color="A6A6A6"/>
-              <w:left w:val="single" w:sz="4" w:color="A6A6A6"/>
-              <w:bottom w:val="single" w:sz="4" w:color="A6A6A6"/>
-              <w:right w:val="single" w:sz="4" w:color="A6A6A6"/>
-            </w:tcBorders>
-          </w:tcPr>
-          <w:p>
-            <w:pPr>
-              <w:spacing w:before="0" w:after="0" w:line="276" w:lineRule="auto"/>
-              <w:ind w:firstLine="0"/>
-              <w:jc w:val="center"/>
-            </w:pPr>
-            <w:r/>
-            <w:r>
-              <w:rPr>
-                <w:rFonts w:ascii="Times New Roman" w:hAnsi="Times New Roman" w:eastAsia="楷体"/>
-                <w:b w:val="0"/>
-                <w:color w:val="000000"/>
-                <w:sz w:val="18"/>
-              </w:rPr>
-              <w:t>940.83</w:t>
-            </w:r>
-          </w:p>
-        </w:tc>
-        <w:tc>
-          <w:tcPr>
-            <w:tcW w:type="dxa" w:w="1344"/>
-            <w:vAlign w:val="center"/>
-            <w:tcBorders>
-              <w:top w:val="single" w:sz="4" w:color="A6A6A6"/>
-              <w:left w:val="single" w:sz="4" w:color="A6A6A6"/>
-              <w:bottom w:val="single" w:sz="4" w:color="A6A6A6"/>
-              <w:right w:val="single" w:sz="4" w:color="A6A6A6"/>
-            </w:tcBorders>
-          </w:tcPr>
-          <w:p>
-            <w:pPr>
-              <w:spacing w:before="0" w:after="0" w:line="276" w:lineRule="auto"/>
-              <w:ind w:firstLine="0"/>
-              <w:jc w:val="center"/>
-            </w:pPr>
-            <w:r/>
-            <w:r>
-              <w:rPr>
-                <w:rFonts w:ascii="Times New Roman" w:hAnsi="Times New Roman" w:eastAsia="楷体"/>
-                <w:b w:val="0"/>
-                <w:color w:val="000000"/>
-                <w:sz w:val="18"/>
-              </w:rPr>
-              <w:t>6.98</w:t>
-            </w:r>
-          </w:p>
-        </w:tc>
-        <w:tc>
-          <w:tcPr>
-            <w:tcW w:type="dxa" w:w="1344"/>
-            <w:vAlign w:val="center"/>
-            <w:tcBorders>
-              <w:top w:val="single" w:sz="4" w:color="A6A6A6"/>
-              <w:left w:val="single" w:sz="4" w:color="A6A6A6"/>
-              <w:bottom w:val="single" w:sz="4" w:color="A6A6A6"/>
-              <w:right w:val="single" w:sz="4" w:color="A6A6A6"/>
-            </w:tcBorders>
-          </w:tcPr>
-          <w:p>
-            <w:pPr>
-              <w:spacing w:before="0" w:after="0" w:line="276" w:lineRule="auto"/>
-              <w:ind w:firstLine="0"/>
-              <w:jc w:val="center"/>
-            </w:pPr>
-            <w:r/>
-            <w:r>
-              <w:rPr>
-                <w:rFonts w:ascii="Times New Roman" w:hAnsi="Times New Roman" w:eastAsia="楷体"/>
-                <w:b w:val="0"/>
-                <w:color w:val="000000"/>
-                <w:sz w:val="18"/>
-              </w:rPr>
-              <w:t>4.40%</w:t>
-            </w:r>
-          </w:p>
-        </w:tc>
-        <w:tc>
-          <w:tcPr>
-            <w:tcW w:type="dxa" w:w="1344"/>
-            <w:vAlign w:val="center"/>
-            <w:tcBorders>
-              <w:top w:val="single" w:sz="4" w:color="A6A6A6"/>
-              <w:left w:val="single" w:sz="4" w:color="A6A6A6"/>
-              <w:bottom w:val="single" w:sz="4" w:color="A6A6A6"/>
-              <w:right w:val="single" w:sz="4" w:color="A6A6A6"/>
-            </w:tcBorders>
-          </w:tcPr>
-          <w:p>
-            <w:pPr>
-              <w:spacing w:before="0" w:after="0" w:line="276" w:lineRule="auto"/>
-              <w:ind w:firstLine="0"/>
-              <w:jc w:val="center"/>
-            </w:pPr>
-            <w:r/>
-            <w:r>
-              <w:rPr>
-                <w:rFonts w:ascii="Times New Roman" w:hAnsi="Times New Roman" w:eastAsia="楷体"/>
-                <w:b w:val="0"/>
-                <w:color w:val="000000"/>
-                <w:sz w:val="18"/>
-              </w:rPr>
-              <w:t>21.1:23:55.9</w:t>
-            </w:r>
-          </w:p>
-        </w:tc>
-        <w:tc>
-          <w:tcPr>
-            <w:tcW w:type="dxa" w:w="1344"/>
-            <w:vAlign w:val="center"/>
-            <w:tcBorders>
-              <w:top w:val="single" w:sz="4" w:color="A6A6A6"/>
-              <w:left w:val="single" w:sz="4" w:color="A6A6A6"/>
-              <w:bottom w:val="single" w:sz="4" w:color="A6A6A6"/>
-              <w:right w:val="single" w:sz="4" w:color="A6A6A6"/>
-            </w:tcBorders>
-          </w:tcPr>
-          <w:p>
-            <w:pPr>
-              <w:spacing w:before="0" w:after="0" w:line="276" w:lineRule="auto"/>
-              <w:ind w:firstLine="0"/>
-              <w:jc w:val="center"/>
-            </w:pPr>
-            <w:r/>
-            <w:r>
-              <w:rPr>
-                <w:rFonts w:ascii="Times New Roman" w:hAnsi="Times New Roman" w:eastAsia="楷体"/>
-                <w:b w:val="0"/>
-                <w:color w:val="000000"/>
-                <w:sz w:val="18"/>
-              </w:rPr>
-              <w:t>39.92</w:t>
-            </w:r>
-          </w:p>
-        </w:tc>
-        <w:tc>
-          <w:tcPr>
-            <w:tcW w:type="dxa" w:w="1344"/>
-            <w:vAlign w:val="center"/>
-            <w:tcBorders>
-              <w:top w:val="single" w:sz="4" w:color="A6A6A6"/>
-              <w:left w:val="single" w:sz="4" w:color="A6A6A6"/>
-              <w:bottom w:val="single" w:sz="4" w:color="A6A6A6"/>
-              <w:right w:val="single" w:sz="4" w:color="A6A6A6"/>
-            </w:tcBorders>
-          </w:tcPr>
-          <w:p>
-            <w:pPr>
-              <w:spacing w:before="0" w:after="0" w:line="276" w:lineRule="auto"/>
-              <w:ind w:firstLine="0"/>
-              <w:jc w:val="center"/>
-            </w:pPr>
-            <w:r/>
-            <w:r>
-              <w:rPr>
-                <w:rFonts w:ascii="Times New Roman" w:hAnsi="Times New Roman" w:eastAsia="楷体"/>
-                <w:b w:val="0"/>
-                <w:color w:val="000000"/>
-                <w:sz w:val="18"/>
-              </w:rPr>
-              <w:t>135.90</w:t>
-            </w:r>
-          </w:p>
-        </w:tc>
-      </w:tr>
-      <w:tr>
-        <w:tc>
-          <w:tcPr>
-            <w:tcW w:type="dxa" w:w="1344"/>
-            <w:vAlign w:val="center"/>
-            <w:tcBorders>
-              <w:top w:val="single" w:sz="4" w:color="A6A6A6"/>
-              <w:left w:val="single" w:sz="4" w:color="A6A6A6"/>
-              <w:bottom w:val="single" w:sz="4" w:color="A6A6A6"/>
-              <w:right w:val="single" w:sz="4" w:color="A6A6A6"/>
-            </w:tcBorders>
-          </w:tcPr>
-          <w:p>
-            <w:pPr>
-              <w:spacing w:before="0" w:after="0" w:line="276" w:lineRule="auto"/>
-              <w:ind w:firstLine="0"/>
-              <w:jc w:val="left"/>
-            </w:pPr>
-            <w:r/>
-            <w:r>
-              <w:rPr>
-                <w:rFonts w:ascii="Times New Roman" w:hAnsi="Times New Roman" w:eastAsia="楷体"/>
-                <w:b w:val="0"/>
-                <w:color w:val="000000"/>
-                <w:sz w:val="18"/>
-              </w:rPr>
-              <w:t>丽江市</w:t>
-            </w:r>
-          </w:p>
-        </w:tc>
-        <w:tc>
-          <w:tcPr>
-            <w:tcW w:type="dxa" w:w="1344"/>
-            <w:vAlign w:val="center"/>
-            <w:tcBorders>
-              <w:top w:val="single" w:sz="4" w:color="A6A6A6"/>
-              <w:left w:val="single" w:sz="4" w:color="A6A6A6"/>
-              <w:bottom w:val="single" w:sz="4" w:color="A6A6A6"/>
-              <w:right w:val="single" w:sz="4" w:color="A6A6A6"/>
-            </w:tcBorders>
-          </w:tcPr>
-          <w:p>
-            <w:pPr>
-              <w:spacing w:before="0" w:after="0" w:line="276" w:lineRule="auto"/>
-              <w:ind w:firstLine="0"/>
-              <w:jc w:val="center"/>
-            </w:pPr>
-            <w:r/>
-            <w:r>
-              <w:rPr>
-                <w:rFonts w:ascii="Times New Roman" w:hAnsi="Times New Roman" w:eastAsia="楷体"/>
-                <w:b w:val="0"/>
-                <w:color w:val="000000"/>
-                <w:sz w:val="18"/>
-              </w:rPr>
-              <w:t>744.27</w:t>
+              <w:t>3,777.60</w:t>
             </w:r>
           </w:p>
         </w:tc>
@@ -2909,7 +1064,7 @@
                 <w:color w:val="000000"/>
                 <w:sz w:val="18"/>
               </w:rPr>
-              <w:t>4.50%</w:t>
+              <w:t>5.60%</w:t>
             </w:r>
           </w:p>
         </w:tc>
@@ -2938,7 +1093,7 @@
                 <w:color w:val="000000"/>
                 <w:sz w:val="18"/>
               </w:rPr>
-              <w:t>11.9:33.9:54.2</w:t>
+              <w:t>11.3:29.7:59</w:t>
             </w:r>
           </w:p>
         </w:tc>
@@ -2967,7 +1122,7 @@
                 <w:color w:val="000000"/>
                 <w:sz w:val="18"/>
               </w:rPr>
-              <w:t>56.78</w:t>
+              <w:t>201.00</w:t>
             </w:r>
           </w:p>
         </w:tc>
@@ -3027,7 +1182,7 @@
                 <w:color w:val="000000"/>
                 <w:sz w:val="18"/>
               </w:rPr>
-              <w:t>德宏傣族景颇族自治州</w:t>
+              <w:t>安庆市</w:t>
             </w:r>
           </w:p>
         </w:tc>
@@ -3056,7 +1211,7 @@
                 <w:color w:val="000000"/>
                 <w:sz w:val="18"/>
               </w:rPr>
-              <w:t>648.07</w:t>
+              <w:t>3,306.08</w:t>
             </w:r>
           </w:p>
         </w:tc>
@@ -3085,7 +1240,7 @@
                 <w:color w:val="000000"/>
                 <w:sz w:val="18"/>
               </w:rPr>
-              <w:t>—</w:t>
+              <w:t>8.07</w:t>
             </w:r>
           </w:p>
         </w:tc>
@@ -3114,7 +1269,7 @@
                 <w:color w:val="000000"/>
                 <w:sz w:val="18"/>
               </w:rPr>
-              <w:t>4.00%</w:t>
+              <w:t>5.70%</w:t>
             </w:r>
           </w:p>
         </w:tc>
@@ -3172,7 +1327,7 @@
                 <w:color w:val="000000"/>
                 <w:sz w:val="18"/>
               </w:rPr>
-              <w:t>35.59</w:t>
+              <w:t>210.50</w:t>
             </w:r>
           </w:p>
         </w:tc>
@@ -3232,7 +1387,7 @@
                 <w:color w:val="000000"/>
                 <w:sz w:val="18"/>
               </w:rPr>
-              <w:t>迪庆藏族自治州</w:t>
+              <w:t>马鞍山市</w:t>
             </w:r>
           </w:p>
         </w:tc>
@@ -3261,7 +1416,7 @@
                 <w:color w:val="000000"/>
                 <w:sz w:val="18"/>
               </w:rPr>
-              <w:t>316.65</w:t>
+              <w:t>2,920.90</w:t>
             </w:r>
           </w:p>
         </w:tc>
@@ -3319,7 +1474,7 @@
                 <w:color w:val="000000"/>
                 <w:sz w:val="18"/>
               </w:rPr>
-              <w:t>3.00%</w:t>
+              <w:t>6.00%</w:t>
             </w:r>
           </w:p>
         </w:tc>
@@ -3348,7 +1503,7 @@
                 <w:color w:val="000000"/>
                 <w:sz w:val="18"/>
               </w:rPr>
-              <w:t xml:space="preserve"> </w:t>
+              <w:t>3.9:41.3:54.8</w:t>
             </w:r>
           </w:p>
         </w:tc>
@@ -3377,7 +1532,7 @@
                 <w:color w:val="000000"/>
                 <w:sz w:val="18"/>
               </w:rPr>
-              <w:t>18.49</w:t>
+              <w:t>225.60</w:t>
             </w:r>
           </w:p>
         </w:tc>
@@ -3437,7 +1592,7 @@
                 <w:color w:val="000000"/>
                 <w:sz w:val="18"/>
               </w:rPr>
-              <w:t>怒江傈僳族自治州</w:t>
+              <w:t>亳州市</w:t>
             </w:r>
           </w:p>
         </w:tc>
@@ -3466,7 +1621,7 @@
                 <w:color w:val="000000"/>
                 <w:sz w:val="18"/>
               </w:rPr>
-              <w:t>288.98</w:t>
+              <w:t>2,621.10</w:t>
             </w:r>
           </w:p>
         </w:tc>
@@ -3495,7 +1650,7 @@
                 <w:color w:val="000000"/>
                 <w:sz w:val="18"/>
               </w:rPr>
-              <w:t>5.30</w:t>
+              <w:t>—</w:t>
             </w:r>
           </w:p>
         </w:tc>
@@ -3524,7 +1679,7 @@
                 <w:color w:val="000000"/>
                 <w:sz w:val="18"/>
               </w:rPr>
-              <w:t>3.30%</w:t>
+              <w:t>4.80%</w:t>
             </w:r>
           </w:p>
         </w:tc>
@@ -3582,7 +1737,1852 @@
                 <w:color w:val="000000"/>
                 <w:sz w:val="18"/>
               </w:rPr>
-              <w:t>14.34</w:t>
+              <w:t>173.90</w:t>
+            </w:r>
+          </w:p>
+        </w:tc>
+        <w:tc>
+          <w:tcPr>
+            <w:tcW w:type="dxa" w:w="1344"/>
+            <w:vAlign w:val="center"/>
+            <w:tcBorders>
+              <w:top w:val="single" w:sz="4" w:color="A6A6A6"/>
+              <w:left w:val="single" w:sz="4" w:color="A6A6A6"/>
+              <w:bottom w:val="single" w:sz="4" w:color="A6A6A6"/>
+              <w:right w:val="single" w:sz="4" w:color="A6A6A6"/>
+            </w:tcBorders>
+          </w:tcPr>
+          <w:p>
+            <w:pPr>
+              <w:spacing w:before="0" w:after="0" w:line="276" w:lineRule="auto"/>
+              <w:ind w:firstLine="0"/>
+              <w:jc w:val="center"/>
+            </w:pPr>
+            <w:r/>
+            <w:r>
+              <w:rPr>
+                <w:rFonts w:ascii="Times New Roman" w:hAnsi="Times New Roman" w:eastAsia="楷体"/>
+                <w:b w:val="0"/>
+                <w:color w:val="000000"/>
+                <w:sz w:val="18"/>
+              </w:rPr>
+              <w:t>—</w:t>
+            </w:r>
+          </w:p>
+        </w:tc>
+      </w:tr>
+      <w:tr>
+        <w:tc>
+          <w:tcPr>
+            <w:tcW w:type="dxa" w:w="1344"/>
+            <w:vAlign w:val="center"/>
+            <w:tcBorders>
+              <w:top w:val="single" w:sz="4" w:color="A6A6A6"/>
+              <w:left w:val="single" w:sz="4" w:color="A6A6A6"/>
+              <w:bottom w:val="single" w:sz="4" w:color="A6A6A6"/>
+              <w:right w:val="single" w:sz="4" w:color="A6A6A6"/>
+            </w:tcBorders>
+          </w:tcPr>
+          <w:p>
+            <w:pPr>
+              <w:spacing w:before="0" w:after="0" w:line="276" w:lineRule="auto"/>
+              <w:ind w:firstLine="0"/>
+              <w:jc w:val="left"/>
+            </w:pPr>
+            <w:r/>
+            <w:r>
+              <w:rPr>
+                <w:rFonts w:ascii="Times New Roman" w:hAnsi="Times New Roman" w:eastAsia="楷体"/>
+                <w:b w:val="0"/>
+                <w:color w:val="000000"/>
+                <w:sz w:val="18"/>
+              </w:rPr>
+              <w:t>宿州市</w:t>
+            </w:r>
+          </w:p>
+        </w:tc>
+        <w:tc>
+          <w:tcPr>
+            <w:tcW w:type="dxa" w:w="1344"/>
+            <w:vAlign w:val="center"/>
+            <w:tcBorders>
+              <w:top w:val="single" w:sz="4" w:color="A6A6A6"/>
+              <w:left w:val="single" w:sz="4" w:color="A6A6A6"/>
+              <w:bottom w:val="single" w:sz="4" w:color="A6A6A6"/>
+              <w:right w:val="single" w:sz="4" w:color="A6A6A6"/>
+            </w:tcBorders>
+          </w:tcPr>
+          <w:p>
+            <w:pPr>
+              <w:spacing w:before="0" w:after="0" w:line="276" w:lineRule="auto"/>
+              <w:ind w:firstLine="0"/>
+              <w:jc w:val="center"/>
+            </w:pPr>
+            <w:r/>
+            <w:r>
+              <w:rPr>
+                <w:rFonts w:ascii="Times New Roman" w:hAnsi="Times New Roman" w:eastAsia="楷体"/>
+                <w:b w:val="0"/>
+                <w:color w:val="000000"/>
+                <w:sz w:val="18"/>
+              </w:rPr>
+              <w:t>2,538.40</w:t>
+            </w:r>
+          </w:p>
+        </w:tc>
+        <w:tc>
+          <w:tcPr>
+            <w:tcW w:type="dxa" w:w="1344"/>
+            <w:vAlign w:val="center"/>
+            <w:tcBorders>
+              <w:top w:val="single" w:sz="4" w:color="A6A6A6"/>
+              <w:left w:val="single" w:sz="4" w:color="A6A6A6"/>
+              <w:bottom w:val="single" w:sz="4" w:color="A6A6A6"/>
+              <w:right w:val="single" w:sz="4" w:color="A6A6A6"/>
+            </w:tcBorders>
+          </w:tcPr>
+          <w:p>
+            <w:pPr>
+              <w:spacing w:before="0" w:after="0" w:line="276" w:lineRule="auto"/>
+              <w:ind w:firstLine="0"/>
+              <w:jc w:val="center"/>
+            </w:pPr>
+            <w:r/>
+            <w:r>
+              <w:rPr>
+                <w:rFonts w:ascii="Times New Roman" w:hAnsi="Times New Roman" w:eastAsia="楷体"/>
+                <w:b w:val="0"/>
+                <w:color w:val="000000"/>
+                <w:sz w:val="18"/>
+              </w:rPr>
+              <w:t>4.90</w:t>
+            </w:r>
+          </w:p>
+        </w:tc>
+        <w:tc>
+          <w:tcPr>
+            <w:tcW w:type="dxa" w:w="1344"/>
+            <w:vAlign w:val="center"/>
+            <w:tcBorders>
+              <w:top w:val="single" w:sz="4" w:color="A6A6A6"/>
+              <w:left w:val="single" w:sz="4" w:color="A6A6A6"/>
+              <w:bottom w:val="single" w:sz="4" w:color="A6A6A6"/>
+              <w:right w:val="single" w:sz="4" w:color="A6A6A6"/>
+            </w:tcBorders>
+          </w:tcPr>
+          <w:p>
+            <w:pPr>
+              <w:spacing w:before="0" w:after="0" w:line="276" w:lineRule="auto"/>
+              <w:ind w:firstLine="0"/>
+              <w:jc w:val="center"/>
+            </w:pPr>
+            <w:r/>
+            <w:r>
+              <w:rPr>
+                <w:rFonts w:ascii="Times New Roman" w:hAnsi="Times New Roman" w:eastAsia="楷体"/>
+                <w:b w:val="0"/>
+                <w:color w:val="000000"/>
+                <w:sz w:val="18"/>
+              </w:rPr>
+              <w:t>4.70%</w:t>
+            </w:r>
+          </w:p>
+        </w:tc>
+        <w:tc>
+          <w:tcPr>
+            <w:tcW w:type="dxa" w:w="1344"/>
+            <w:vAlign w:val="center"/>
+            <w:tcBorders>
+              <w:top w:val="single" w:sz="4" w:color="A6A6A6"/>
+              <w:left w:val="single" w:sz="4" w:color="A6A6A6"/>
+              <w:bottom w:val="single" w:sz="4" w:color="A6A6A6"/>
+              <w:right w:val="single" w:sz="4" w:color="A6A6A6"/>
+            </w:tcBorders>
+          </w:tcPr>
+          <w:p>
+            <w:pPr>
+              <w:spacing w:before="0" w:after="0" w:line="276" w:lineRule="auto"/>
+              <w:ind w:firstLine="0"/>
+              <w:jc w:val="center"/>
+            </w:pPr>
+            <w:r/>
+            <w:r>
+              <w:rPr>
+                <w:rFonts w:ascii="Times New Roman" w:hAnsi="Times New Roman" w:eastAsia="楷体"/>
+                <w:b w:val="0"/>
+                <w:color w:val="000000"/>
+                <w:sz w:val="18"/>
+              </w:rPr>
+              <w:t>14:30.1:55.9</w:t>
+            </w:r>
+          </w:p>
+        </w:tc>
+        <w:tc>
+          <w:tcPr>
+            <w:tcW w:type="dxa" w:w="1344"/>
+            <w:vAlign w:val="center"/>
+            <w:tcBorders>
+              <w:top w:val="single" w:sz="4" w:color="A6A6A6"/>
+              <w:left w:val="single" w:sz="4" w:color="A6A6A6"/>
+              <w:bottom w:val="single" w:sz="4" w:color="A6A6A6"/>
+              <w:right w:val="single" w:sz="4" w:color="A6A6A6"/>
+            </w:tcBorders>
+          </w:tcPr>
+          <w:p>
+            <w:pPr>
+              <w:spacing w:before="0" w:after="0" w:line="276" w:lineRule="auto"/>
+              <w:ind w:firstLine="0"/>
+              <w:jc w:val="center"/>
+            </w:pPr>
+            <w:r/>
+            <w:r>
+              <w:rPr>
+                <w:rFonts w:ascii="Times New Roman" w:hAnsi="Times New Roman" w:eastAsia="楷体"/>
+                <w:b w:val="0"/>
+                <w:color w:val="000000"/>
+                <w:sz w:val="18"/>
+              </w:rPr>
+              <w:t>151.37</w:t>
+            </w:r>
+          </w:p>
+        </w:tc>
+        <w:tc>
+          <w:tcPr>
+            <w:tcW w:type="dxa" w:w="1344"/>
+            <w:vAlign w:val="center"/>
+            <w:tcBorders>
+              <w:top w:val="single" w:sz="4" w:color="A6A6A6"/>
+              <w:left w:val="single" w:sz="4" w:color="A6A6A6"/>
+              <w:bottom w:val="single" w:sz="4" w:color="A6A6A6"/>
+              <w:right w:val="single" w:sz="4" w:color="A6A6A6"/>
+            </w:tcBorders>
+          </w:tcPr>
+          <w:p>
+            <w:pPr>
+              <w:spacing w:before="0" w:after="0" w:line="276" w:lineRule="auto"/>
+              <w:ind w:firstLine="0"/>
+              <w:jc w:val="center"/>
+            </w:pPr>
+            <w:r/>
+            <w:r>
+              <w:rPr>
+                <w:rFonts w:ascii="Times New Roman" w:hAnsi="Times New Roman" w:eastAsia="楷体"/>
+                <w:b w:val="0"/>
+                <w:color w:val="000000"/>
+                <w:sz w:val="18"/>
+              </w:rPr>
+              <w:t>—</w:t>
+            </w:r>
+          </w:p>
+        </w:tc>
+      </w:tr>
+      <w:tr>
+        <w:tc>
+          <w:tcPr>
+            <w:tcW w:type="dxa" w:w="1344"/>
+            <w:vAlign w:val="center"/>
+            <w:tcBorders>
+              <w:top w:val="single" w:sz="4" w:color="A6A6A6"/>
+              <w:left w:val="single" w:sz="4" w:color="A6A6A6"/>
+              <w:bottom w:val="single" w:sz="4" w:color="A6A6A6"/>
+              <w:right w:val="single" w:sz="4" w:color="A6A6A6"/>
+            </w:tcBorders>
+          </w:tcPr>
+          <w:p>
+            <w:pPr>
+              <w:spacing w:before="0" w:after="0" w:line="276" w:lineRule="auto"/>
+              <w:ind w:firstLine="0"/>
+              <w:jc w:val="left"/>
+            </w:pPr>
+            <w:r/>
+            <w:r>
+              <w:rPr>
+                <w:rFonts w:ascii="Times New Roman" w:hAnsi="Times New Roman" w:eastAsia="楷体"/>
+                <w:b w:val="0"/>
+                <w:color w:val="000000"/>
+                <w:sz w:val="18"/>
+              </w:rPr>
+              <w:t>蚌埠市</w:t>
+            </w:r>
+          </w:p>
+        </w:tc>
+        <w:tc>
+          <w:tcPr>
+            <w:tcW w:type="dxa" w:w="1344"/>
+            <w:vAlign w:val="center"/>
+            <w:tcBorders>
+              <w:top w:val="single" w:sz="4" w:color="A6A6A6"/>
+              <w:left w:val="single" w:sz="4" w:color="A6A6A6"/>
+              <w:bottom w:val="single" w:sz="4" w:color="A6A6A6"/>
+              <w:right w:val="single" w:sz="4" w:color="A6A6A6"/>
+            </w:tcBorders>
+          </w:tcPr>
+          <w:p>
+            <w:pPr>
+              <w:spacing w:before="0" w:after="0" w:line="276" w:lineRule="auto"/>
+              <w:ind w:firstLine="0"/>
+              <w:jc w:val="center"/>
+            </w:pPr>
+            <w:r/>
+            <w:r>
+              <w:rPr>
+                <w:rFonts w:ascii="Times New Roman" w:hAnsi="Times New Roman" w:eastAsia="楷体"/>
+                <w:b w:val="0"/>
+                <w:color w:val="000000"/>
+                <w:sz w:val="18"/>
+              </w:rPr>
+              <w:t>2,421.10</w:t>
+            </w:r>
+          </w:p>
+        </w:tc>
+        <w:tc>
+          <w:tcPr>
+            <w:tcW w:type="dxa" w:w="1344"/>
+            <w:vAlign w:val="center"/>
+            <w:tcBorders>
+              <w:top w:val="single" w:sz="4" w:color="A6A6A6"/>
+              <w:left w:val="single" w:sz="4" w:color="A6A6A6"/>
+              <w:bottom w:val="single" w:sz="4" w:color="A6A6A6"/>
+              <w:right w:val="single" w:sz="4" w:color="A6A6A6"/>
+            </w:tcBorders>
+          </w:tcPr>
+          <w:p>
+            <w:pPr>
+              <w:spacing w:before="0" w:after="0" w:line="276" w:lineRule="auto"/>
+              <w:ind w:firstLine="0"/>
+              <w:jc w:val="center"/>
+            </w:pPr>
+            <w:r/>
+            <w:r>
+              <w:rPr>
+                <w:rFonts w:ascii="Times New Roman" w:hAnsi="Times New Roman" w:eastAsia="楷体"/>
+                <w:b w:val="0"/>
+                <w:color w:val="000000"/>
+                <w:sz w:val="18"/>
+              </w:rPr>
+              <w:t>—</w:t>
+            </w:r>
+          </w:p>
+        </w:tc>
+        <w:tc>
+          <w:tcPr>
+            <w:tcW w:type="dxa" w:w="1344"/>
+            <w:vAlign w:val="center"/>
+            <w:tcBorders>
+              <w:top w:val="single" w:sz="4" w:color="A6A6A6"/>
+              <w:left w:val="single" w:sz="4" w:color="A6A6A6"/>
+              <w:bottom w:val="single" w:sz="4" w:color="A6A6A6"/>
+              <w:right w:val="single" w:sz="4" w:color="A6A6A6"/>
+            </w:tcBorders>
+          </w:tcPr>
+          <w:p>
+            <w:pPr>
+              <w:spacing w:before="0" w:after="0" w:line="276" w:lineRule="auto"/>
+              <w:ind w:firstLine="0"/>
+              <w:jc w:val="center"/>
+            </w:pPr>
+            <w:r/>
+            <w:r>
+              <w:rPr>
+                <w:rFonts w:ascii="Times New Roman" w:hAnsi="Times New Roman" w:eastAsia="楷体"/>
+                <w:b w:val="0"/>
+                <w:color w:val="000000"/>
+                <w:sz w:val="18"/>
+              </w:rPr>
+              <w:t>5.50%</w:t>
+            </w:r>
+          </w:p>
+        </w:tc>
+        <w:tc>
+          <w:tcPr>
+            <w:tcW w:type="dxa" w:w="1344"/>
+            <w:vAlign w:val="center"/>
+            <w:tcBorders>
+              <w:top w:val="single" w:sz="4" w:color="A6A6A6"/>
+              <w:left w:val="single" w:sz="4" w:color="A6A6A6"/>
+              <w:bottom w:val="single" w:sz="4" w:color="A6A6A6"/>
+              <w:right w:val="single" w:sz="4" w:color="A6A6A6"/>
+            </w:tcBorders>
+          </w:tcPr>
+          <w:p>
+            <w:pPr>
+              <w:spacing w:before="0" w:after="0" w:line="276" w:lineRule="auto"/>
+              <w:ind w:firstLine="0"/>
+              <w:jc w:val="center"/>
+            </w:pPr>
+            <w:r/>
+            <w:r>
+              <w:rPr>
+                <w:rFonts w:ascii="Times New Roman" w:hAnsi="Times New Roman" w:eastAsia="楷体"/>
+                <w:b w:val="0"/>
+                <w:color w:val="000000"/>
+                <w:sz w:val="18"/>
+              </w:rPr>
+              <w:t>11.7:30.3:58</w:t>
+            </w:r>
+          </w:p>
+        </w:tc>
+        <w:tc>
+          <w:tcPr>
+            <w:tcW w:type="dxa" w:w="1344"/>
+            <w:vAlign w:val="center"/>
+            <w:tcBorders>
+              <w:top w:val="single" w:sz="4" w:color="A6A6A6"/>
+              <w:left w:val="single" w:sz="4" w:color="A6A6A6"/>
+              <w:bottom w:val="single" w:sz="4" w:color="A6A6A6"/>
+              <w:right w:val="single" w:sz="4" w:color="A6A6A6"/>
+            </w:tcBorders>
+          </w:tcPr>
+          <w:p>
+            <w:pPr>
+              <w:spacing w:before="0" w:after="0" w:line="276" w:lineRule="auto"/>
+              <w:ind w:firstLine="0"/>
+              <w:jc w:val="center"/>
+            </w:pPr>
+            <w:r/>
+            <w:r>
+              <w:rPr>
+                <w:rFonts w:ascii="Times New Roman" w:hAnsi="Times New Roman" w:eastAsia="楷体"/>
+                <w:b w:val="0"/>
+                <w:color w:val="000000"/>
+                <w:sz w:val="18"/>
+              </w:rPr>
+              <w:t>190.72</w:t>
+            </w:r>
+          </w:p>
+        </w:tc>
+        <w:tc>
+          <w:tcPr>
+            <w:tcW w:type="dxa" w:w="1344"/>
+            <w:vAlign w:val="center"/>
+            <w:tcBorders>
+              <w:top w:val="single" w:sz="4" w:color="A6A6A6"/>
+              <w:left w:val="single" w:sz="4" w:color="A6A6A6"/>
+              <w:bottom w:val="single" w:sz="4" w:color="A6A6A6"/>
+              <w:right w:val="single" w:sz="4" w:color="A6A6A6"/>
+            </w:tcBorders>
+          </w:tcPr>
+          <w:p>
+            <w:pPr>
+              <w:spacing w:before="0" w:after="0" w:line="276" w:lineRule="auto"/>
+              <w:ind w:firstLine="0"/>
+              <w:jc w:val="center"/>
+            </w:pPr>
+            <w:r/>
+            <w:r>
+              <w:rPr>
+                <w:rFonts w:ascii="Times New Roman" w:hAnsi="Times New Roman" w:eastAsia="楷体"/>
+                <w:b w:val="0"/>
+                <w:color w:val="000000"/>
+                <w:sz w:val="18"/>
+              </w:rPr>
+              <w:t>—</w:t>
+            </w:r>
+          </w:p>
+        </w:tc>
+      </w:tr>
+      <w:tr>
+        <w:tc>
+          <w:tcPr>
+            <w:tcW w:type="dxa" w:w="1344"/>
+            <w:vAlign w:val="center"/>
+            <w:tcBorders>
+              <w:top w:val="single" w:sz="4" w:color="A6A6A6"/>
+              <w:left w:val="single" w:sz="4" w:color="A6A6A6"/>
+              <w:bottom w:val="single" w:sz="4" w:color="A6A6A6"/>
+              <w:right w:val="single" w:sz="4" w:color="A6A6A6"/>
+            </w:tcBorders>
+          </w:tcPr>
+          <w:p>
+            <w:pPr>
+              <w:spacing w:before="0" w:after="0" w:line="276" w:lineRule="auto"/>
+              <w:ind w:firstLine="0"/>
+              <w:jc w:val="left"/>
+            </w:pPr>
+            <w:r/>
+            <w:r>
+              <w:rPr>
+                <w:rFonts w:ascii="Times New Roman" w:hAnsi="Times New Roman" w:eastAsia="楷体"/>
+                <w:b w:val="0"/>
+                <w:color w:val="000000"/>
+                <w:sz w:val="18"/>
+              </w:rPr>
+              <w:t>六安市</w:t>
+            </w:r>
+          </w:p>
+        </w:tc>
+        <w:tc>
+          <w:tcPr>
+            <w:tcW w:type="dxa" w:w="1344"/>
+            <w:vAlign w:val="center"/>
+            <w:tcBorders>
+              <w:top w:val="single" w:sz="4" w:color="A6A6A6"/>
+              <w:left w:val="single" w:sz="4" w:color="A6A6A6"/>
+              <w:bottom w:val="single" w:sz="4" w:color="A6A6A6"/>
+              <w:right w:val="single" w:sz="4" w:color="A6A6A6"/>
+            </w:tcBorders>
+          </w:tcPr>
+          <w:p>
+            <w:pPr>
+              <w:spacing w:before="0" w:after="0" w:line="276" w:lineRule="auto"/>
+              <w:ind w:firstLine="0"/>
+              <w:jc w:val="center"/>
+            </w:pPr>
+            <w:r/>
+            <w:r>
+              <w:rPr>
+                <w:rFonts w:ascii="Times New Roman" w:hAnsi="Times New Roman" w:eastAsia="楷体"/>
+                <w:b w:val="0"/>
+                <w:color w:val="000000"/>
+                <w:sz w:val="18"/>
+              </w:rPr>
+              <w:t>2,407.30</w:t>
+            </w:r>
+          </w:p>
+        </w:tc>
+        <w:tc>
+          <w:tcPr>
+            <w:tcW w:type="dxa" w:w="1344"/>
+            <w:vAlign w:val="center"/>
+            <w:tcBorders>
+              <w:top w:val="single" w:sz="4" w:color="A6A6A6"/>
+              <w:left w:val="single" w:sz="4" w:color="A6A6A6"/>
+              <w:bottom w:val="single" w:sz="4" w:color="A6A6A6"/>
+              <w:right w:val="single" w:sz="4" w:color="A6A6A6"/>
+            </w:tcBorders>
+          </w:tcPr>
+          <w:p>
+            <w:pPr>
+              <w:spacing w:before="0" w:after="0" w:line="276" w:lineRule="auto"/>
+              <w:ind w:firstLine="0"/>
+              <w:jc w:val="center"/>
+            </w:pPr>
+            <w:r/>
+            <w:r>
+              <w:rPr>
+                <w:rFonts w:ascii="Times New Roman" w:hAnsi="Times New Roman" w:eastAsia="楷体"/>
+                <w:b w:val="0"/>
+                <w:color w:val="000000"/>
+                <w:sz w:val="18"/>
+              </w:rPr>
+              <w:t>—</w:t>
+            </w:r>
+          </w:p>
+        </w:tc>
+        <w:tc>
+          <w:tcPr>
+            <w:tcW w:type="dxa" w:w="1344"/>
+            <w:vAlign w:val="center"/>
+            <w:tcBorders>
+              <w:top w:val="single" w:sz="4" w:color="A6A6A6"/>
+              <w:left w:val="single" w:sz="4" w:color="A6A6A6"/>
+              <w:bottom w:val="single" w:sz="4" w:color="A6A6A6"/>
+              <w:right w:val="single" w:sz="4" w:color="A6A6A6"/>
+            </w:tcBorders>
+          </w:tcPr>
+          <w:p>
+            <w:pPr>
+              <w:spacing w:before="0" w:after="0" w:line="276" w:lineRule="auto"/>
+              <w:ind w:firstLine="0"/>
+              <w:jc w:val="center"/>
+            </w:pPr>
+            <w:r/>
+            <w:r>
+              <w:rPr>
+                <w:rFonts w:ascii="Times New Roman" w:hAnsi="Times New Roman" w:eastAsia="楷体"/>
+                <w:b w:val="0"/>
+                <w:color w:val="000000"/>
+                <w:sz w:val="18"/>
+              </w:rPr>
+              <w:t>5.40%</w:t>
+            </w:r>
+          </w:p>
+        </w:tc>
+        <w:tc>
+          <w:tcPr>
+            <w:tcW w:type="dxa" w:w="1344"/>
+            <w:vAlign w:val="center"/>
+            <w:tcBorders>
+              <w:top w:val="single" w:sz="4" w:color="A6A6A6"/>
+              <w:left w:val="single" w:sz="4" w:color="A6A6A6"/>
+              <w:bottom w:val="single" w:sz="4" w:color="A6A6A6"/>
+              <w:right w:val="single" w:sz="4" w:color="A6A6A6"/>
+            </w:tcBorders>
+          </w:tcPr>
+          <w:p>
+            <w:pPr>
+              <w:spacing w:before="0" w:after="0" w:line="276" w:lineRule="auto"/>
+              <w:ind w:firstLine="0"/>
+              <w:jc w:val="center"/>
+            </w:pPr>
+            <w:r/>
+            <w:r>
+              <w:rPr>
+                <w:rFonts w:ascii="Times New Roman" w:hAnsi="Times New Roman" w:eastAsia="楷体"/>
+                <w:b w:val="0"/>
+                <w:color w:val="000000"/>
+                <w:sz w:val="18"/>
+              </w:rPr>
+              <w:t>11.9:35:53.1</w:t>
+            </w:r>
+          </w:p>
+        </w:tc>
+        <w:tc>
+          <w:tcPr>
+            <w:tcW w:type="dxa" w:w="1344"/>
+            <w:vAlign w:val="center"/>
+            <w:tcBorders>
+              <w:top w:val="single" w:sz="4" w:color="A6A6A6"/>
+              <w:left w:val="single" w:sz="4" w:color="A6A6A6"/>
+              <w:bottom w:val="single" w:sz="4" w:color="A6A6A6"/>
+              <w:right w:val="single" w:sz="4" w:color="A6A6A6"/>
+            </w:tcBorders>
+          </w:tcPr>
+          <w:p>
+            <w:pPr>
+              <w:spacing w:before="0" w:after="0" w:line="276" w:lineRule="auto"/>
+              <w:ind w:firstLine="0"/>
+              <w:jc w:val="center"/>
+            </w:pPr>
+            <w:r/>
+            <w:r>
+              <w:rPr>
+                <w:rFonts w:ascii="Times New Roman" w:hAnsi="Times New Roman" w:eastAsia="楷体"/>
+                <w:b w:val="0"/>
+                <w:color w:val="000000"/>
+                <w:sz w:val="18"/>
+              </w:rPr>
+              <w:t>184.20</w:t>
+            </w:r>
+          </w:p>
+        </w:tc>
+        <w:tc>
+          <w:tcPr>
+            <w:tcW w:type="dxa" w:w="1344"/>
+            <w:vAlign w:val="center"/>
+            <w:tcBorders>
+              <w:top w:val="single" w:sz="4" w:color="A6A6A6"/>
+              <w:left w:val="single" w:sz="4" w:color="A6A6A6"/>
+              <w:bottom w:val="single" w:sz="4" w:color="A6A6A6"/>
+              <w:right w:val="single" w:sz="4" w:color="A6A6A6"/>
+            </w:tcBorders>
+          </w:tcPr>
+          <w:p>
+            <w:pPr>
+              <w:spacing w:before="0" w:after="0" w:line="276" w:lineRule="auto"/>
+              <w:ind w:firstLine="0"/>
+              <w:jc w:val="center"/>
+            </w:pPr>
+            <w:r/>
+            <w:r>
+              <w:rPr>
+                <w:rFonts w:ascii="Times New Roman" w:hAnsi="Times New Roman" w:eastAsia="楷体"/>
+                <w:b w:val="0"/>
+                <w:color w:val="000000"/>
+                <w:sz w:val="18"/>
+              </w:rPr>
+              <w:t>—</w:t>
+            </w:r>
+          </w:p>
+        </w:tc>
+      </w:tr>
+      <w:tr>
+        <w:tc>
+          <w:tcPr>
+            <w:tcW w:type="dxa" w:w="1344"/>
+            <w:vAlign w:val="center"/>
+            <w:tcBorders>
+              <w:top w:val="single" w:sz="4" w:color="A6A6A6"/>
+              <w:left w:val="single" w:sz="4" w:color="A6A6A6"/>
+              <w:bottom w:val="single" w:sz="4" w:color="A6A6A6"/>
+              <w:right w:val="single" w:sz="4" w:color="A6A6A6"/>
+            </w:tcBorders>
+          </w:tcPr>
+          <w:p>
+            <w:pPr>
+              <w:spacing w:before="0" w:after="0" w:line="276" w:lineRule="auto"/>
+              <w:ind w:firstLine="0"/>
+              <w:jc w:val="left"/>
+            </w:pPr>
+            <w:r/>
+            <w:r>
+              <w:rPr>
+                <w:rFonts w:ascii="Times New Roman" w:hAnsi="Times New Roman" w:eastAsia="楷体"/>
+                <w:b w:val="0"/>
+                <w:color w:val="000000"/>
+                <w:sz w:val="18"/>
+              </w:rPr>
+              <w:t>宣城市</w:t>
+            </w:r>
+          </w:p>
+        </w:tc>
+        <w:tc>
+          <w:tcPr>
+            <w:tcW w:type="dxa" w:w="1344"/>
+            <w:vAlign w:val="center"/>
+            <w:tcBorders>
+              <w:top w:val="single" w:sz="4" w:color="A6A6A6"/>
+              <w:left w:val="single" w:sz="4" w:color="A6A6A6"/>
+              <w:bottom w:val="single" w:sz="4" w:color="A6A6A6"/>
+              <w:right w:val="single" w:sz="4" w:color="A6A6A6"/>
+            </w:tcBorders>
+          </w:tcPr>
+          <w:p>
+            <w:pPr>
+              <w:spacing w:before="0" w:after="0" w:line="276" w:lineRule="auto"/>
+              <w:ind w:firstLine="0"/>
+              <w:jc w:val="center"/>
+            </w:pPr>
+            <w:r/>
+            <w:r>
+              <w:rPr>
+                <w:rFonts w:ascii="Times New Roman" w:hAnsi="Times New Roman" w:eastAsia="楷体"/>
+                <w:b w:val="0"/>
+                <w:color w:val="000000"/>
+                <w:sz w:val="18"/>
+              </w:rPr>
+              <w:t>2,148.60</w:t>
+            </w:r>
+          </w:p>
+        </w:tc>
+        <w:tc>
+          <w:tcPr>
+            <w:tcW w:type="dxa" w:w="1344"/>
+            <w:vAlign w:val="center"/>
+            <w:tcBorders>
+              <w:top w:val="single" w:sz="4" w:color="A6A6A6"/>
+              <w:left w:val="single" w:sz="4" w:color="A6A6A6"/>
+              <w:bottom w:val="single" w:sz="4" w:color="A6A6A6"/>
+              <w:right w:val="single" w:sz="4" w:color="A6A6A6"/>
+            </w:tcBorders>
+          </w:tcPr>
+          <w:p>
+            <w:pPr>
+              <w:spacing w:before="0" w:after="0" w:line="276" w:lineRule="auto"/>
+              <w:ind w:firstLine="0"/>
+              <w:jc w:val="center"/>
+            </w:pPr>
+            <w:r/>
+            <w:r>
+              <w:rPr>
+                <w:rFonts w:ascii="Times New Roman" w:hAnsi="Times New Roman" w:eastAsia="楷体"/>
+                <w:b w:val="0"/>
+                <w:color w:val="000000"/>
+                <w:sz w:val="18"/>
+              </w:rPr>
+              <w:t>—</w:t>
+            </w:r>
+          </w:p>
+        </w:tc>
+        <w:tc>
+          <w:tcPr>
+            <w:tcW w:type="dxa" w:w="1344"/>
+            <w:vAlign w:val="center"/>
+            <w:tcBorders>
+              <w:top w:val="single" w:sz="4" w:color="A6A6A6"/>
+              <w:left w:val="single" w:sz="4" w:color="A6A6A6"/>
+              <w:bottom w:val="single" w:sz="4" w:color="A6A6A6"/>
+              <w:right w:val="single" w:sz="4" w:color="A6A6A6"/>
+            </w:tcBorders>
+          </w:tcPr>
+          <w:p>
+            <w:pPr>
+              <w:spacing w:before="0" w:after="0" w:line="276" w:lineRule="auto"/>
+              <w:ind w:firstLine="0"/>
+              <w:jc w:val="center"/>
+            </w:pPr>
+            <w:r/>
+            <w:r>
+              <w:rPr>
+                <w:rFonts w:ascii="Times New Roman" w:hAnsi="Times New Roman" w:eastAsia="楷体"/>
+                <w:b w:val="0"/>
+                <w:color w:val="000000"/>
+                <w:sz w:val="18"/>
+              </w:rPr>
+              <w:t>6.00%</w:t>
+            </w:r>
+          </w:p>
+        </w:tc>
+        <w:tc>
+          <w:tcPr>
+            <w:tcW w:type="dxa" w:w="1344"/>
+            <w:vAlign w:val="center"/>
+            <w:tcBorders>
+              <w:top w:val="single" w:sz="4" w:color="A6A6A6"/>
+              <w:left w:val="single" w:sz="4" w:color="A6A6A6"/>
+              <w:bottom w:val="single" w:sz="4" w:color="A6A6A6"/>
+              <w:right w:val="single" w:sz="4" w:color="A6A6A6"/>
+            </w:tcBorders>
+          </w:tcPr>
+          <w:p>
+            <w:pPr>
+              <w:spacing w:before="0" w:after="0" w:line="276" w:lineRule="auto"/>
+              <w:ind w:firstLine="0"/>
+              <w:jc w:val="center"/>
+            </w:pPr>
+            <w:r/>
+            <w:r>
+              <w:rPr>
+                <w:rFonts w:ascii="Times New Roman" w:hAnsi="Times New Roman" w:eastAsia="楷体"/>
+                <w:b w:val="0"/>
+                <w:color w:val="000000"/>
+                <w:sz w:val="18"/>
+              </w:rPr>
+              <w:t>8.7:43.1:48.2</w:t>
+            </w:r>
+          </w:p>
+        </w:tc>
+        <w:tc>
+          <w:tcPr>
+            <w:tcW w:type="dxa" w:w="1344"/>
+            <w:vAlign w:val="center"/>
+            <w:tcBorders>
+              <w:top w:val="single" w:sz="4" w:color="A6A6A6"/>
+              <w:left w:val="single" w:sz="4" w:color="A6A6A6"/>
+              <w:bottom w:val="single" w:sz="4" w:color="A6A6A6"/>
+              <w:right w:val="single" w:sz="4" w:color="A6A6A6"/>
+            </w:tcBorders>
+          </w:tcPr>
+          <w:p>
+            <w:pPr>
+              <w:spacing w:before="0" w:after="0" w:line="276" w:lineRule="auto"/>
+              <w:ind w:firstLine="0"/>
+              <w:jc w:val="center"/>
+            </w:pPr>
+            <w:r/>
+            <w:r>
+              <w:rPr>
+                <w:rFonts w:ascii="Times New Roman" w:hAnsi="Times New Roman" w:eastAsia="楷体"/>
+                <w:b w:val="0"/>
+                <w:color w:val="000000"/>
+                <w:sz w:val="18"/>
+              </w:rPr>
+              <w:t>200.10</w:t>
+            </w:r>
+          </w:p>
+        </w:tc>
+        <w:tc>
+          <w:tcPr>
+            <w:tcW w:type="dxa" w:w="1344"/>
+            <w:vAlign w:val="center"/>
+            <w:tcBorders>
+              <w:top w:val="single" w:sz="4" w:color="A6A6A6"/>
+              <w:left w:val="single" w:sz="4" w:color="A6A6A6"/>
+              <w:bottom w:val="single" w:sz="4" w:color="A6A6A6"/>
+              <w:right w:val="single" w:sz="4" w:color="A6A6A6"/>
+            </w:tcBorders>
+          </w:tcPr>
+          <w:p>
+            <w:pPr>
+              <w:spacing w:before="0" w:after="0" w:line="276" w:lineRule="auto"/>
+              <w:ind w:firstLine="0"/>
+              <w:jc w:val="center"/>
+            </w:pPr>
+            <w:r/>
+            <w:r>
+              <w:rPr>
+                <w:rFonts w:ascii="Times New Roman" w:hAnsi="Times New Roman" w:eastAsia="楷体"/>
+                <w:b w:val="0"/>
+                <w:color w:val="000000"/>
+                <w:sz w:val="18"/>
+              </w:rPr>
+              <w:t>—</w:t>
+            </w:r>
+          </w:p>
+        </w:tc>
+      </w:tr>
+      <w:tr>
+        <w:tc>
+          <w:tcPr>
+            <w:tcW w:type="dxa" w:w="1344"/>
+            <w:vAlign w:val="center"/>
+            <w:tcBorders>
+              <w:top w:val="single" w:sz="4" w:color="A6A6A6"/>
+              <w:left w:val="single" w:sz="4" w:color="A6A6A6"/>
+              <w:bottom w:val="single" w:sz="4" w:color="A6A6A6"/>
+              <w:right w:val="single" w:sz="4" w:color="A6A6A6"/>
+            </w:tcBorders>
+          </w:tcPr>
+          <w:p>
+            <w:pPr>
+              <w:spacing w:before="0" w:after="0" w:line="276" w:lineRule="auto"/>
+              <w:ind w:firstLine="0"/>
+              <w:jc w:val="left"/>
+            </w:pPr>
+            <w:r/>
+            <w:r>
+              <w:rPr>
+                <w:rFonts w:ascii="Times New Roman" w:hAnsi="Times New Roman" w:eastAsia="楷体"/>
+                <w:b w:val="0"/>
+                <w:color w:val="000000"/>
+                <w:sz w:val="18"/>
+              </w:rPr>
+              <w:t>淮南市</w:t>
+            </w:r>
+          </w:p>
+        </w:tc>
+        <w:tc>
+          <w:tcPr>
+            <w:tcW w:type="dxa" w:w="1344"/>
+            <w:vAlign w:val="center"/>
+            <w:tcBorders>
+              <w:top w:val="single" w:sz="4" w:color="A6A6A6"/>
+              <w:left w:val="single" w:sz="4" w:color="A6A6A6"/>
+              <w:bottom w:val="single" w:sz="4" w:color="A6A6A6"/>
+              <w:right w:val="single" w:sz="4" w:color="A6A6A6"/>
+            </w:tcBorders>
+          </w:tcPr>
+          <w:p>
+            <w:pPr>
+              <w:spacing w:before="0" w:after="0" w:line="276" w:lineRule="auto"/>
+              <w:ind w:firstLine="0"/>
+              <w:jc w:val="center"/>
+            </w:pPr>
+            <w:r/>
+            <w:r>
+              <w:rPr>
+                <w:rFonts w:ascii="Times New Roman" w:hAnsi="Times New Roman" w:eastAsia="楷体"/>
+                <w:b w:val="0"/>
+                <w:color w:val="000000"/>
+                <w:sz w:val="18"/>
+              </w:rPr>
+              <w:t>1,750.10</w:t>
+            </w:r>
+          </w:p>
+        </w:tc>
+        <w:tc>
+          <w:tcPr>
+            <w:tcW w:type="dxa" w:w="1344"/>
+            <w:vAlign w:val="center"/>
+            <w:tcBorders>
+              <w:top w:val="single" w:sz="4" w:color="A6A6A6"/>
+              <w:left w:val="single" w:sz="4" w:color="A6A6A6"/>
+              <w:bottom w:val="single" w:sz="4" w:color="A6A6A6"/>
+              <w:right w:val="single" w:sz="4" w:color="A6A6A6"/>
+            </w:tcBorders>
+          </w:tcPr>
+          <w:p>
+            <w:pPr>
+              <w:spacing w:before="0" w:after="0" w:line="276" w:lineRule="auto"/>
+              <w:ind w:firstLine="0"/>
+              <w:jc w:val="center"/>
+            </w:pPr>
+            <w:r/>
+            <w:r>
+              <w:rPr>
+                <w:rFonts w:ascii="Times New Roman" w:hAnsi="Times New Roman" w:eastAsia="楷体"/>
+                <w:b w:val="0"/>
+                <w:color w:val="000000"/>
+                <w:sz w:val="18"/>
+              </w:rPr>
+              <w:t>—</w:t>
+            </w:r>
+          </w:p>
+        </w:tc>
+        <w:tc>
+          <w:tcPr>
+            <w:tcW w:type="dxa" w:w="1344"/>
+            <w:vAlign w:val="center"/>
+            <w:tcBorders>
+              <w:top w:val="single" w:sz="4" w:color="A6A6A6"/>
+              <w:left w:val="single" w:sz="4" w:color="A6A6A6"/>
+              <w:bottom w:val="single" w:sz="4" w:color="A6A6A6"/>
+              <w:right w:val="single" w:sz="4" w:color="A6A6A6"/>
+            </w:tcBorders>
+          </w:tcPr>
+          <w:p>
+            <w:pPr>
+              <w:spacing w:before="0" w:after="0" w:line="276" w:lineRule="auto"/>
+              <w:ind w:firstLine="0"/>
+              <w:jc w:val="center"/>
+            </w:pPr>
+            <w:r/>
+            <w:r>
+              <w:rPr>
+                <w:rFonts w:ascii="Times New Roman" w:hAnsi="Times New Roman" w:eastAsia="楷体"/>
+                <w:b w:val="0"/>
+                <w:color w:val="000000"/>
+                <w:sz w:val="18"/>
+              </w:rPr>
+              <w:t>4.60%</w:t>
+            </w:r>
+          </w:p>
+        </w:tc>
+        <w:tc>
+          <w:tcPr>
+            <w:tcW w:type="dxa" w:w="1344"/>
+            <w:vAlign w:val="center"/>
+            <w:tcBorders>
+              <w:top w:val="single" w:sz="4" w:color="A6A6A6"/>
+              <w:left w:val="single" w:sz="4" w:color="A6A6A6"/>
+              <w:bottom w:val="single" w:sz="4" w:color="A6A6A6"/>
+              <w:right w:val="single" w:sz="4" w:color="A6A6A6"/>
+            </w:tcBorders>
+          </w:tcPr>
+          <w:p>
+            <w:pPr>
+              <w:spacing w:before="0" w:after="0" w:line="276" w:lineRule="auto"/>
+              <w:ind w:firstLine="0"/>
+              <w:jc w:val="center"/>
+            </w:pPr>
+            <w:r/>
+            <w:r>
+              <w:rPr>
+                <w:rFonts w:ascii="Times New Roman" w:hAnsi="Times New Roman" w:eastAsia="楷体"/>
+                <w:b w:val="0"/>
+                <w:color w:val="000000"/>
+                <w:sz w:val="18"/>
+              </w:rPr>
+              <w:t xml:space="preserve"> </w:t>
+            </w:r>
+          </w:p>
+        </w:tc>
+        <w:tc>
+          <w:tcPr>
+            <w:tcW w:type="dxa" w:w="1344"/>
+            <w:vAlign w:val="center"/>
+            <w:tcBorders>
+              <w:top w:val="single" w:sz="4" w:color="A6A6A6"/>
+              <w:left w:val="single" w:sz="4" w:color="A6A6A6"/>
+              <w:bottom w:val="single" w:sz="4" w:color="A6A6A6"/>
+              <w:right w:val="single" w:sz="4" w:color="A6A6A6"/>
+            </w:tcBorders>
+          </w:tcPr>
+          <w:p>
+            <w:pPr>
+              <w:spacing w:before="0" w:after="0" w:line="276" w:lineRule="auto"/>
+              <w:ind w:firstLine="0"/>
+              <w:jc w:val="center"/>
+            </w:pPr>
+            <w:r/>
+            <w:r>
+              <w:rPr>
+                <w:rFonts w:ascii="Times New Roman" w:hAnsi="Times New Roman" w:eastAsia="楷体"/>
+                <w:b w:val="0"/>
+                <w:color w:val="000000"/>
+                <w:sz w:val="18"/>
+              </w:rPr>
+              <w:t>139.00</w:t>
+            </w:r>
+          </w:p>
+        </w:tc>
+        <w:tc>
+          <w:tcPr>
+            <w:tcW w:type="dxa" w:w="1344"/>
+            <w:vAlign w:val="center"/>
+            <w:tcBorders>
+              <w:top w:val="single" w:sz="4" w:color="A6A6A6"/>
+              <w:left w:val="single" w:sz="4" w:color="A6A6A6"/>
+              <w:bottom w:val="single" w:sz="4" w:color="A6A6A6"/>
+              <w:right w:val="single" w:sz="4" w:color="A6A6A6"/>
+            </w:tcBorders>
+          </w:tcPr>
+          <w:p>
+            <w:pPr>
+              <w:spacing w:before="0" w:after="0" w:line="276" w:lineRule="auto"/>
+              <w:ind w:firstLine="0"/>
+              <w:jc w:val="center"/>
+            </w:pPr>
+            <w:r/>
+            <w:r>
+              <w:rPr>
+                <w:rFonts w:ascii="Times New Roman" w:hAnsi="Times New Roman" w:eastAsia="楷体"/>
+                <w:b w:val="0"/>
+                <w:color w:val="000000"/>
+                <w:sz w:val="18"/>
+              </w:rPr>
+              <w:t>—</w:t>
+            </w:r>
+          </w:p>
+        </w:tc>
+      </w:tr>
+      <w:tr>
+        <w:tc>
+          <w:tcPr>
+            <w:tcW w:type="dxa" w:w="1344"/>
+            <w:vAlign w:val="center"/>
+            <w:tcBorders>
+              <w:top w:val="single" w:sz="4" w:color="A6A6A6"/>
+              <w:left w:val="single" w:sz="4" w:color="A6A6A6"/>
+              <w:bottom w:val="single" w:sz="4" w:color="A6A6A6"/>
+              <w:right w:val="single" w:sz="4" w:color="A6A6A6"/>
+            </w:tcBorders>
+          </w:tcPr>
+          <w:p>
+            <w:pPr>
+              <w:spacing w:before="0" w:after="0" w:line="276" w:lineRule="auto"/>
+              <w:ind w:firstLine="0"/>
+              <w:jc w:val="left"/>
+            </w:pPr>
+            <w:r/>
+            <w:r>
+              <w:rPr>
+                <w:rFonts w:ascii="Times New Roman" w:hAnsi="Times New Roman" w:eastAsia="楷体"/>
+                <w:b w:val="0"/>
+                <w:color w:val="000000"/>
+                <w:sz w:val="18"/>
+              </w:rPr>
+              <w:t>淮北市</w:t>
+            </w:r>
+          </w:p>
+        </w:tc>
+        <w:tc>
+          <w:tcPr>
+            <w:tcW w:type="dxa" w:w="1344"/>
+            <w:vAlign w:val="center"/>
+            <w:tcBorders>
+              <w:top w:val="single" w:sz="4" w:color="A6A6A6"/>
+              <w:left w:val="single" w:sz="4" w:color="A6A6A6"/>
+              <w:bottom w:val="single" w:sz="4" w:color="A6A6A6"/>
+              <w:right w:val="single" w:sz="4" w:color="A6A6A6"/>
+            </w:tcBorders>
+          </w:tcPr>
+          <w:p>
+            <w:pPr>
+              <w:spacing w:before="0" w:after="0" w:line="276" w:lineRule="auto"/>
+              <w:ind w:firstLine="0"/>
+              <w:jc w:val="center"/>
+            </w:pPr>
+            <w:r/>
+            <w:r>
+              <w:rPr>
+                <w:rFonts w:ascii="Times New Roman" w:hAnsi="Times New Roman" w:eastAsia="楷体"/>
+                <w:b w:val="0"/>
+                <w:color w:val="000000"/>
+                <w:sz w:val="18"/>
+              </w:rPr>
+              <w:t>1,419.15</w:t>
+            </w:r>
+          </w:p>
+        </w:tc>
+        <w:tc>
+          <w:tcPr>
+            <w:tcW w:type="dxa" w:w="1344"/>
+            <w:vAlign w:val="center"/>
+            <w:tcBorders>
+              <w:top w:val="single" w:sz="4" w:color="A6A6A6"/>
+              <w:left w:val="single" w:sz="4" w:color="A6A6A6"/>
+              <w:bottom w:val="single" w:sz="4" w:color="A6A6A6"/>
+              <w:right w:val="single" w:sz="4" w:color="A6A6A6"/>
+            </w:tcBorders>
+          </w:tcPr>
+          <w:p>
+            <w:pPr>
+              <w:spacing w:before="0" w:after="0" w:line="276" w:lineRule="auto"/>
+              <w:ind w:firstLine="0"/>
+              <w:jc w:val="center"/>
+            </w:pPr>
+            <w:r/>
+            <w:r>
+              <w:rPr>
+                <w:rFonts w:ascii="Times New Roman" w:hAnsi="Times New Roman" w:eastAsia="楷体"/>
+                <w:b w:val="0"/>
+                <w:color w:val="000000"/>
+                <w:sz w:val="18"/>
+              </w:rPr>
+              <w:t>—</w:t>
+            </w:r>
+          </w:p>
+        </w:tc>
+        <w:tc>
+          <w:tcPr>
+            <w:tcW w:type="dxa" w:w="1344"/>
+            <w:vAlign w:val="center"/>
+            <w:tcBorders>
+              <w:top w:val="single" w:sz="4" w:color="A6A6A6"/>
+              <w:left w:val="single" w:sz="4" w:color="A6A6A6"/>
+              <w:bottom w:val="single" w:sz="4" w:color="A6A6A6"/>
+              <w:right w:val="single" w:sz="4" w:color="A6A6A6"/>
+            </w:tcBorders>
+          </w:tcPr>
+          <w:p>
+            <w:pPr>
+              <w:spacing w:before="0" w:after="0" w:line="276" w:lineRule="auto"/>
+              <w:ind w:firstLine="0"/>
+              <w:jc w:val="center"/>
+            </w:pPr>
+            <w:r/>
+            <w:r>
+              <w:rPr>
+                <w:rFonts w:ascii="Times New Roman" w:hAnsi="Times New Roman" w:eastAsia="楷体"/>
+                <w:b w:val="0"/>
+                <w:color w:val="000000"/>
+                <w:sz w:val="18"/>
+              </w:rPr>
+              <w:t>2.80%</w:t>
+            </w:r>
+          </w:p>
+        </w:tc>
+        <w:tc>
+          <w:tcPr>
+            <w:tcW w:type="dxa" w:w="1344"/>
+            <w:vAlign w:val="center"/>
+            <w:tcBorders>
+              <w:top w:val="single" w:sz="4" w:color="A6A6A6"/>
+              <w:left w:val="single" w:sz="4" w:color="A6A6A6"/>
+              <w:bottom w:val="single" w:sz="4" w:color="A6A6A6"/>
+              <w:right w:val="single" w:sz="4" w:color="A6A6A6"/>
+            </w:tcBorders>
+          </w:tcPr>
+          <w:p>
+            <w:pPr>
+              <w:spacing w:before="0" w:after="0" w:line="276" w:lineRule="auto"/>
+              <w:ind w:firstLine="0"/>
+              <w:jc w:val="center"/>
+            </w:pPr>
+            <w:r/>
+            <w:r>
+              <w:rPr>
+                <w:rFonts w:ascii="Times New Roman" w:hAnsi="Times New Roman" w:eastAsia="楷体"/>
+                <w:b w:val="0"/>
+                <w:color w:val="000000"/>
+                <w:sz w:val="18"/>
+              </w:rPr>
+              <w:t>6.4:38:55.6</w:t>
+            </w:r>
+          </w:p>
+        </w:tc>
+        <w:tc>
+          <w:tcPr>
+            <w:tcW w:type="dxa" w:w="1344"/>
+            <w:vAlign w:val="center"/>
+            <w:tcBorders>
+              <w:top w:val="single" w:sz="4" w:color="A6A6A6"/>
+              <w:left w:val="single" w:sz="4" w:color="A6A6A6"/>
+              <w:bottom w:val="single" w:sz="4" w:color="A6A6A6"/>
+              <w:right w:val="single" w:sz="4" w:color="A6A6A6"/>
+            </w:tcBorders>
+          </w:tcPr>
+          <w:p>
+            <w:pPr>
+              <w:spacing w:before="0" w:after="0" w:line="276" w:lineRule="auto"/>
+              <w:ind w:firstLine="0"/>
+              <w:jc w:val="center"/>
+            </w:pPr>
+            <w:r/>
+            <w:r>
+              <w:rPr>
+                <w:rFonts w:ascii="Times New Roman" w:hAnsi="Times New Roman" w:eastAsia="楷体"/>
+                <w:b w:val="0"/>
+                <w:color w:val="000000"/>
+                <w:sz w:val="18"/>
+              </w:rPr>
+              <w:t>110.09</w:t>
+            </w:r>
+          </w:p>
+        </w:tc>
+        <w:tc>
+          <w:tcPr>
+            <w:tcW w:type="dxa" w:w="1344"/>
+            <w:vAlign w:val="center"/>
+            <w:tcBorders>
+              <w:top w:val="single" w:sz="4" w:color="A6A6A6"/>
+              <w:left w:val="single" w:sz="4" w:color="A6A6A6"/>
+              <w:bottom w:val="single" w:sz="4" w:color="A6A6A6"/>
+              <w:right w:val="single" w:sz="4" w:color="A6A6A6"/>
+            </w:tcBorders>
+          </w:tcPr>
+          <w:p>
+            <w:pPr>
+              <w:spacing w:before="0" w:after="0" w:line="276" w:lineRule="auto"/>
+              <w:ind w:firstLine="0"/>
+              <w:jc w:val="center"/>
+            </w:pPr>
+            <w:r/>
+            <w:r>
+              <w:rPr>
+                <w:rFonts w:ascii="Times New Roman" w:hAnsi="Times New Roman" w:eastAsia="楷体"/>
+                <w:b w:val="0"/>
+                <w:color w:val="000000"/>
+                <w:sz w:val="18"/>
+              </w:rPr>
+              <w:t>—</w:t>
+            </w:r>
+          </w:p>
+        </w:tc>
+      </w:tr>
+      <w:tr>
+        <w:tc>
+          <w:tcPr>
+            <w:tcW w:type="dxa" w:w="1344"/>
+            <w:vAlign w:val="center"/>
+            <w:tcBorders>
+              <w:top w:val="single" w:sz="4" w:color="A6A6A6"/>
+              <w:left w:val="single" w:sz="4" w:color="A6A6A6"/>
+              <w:bottom w:val="single" w:sz="4" w:color="A6A6A6"/>
+              <w:right w:val="single" w:sz="4" w:color="A6A6A6"/>
+            </w:tcBorders>
+          </w:tcPr>
+          <w:p>
+            <w:pPr>
+              <w:spacing w:before="0" w:after="0" w:line="276" w:lineRule="auto"/>
+              <w:ind w:firstLine="0"/>
+              <w:jc w:val="left"/>
+            </w:pPr>
+            <w:r/>
+            <w:r>
+              <w:rPr>
+                <w:rFonts w:ascii="Times New Roman" w:hAnsi="Times New Roman" w:eastAsia="楷体"/>
+                <w:b w:val="0"/>
+                <w:color w:val="000000"/>
+                <w:sz w:val="18"/>
+              </w:rPr>
+              <w:t>铜陵市</w:t>
+            </w:r>
+          </w:p>
+        </w:tc>
+        <w:tc>
+          <w:tcPr>
+            <w:tcW w:type="dxa" w:w="1344"/>
+            <w:vAlign w:val="center"/>
+            <w:tcBorders>
+              <w:top w:val="single" w:sz="4" w:color="A6A6A6"/>
+              <w:left w:val="single" w:sz="4" w:color="A6A6A6"/>
+              <w:bottom w:val="single" w:sz="4" w:color="A6A6A6"/>
+              <w:right w:val="single" w:sz="4" w:color="A6A6A6"/>
+            </w:tcBorders>
+          </w:tcPr>
+          <w:p>
+            <w:pPr>
+              <w:spacing w:before="0" w:after="0" w:line="276" w:lineRule="auto"/>
+              <w:ind w:firstLine="0"/>
+              <w:jc w:val="center"/>
+            </w:pPr>
+            <w:r/>
+            <w:r>
+              <w:rPr>
+                <w:rFonts w:ascii="Times New Roman" w:hAnsi="Times New Roman" w:eastAsia="楷体"/>
+                <w:b w:val="0"/>
+                <w:color w:val="000000"/>
+                <w:sz w:val="18"/>
+              </w:rPr>
+              <w:t>1,415.40</w:t>
+            </w:r>
+          </w:p>
+        </w:tc>
+        <w:tc>
+          <w:tcPr>
+            <w:tcW w:type="dxa" w:w="1344"/>
+            <w:vAlign w:val="center"/>
+            <w:tcBorders>
+              <w:top w:val="single" w:sz="4" w:color="A6A6A6"/>
+              <w:left w:val="single" w:sz="4" w:color="A6A6A6"/>
+              <w:bottom w:val="single" w:sz="4" w:color="A6A6A6"/>
+              <w:right w:val="single" w:sz="4" w:color="A6A6A6"/>
+            </w:tcBorders>
+          </w:tcPr>
+          <w:p>
+            <w:pPr>
+              <w:spacing w:before="0" w:after="0" w:line="276" w:lineRule="auto"/>
+              <w:ind w:firstLine="0"/>
+              <w:jc w:val="center"/>
+            </w:pPr>
+            <w:r/>
+            <w:r>
+              <w:rPr>
+                <w:rFonts w:ascii="Times New Roman" w:hAnsi="Times New Roman" w:eastAsia="楷体"/>
+                <w:b w:val="0"/>
+                <w:color w:val="000000"/>
+                <w:sz w:val="18"/>
+              </w:rPr>
+              <w:t>—</w:t>
+            </w:r>
+          </w:p>
+        </w:tc>
+        <w:tc>
+          <w:tcPr>
+            <w:tcW w:type="dxa" w:w="1344"/>
+            <w:vAlign w:val="center"/>
+            <w:tcBorders>
+              <w:top w:val="single" w:sz="4" w:color="A6A6A6"/>
+              <w:left w:val="single" w:sz="4" w:color="A6A6A6"/>
+              <w:bottom w:val="single" w:sz="4" w:color="A6A6A6"/>
+              <w:right w:val="single" w:sz="4" w:color="A6A6A6"/>
+            </w:tcBorders>
+          </w:tcPr>
+          <w:p>
+            <w:pPr>
+              <w:spacing w:before="0" w:after="0" w:line="276" w:lineRule="auto"/>
+              <w:ind w:firstLine="0"/>
+              <w:jc w:val="center"/>
+            </w:pPr>
+            <w:r/>
+            <w:r>
+              <w:rPr>
+                <w:rFonts w:ascii="Times New Roman" w:hAnsi="Times New Roman" w:eastAsia="楷体"/>
+                <w:b w:val="0"/>
+                <w:color w:val="000000"/>
+                <w:sz w:val="18"/>
+              </w:rPr>
+              <w:t>6.10%</w:t>
+            </w:r>
+          </w:p>
+        </w:tc>
+        <w:tc>
+          <w:tcPr>
+            <w:tcW w:type="dxa" w:w="1344"/>
+            <w:vAlign w:val="center"/>
+            <w:tcBorders>
+              <w:top w:val="single" w:sz="4" w:color="A6A6A6"/>
+              <w:left w:val="single" w:sz="4" w:color="A6A6A6"/>
+              <w:bottom w:val="single" w:sz="4" w:color="A6A6A6"/>
+              <w:right w:val="single" w:sz="4" w:color="A6A6A6"/>
+            </w:tcBorders>
+          </w:tcPr>
+          <w:p>
+            <w:pPr>
+              <w:spacing w:before="0" w:after="0" w:line="276" w:lineRule="auto"/>
+              <w:ind w:firstLine="0"/>
+              <w:jc w:val="center"/>
+            </w:pPr>
+            <w:r/>
+            <w:r>
+              <w:rPr>
+                <w:rFonts w:ascii="Times New Roman" w:hAnsi="Times New Roman" w:eastAsia="楷体"/>
+                <w:b w:val="0"/>
+                <w:color w:val="000000"/>
+                <w:sz w:val="18"/>
+              </w:rPr>
+              <w:t xml:space="preserve"> </w:t>
+            </w:r>
+          </w:p>
+        </w:tc>
+        <w:tc>
+          <w:tcPr>
+            <w:tcW w:type="dxa" w:w="1344"/>
+            <w:vAlign w:val="center"/>
+            <w:tcBorders>
+              <w:top w:val="single" w:sz="4" w:color="A6A6A6"/>
+              <w:left w:val="single" w:sz="4" w:color="A6A6A6"/>
+              <w:bottom w:val="single" w:sz="4" w:color="A6A6A6"/>
+              <w:right w:val="single" w:sz="4" w:color="A6A6A6"/>
+            </w:tcBorders>
+          </w:tcPr>
+          <w:p>
+            <w:pPr>
+              <w:spacing w:before="0" w:after="0" w:line="276" w:lineRule="auto"/>
+              <w:ind w:firstLine="0"/>
+              <w:jc w:val="center"/>
+            </w:pPr>
+            <w:r/>
+            <w:r>
+              <w:rPr>
+                <w:rFonts w:ascii="Times New Roman" w:hAnsi="Times New Roman" w:eastAsia="楷体"/>
+                <w:b w:val="0"/>
+                <w:color w:val="000000"/>
+                <w:sz w:val="18"/>
+              </w:rPr>
+              <w:t>122.40</w:t>
+            </w:r>
+          </w:p>
+        </w:tc>
+        <w:tc>
+          <w:tcPr>
+            <w:tcW w:type="dxa" w:w="1344"/>
+            <w:vAlign w:val="center"/>
+            <w:tcBorders>
+              <w:top w:val="single" w:sz="4" w:color="A6A6A6"/>
+              <w:left w:val="single" w:sz="4" w:color="A6A6A6"/>
+              <w:bottom w:val="single" w:sz="4" w:color="A6A6A6"/>
+              <w:right w:val="single" w:sz="4" w:color="A6A6A6"/>
+            </w:tcBorders>
+          </w:tcPr>
+          <w:p>
+            <w:pPr>
+              <w:spacing w:before="0" w:after="0" w:line="276" w:lineRule="auto"/>
+              <w:ind w:firstLine="0"/>
+              <w:jc w:val="center"/>
+            </w:pPr>
+            <w:r/>
+            <w:r>
+              <w:rPr>
+                <w:rFonts w:ascii="Times New Roman" w:hAnsi="Times New Roman" w:eastAsia="楷体"/>
+                <w:b w:val="0"/>
+                <w:color w:val="000000"/>
+                <w:sz w:val="18"/>
+              </w:rPr>
+              <w:t>—</w:t>
+            </w:r>
+          </w:p>
+        </w:tc>
+      </w:tr>
+      <w:tr>
+        <w:tc>
+          <w:tcPr>
+            <w:tcW w:type="dxa" w:w="1344"/>
+            <w:vAlign w:val="center"/>
+            <w:tcBorders>
+              <w:top w:val="single" w:sz="4" w:color="A6A6A6"/>
+              <w:left w:val="single" w:sz="4" w:color="A6A6A6"/>
+              <w:bottom w:val="single" w:sz="4" w:color="A6A6A6"/>
+              <w:right w:val="single" w:sz="4" w:color="A6A6A6"/>
+            </w:tcBorders>
+          </w:tcPr>
+          <w:p>
+            <w:pPr>
+              <w:spacing w:before="0" w:after="0" w:line="276" w:lineRule="auto"/>
+              <w:ind w:firstLine="0"/>
+              <w:jc w:val="left"/>
+            </w:pPr>
+            <w:r/>
+            <w:r>
+              <w:rPr>
+                <w:rFonts w:ascii="Times New Roman" w:hAnsi="Times New Roman" w:eastAsia="楷体"/>
+                <w:b w:val="0"/>
+                <w:color w:val="000000"/>
+                <w:sz w:val="18"/>
+              </w:rPr>
+              <w:t>池州市</w:t>
+            </w:r>
+          </w:p>
+        </w:tc>
+        <w:tc>
+          <w:tcPr>
+            <w:tcW w:type="dxa" w:w="1344"/>
+            <w:vAlign w:val="center"/>
+            <w:tcBorders>
+              <w:top w:val="single" w:sz="4" w:color="A6A6A6"/>
+              <w:left w:val="single" w:sz="4" w:color="A6A6A6"/>
+              <w:bottom w:val="single" w:sz="4" w:color="A6A6A6"/>
+              <w:right w:val="single" w:sz="4" w:color="A6A6A6"/>
+            </w:tcBorders>
+          </w:tcPr>
+          <w:p>
+            <w:pPr>
+              <w:spacing w:before="0" w:after="0" w:line="276" w:lineRule="auto"/>
+              <w:ind w:firstLine="0"/>
+              <w:jc w:val="center"/>
+            </w:pPr>
+            <w:r/>
+            <w:r>
+              <w:rPr>
+                <w:rFonts w:ascii="Times New Roman" w:hAnsi="Times New Roman" w:eastAsia="楷体"/>
+                <w:b w:val="0"/>
+                <w:color w:val="000000"/>
+                <w:sz w:val="18"/>
+              </w:rPr>
+              <w:t>1,225.00</w:t>
+            </w:r>
+          </w:p>
+        </w:tc>
+        <w:tc>
+          <w:tcPr>
+            <w:tcW w:type="dxa" w:w="1344"/>
+            <w:vAlign w:val="center"/>
+            <w:tcBorders>
+              <w:top w:val="single" w:sz="4" w:color="A6A6A6"/>
+              <w:left w:val="single" w:sz="4" w:color="A6A6A6"/>
+              <w:bottom w:val="single" w:sz="4" w:color="A6A6A6"/>
+              <w:right w:val="single" w:sz="4" w:color="A6A6A6"/>
+            </w:tcBorders>
+          </w:tcPr>
+          <w:p>
+            <w:pPr>
+              <w:spacing w:before="0" w:after="0" w:line="276" w:lineRule="auto"/>
+              <w:ind w:firstLine="0"/>
+              <w:jc w:val="center"/>
+            </w:pPr>
+            <w:r/>
+            <w:r>
+              <w:rPr>
+                <w:rFonts w:ascii="Times New Roman" w:hAnsi="Times New Roman" w:eastAsia="楷体"/>
+                <w:b w:val="0"/>
+                <w:color w:val="000000"/>
+                <w:sz w:val="18"/>
+              </w:rPr>
+              <w:t>9.30</w:t>
+            </w:r>
+          </w:p>
+        </w:tc>
+        <w:tc>
+          <w:tcPr>
+            <w:tcW w:type="dxa" w:w="1344"/>
+            <w:vAlign w:val="center"/>
+            <w:tcBorders>
+              <w:top w:val="single" w:sz="4" w:color="A6A6A6"/>
+              <w:left w:val="single" w:sz="4" w:color="A6A6A6"/>
+              <w:bottom w:val="single" w:sz="4" w:color="A6A6A6"/>
+              <w:right w:val="single" w:sz="4" w:color="A6A6A6"/>
+            </w:tcBorders>
+          </w:tcPr>
+          <w:p>
+            <w:pPr>
+              <w:spacing w:before="0" w:after="0" w:line="276" w:lineRule="auto"/>
+              <w:ind w:firstLine="0"/>
+              <w:jc w:val="center"/>
+            </w:pPr>
+            <w:r/>
+            <w:r>
+              <w:rPr>
+                <w:rFonts w:ascii="Times New Roman" w:hAnsi="Times New Roman" w:eastAsia="楷体"/>
+                <w:b w:val="0"/>
+                <w:color w:val="000000"/>
+                <w:sz w:val="18"/>
+              </w:rPr>
+              <w:t>5.30%</w:t>
+            </w:r>
+          </w:p>
+        </w:tc>
+        <w:tc>
+          <w:tcPr>
+            <w:tcW w:type="dxa" w:w="1344"/>
+            <w:vAlign w:val="center"/>
+            <w:tcBorders>
+              <w:top w:val="single" w:sz="4" w:color="A6A6A6"/>
+              <w:left w:val="single" w:sz="4" w:color="A6A6A6"/>
+              <w:bottom w:val="single" w:sz="4" w:color="A6A6A6"/>
+              <w:right w:val="single" w:sz="4" w:color="A6A6A6"/>
+            </w:tcBorders>
+          </w:tcPr>
+          <w:p>
+            <w:pPr>
+              <w:spacing w:before="0" w:after="0" w:line="276" w:lineRule="auto"/>
+              <w:ind w:firstLine="0"/>
+              <w:jc w:val="center"/>
+            </w:pPr>
+            <w:r/>
+            <w:r>
+              <w:rPr>
+                <w:rFonts w:ascii="Times New Roman" w:hAnsi="Times New Roman" w:eastAsia="楷体"/>
+                <w:b w:val="0"/>
+                <w:color w:val="000000"/>
+                <w:sz w:val="18"/>
+              </w:rPr>
+              <w:t xml:space="preserve"> </w:t>
+            </w:r>
+          </w:p>
+        </w:tc>
+        <w:tc>
+          <w:tcPr>
+            <w:tcW w:type="dxa" w:w="1344"/>
+            <w:vAlign w:val="center"/>
+            <w:tcBorders>
+              <w:top w:val="single" w:sz="4" w:color="A6A6A6"/>
+              <w:left w:val="single" w:sz="4" w:color="A6A6A6"/>
+              <w:bottom w:val="single" w:sz="4" w:color="A6A6A6"/>
+              <w:right w:val="single" w:sz="4" w:color="A6A6A6"/>
+            </w:tcBorders>
+          </w:tcPr>
+          <w:p>
+            <w:pPr>
+              <w:spacing w:before="0" w:after="0" w:line="276" w:lineRule="auto"/>
+              <w:ind w:firstLine="0"/>
+              <w:jc w:val="center"/>
+            </w:pPr>
+            <w:r/>
+            <w:r>
+              <w:rPr>
+                <w:rFonts w:ascii="Times New Roman" w:hAnsi="Times New Roman" w:eastAsia="楷体"/>
+                <w:b w:val="0"/>
+                <w:color w:val="000000"/>
+                <w:sz w:val="18"/>
+              </w:rPr>
+              <w:t>100.76</w:t>
+            </w:r>
+          </w:p>
+        </w:tc>
+        <w:tc>
+          <w:tcPr>
+            <w:tcW w:type="dxa" w:w="1344"/>
+            <w:vAlign w:val="center"/>
+            <w:tcBorders>
+              <w:top w:val="single" w:sz="4" w:color="A6A6A6"/>
+              <w:left w:val="single" w:sz="4" w:color="A6A6A6"/>
+              <w:bottom w:val="single" w:sz="4" w:color="A6A6A6"/>
+              <w:right w:val="single" w:sz="4" w:color="A6A6A6"/>
+            </w:tcBorders>
+          </w:tcPr>
+          <w:p>
+            <w:pPr>
+              <w:spacing w:before="0" w:after="0" w:line="276" w:lineRule="auto"/>
+              <w:ind w:firstLine="0"/>
+              <w:jc w:val="center"/>
+            </w:pPr>
+            <w:r/>
+            <w:r>
+              <w:rPr>
+                <w:rFonts w:ascii="Times New Roman" w:hAnsi="Times New Roman" w:eastAsia="楷体"/>
+                <w:b w:val="0"/>
+                <w:color w:val="000000"/>
+                <w:sz w:val="18"/>
+              </w:rPr>
+              <w:t>—</w:t>
+            </w:r>
+          </w:p>
+        </w:tc>
+      </w:tr>
+      <w:tr>
+        <w:tc>
+          <w:tcPr>
+            <w:tcW w:type="dxa" w:w="1344"/>
+            <w:vAlign w:val="center"/>
+            <w:tcBorders>
+              <w:top w:val="single" w:sz="4" w:color="A6A6A6"/>
+              <w:left w:val="single" w:sz="4" w:color="A6A6A6"/>
+              <w:bottom w:val="single" w:sz="4" w:color="A6A6A6"/>
+              <w:right w:val="single" w:sz="4" w:color="A6A6A6"/>
+            </w:tcBorders>
+          </w:tcPr>
+          <w:p>
+            <w:pPr>
+              <w:spacing w:before="0" w:after="0" w:line="276" w:lineRule="auto"/>
+              <w:ind w:firstLine="0"/>
+              <w:jc w:val="left"/>
+            </w:pPr>
+            <w:r/>
+            <w:r>
+              <w:rPr>
+                <w:rFonts w:ascii="Times New Roman" w:hAnsi="Times New Roman" w:eastAsia="楷体"/>
+                <w:b w:val="0"/>
+                <w:color w:val="000000"/>
+                <w:sz w:val="18"/>
+              </w:rPr>
+              <w:t>黄山市</w:t>
+            </w:r>
+          </w:p>
+        </w:tc>
+        <w:tc>
+          <w:tcPr>
+            <w:tcW w:type="dxa" w:w="1344"/>
+            <w:vAlign w:val="center"/>
+            <w:tcBorders>
+              <w:top w:val="single" w:sz="4" w:color="A6A6A6"/>
+              <w:left w:val="single" w:sz="4" w:color="A6A6A6"/>
+              <w:bottom w:val="single" w:sz="4" w:color="A6A6A6"/>
+              <w:right w:val="single" w:sz="4" w:color="A6A6A6"/>
+            </w:tcBorders>
+          </w:tcPr>
+          <w:p>
+            <w:pPr>
+              <w:spacing w:before="0" w:after="0" w:line="276" w:lineRule="auto"/>
+              <w:ind w:firstLine="0"/>
+              <w:jc w:val="center"/>
+            </w:pPr>
+            <w:r/>
+            <w:r>
+              <w:rPr>
+                <w:rFonts w:ascii="Times New Roman" w:hAnsi="Times New Roman" w:eastAsia="楷体"/>
+                <w:b w:val="0"/>
+                <w:color w:val="000000"/>
+                <w:sz w:val="18"/>
+              </w:rPr>
+              <w:t>1,204.90</w:t>
+            </w:r>
+          </w:p>
+        </w:tc>
+        <w:tc>
+          <w:tcPr>
+            <w:tcW w:type="dxa" w:w="1344"/>
+            <w:vAlign w:val="center"/>
+            <w:tcBorders>
+              <w:top w:val="single" w:sz="4" w:color="A6A6A6"/>
+              <w:left w:val="single" w:sz="4" w:color="A6A6A6"/>
+              <w:bottom w:val="single" w:sz="4" w:color="A6A6A6"/>
+              <w:right w:val="single" w:sz="4" w:color="A6A6A6"/>
+            </w:tcBorders>
+          </w:tcPr>
+          <w:p>
+            <w:pPr>
+              <w:spacing w:before="0" w:after="0" w:line="276" w:lineRule="auto"/>
+              <w:ind w:firstLine="0"/>
+              <w:jc w:val="center"/>
+            </w:pPr>
+            <w:r/>
+            <w:r>
+              <w:rPr>
+                <w:rFonts w:ascii="Times New Roman" w:hAnsi="Times New Roman" w:eastAsia="楷体"/>
+                <w:b w:val="0"/>
+                <w:color w:val="000000"/>
+                <w:sz w:val="18"/>
+              </w:rPr>
+              <w:t>—</w:t>
+            </w:r>
+          </w:p>
+        </w:tc>
+        <w:tc>
+          <w:tcPr>
+            <w:tcW w:type="dxa" w:w="1344"/>
+            <w:vAlign w:val="center"/>
+            <w:tcBorders>
+              <w:top w:val="single" w:sz="4" w:color="A6A6A6"/>
+              <w:left w:val="single" w:sz="4" w:color="A6A6A6"/>
+              <w:bottom w:val="single" w:sz="4" w:color="A6A6A6"/>
+              <w:right w:val="single" w:sz="4" w:color="A6A6A6"/>
+            </w:tcBorders>
+          </w:tcPr>
+          <w:p>
+            <w:pPr>
+              <w:spacing w:before="0" w:after="0" w:line="276" w:lineRule="auto"/>
+              <w:ind w:firstLine="0"/>
+              <w:jc w:val="center"/>
+            </w:pPr>
+            <w:r/>
+            <w:r>
+              <w:rPr>
+                <w:rFonts w:ascii="Times New Roman" w:hAnsi="Times New Roman" w:eastAsia="楷体"/>
+                <w:b w:val="0"/>
+                <w:color w:val="000000"/>
+                <w:sz w:val="18"/>
+              </w:rPr>
+              <w:t>6.40%</w:t>
+            </w:r>
+          </w:p>
+        </w:tc>
+        <w:tc>
+          <w:tcPr>
+            <w:tcW w:type="dxa" w:w="1344"/>
+            <w:vAlign w:val="center"/>
+            <w:tcBorders>
+              <w:top w:val="single" w:sz="4" w:color="A6A6A6"/>
+              <w:left w:val="single" w:sz="4" w:color="A6A6A6"/>
+              <w:bottom w:val="single" w:sz="4" w:color="A6A6A6"/>
+              <w:right w:val="single" w:sz="4" w:color="A6A6A6"/>
+            </w:tcBorders>
+          </w:tcPr>
+          <w:p>
+            <w:pPr>
+              <w:spacing w:before="0" w:after="0" w:line="276" w:lineRule="auto"/>
+              <w:ind w:firstLine="0"/>
+              <w:jc w:val="center"/>
+            </w:pPr>
+            <w:r/>
+            <w:r>
+              <w:rPr>
+                <w:rFonts w:ascii="Times New Roman" w:hAnsi="Times New Roman" w:eastAsia="楷体"/>
+                <w:b w:val="0"/>
+                <w:color w:val="000000"/>
+                <w:sz w:val="18"/>
+              </w:rPr>
+              <w:t>7.1:31:61.9</w:t>
+            </w:r>
+          </w:p>
+        </w:tc>
+        <w:tc>
+          <w:tcPr>
+            <w:tcW w:type="dxa" w:w="1344"/>
+            <w:vAlign w:val="center"/>
+            <w:tcBorders>
+              <w:top w:val="single" w:sz="4" w:color="A6A6A6"/>
+              <w:left w:val="single" w:sz="4" w:color="A6A6A6"/>
+              <w:bottom w:val="single" w:sz="4" w:color="A6A6A6"/>
+              <w:right w:val="single" w:sz="4" w:color="A6A6A6"/>
+            </w:tcBorders>
+          </w:tcPr>
+          <w:p>
+            <w:pPr>
+              <w:spacing w:before="0" w:after="0" w:line="276" w:lineRule="auto"/>
+              <w:ind w:firstLine="0"/>
+              <w:jc w:val="center"/>
+            </w:pPr>
+            <w:r/>
+            <w:r>
+              <w:rPr>
+                <w:rFonts w:ascii="Times New Roman" w:hAnsi="Times New Roman" w:eastAsia="楷体"/>
+                <w:b w:val="0"/>
+                <w:color w:val="000000"/>
+                <w:sz w:val="18"/>
+              </w:rPr>
+              <w:t>87.70</w:t>
             </w:r>
           </w:p>
         </w:tc>
@@ -3644,7 +3644,7 @@
           <w:color w:val="000000"/>
           <w:sz w:val="21"/>
         </w:rPr>
-        <w:t>省内对比看，大理白族自治州2025年GDP总量2,087.51亿元、列全省第六位，一般公共预算收入108.02亿元、列全省第六位。整体来看，大理白族自治州经济基本面在云南省内具有一定代表性，但需关注固定资产投资走势及新旧动能转换的接续性。</w:t>
+        <w:t>省内对比看，合肥市2025年GDP总量14,210.00亿元、列全省第一位，约为省内第二的芜湖市（5,402.69亿元）的2.6倍，“一城独大”格局突出；一般公共预算收入977.30亿元、稳居全省第一。整体来看，合肥市在安徽省内的经济与财政地位极为重要，但放到同类城市横向看，产业结构升级与新旧动能转换仍是中长期需要关注的核心课题。</w:t>
       </w:r>
     </w:p>
     <w:p>
@@ -3659,7 +3659,7 @@
           <w:color w:val="000000"/>
           <w:sz w:val="21"/>
         </w:rPr>
-        <w:t>■ 大理白族自治州财政体量在云南省处于中游，税收占比61.27%、税收质量较好，但政府性基金收入较2023年累计下降23%、土地财政贡献度弱化；2025年末宽口径债务率826.58%、处于偏高水平，已显著高于公认的 300% 偏高临界线，后续偿债压力值得关注。</w:t>
+        <w:t>■ 合肥市财政体量在安徽省稳居第一，税收占比处于70%以上的较高水平、显著高于全国地级市平均、财政质量较好；但受房地产市场调整影响，政府性基金收入较2023年累计缩水超三成、土地财政贡献度显著弱化；2025年末宽口径债务率591.64%、处于偏高水平，已显著高于公认的 300% 偏高临界线，后续偿债压力值得关注。</w:t>
       </w:r>
     </w:p>
     <w:p>
@@ -3674,7 +3674,7 @@
           <w:color w:val="000000"/>
           <w:sz w:val="21"/>
         </w:rPr>
-        <w:t>财政收入方面，2023、2024、2025年大理白族自治州一般公共预算收入分别为100.54亿元、104.65亿元、108.02亿元，其中税收收入59.36亿元、62.20亿元、66.19亿元，税收占比维持在59.04%、59.43%、61.27%；一般公共预算支出362.54亿元、390.07亿元、372.30亿元，财政自给率27.73%、26.83%、29.01%。</w:t>
+        <w:t>财政收入方面，2023、2024、2025年合肥市一般公共预算收入分别为929.63亿元、955.01亿元、977.30亿元，在安徽省内稳居第一；其中税收收入分别为674.03亿元、675.21亿元、698.20亿元，税收占比维持在72.51%、70.70%、71.44%，处于70%以上的较高水平、显著高于全国地级市平均、财政质量较好。一般公共预算支出分别为1,411.34亿元、1,581.10亿元、1,558.60亿元，财政自给率65.87%、60.40%、62.70%，财政自给率偏低、刚性支出压力较大。</w:t>
       </w:r>
     </w:p>
     <w:p>
@@ -3689,7 +3689,7 @@
           <w:color w:val="000000"/>
           <w:sz w:val="21"/>
         </w:rPr>
-        <w:t>政府性基金收入方面，2023、2024、2025年分别为20.73亿元、16.65亿元、15.94亿元，政府性基金收入较2023年累计下降23%、土地财政贡献度弱化，反映地方综合财力对房地产周期的敞口。</w:t>
+        <w:t>政府性基金收入方面，2023、2024、2025年合肥市政府性基金收入分别为652.26亿元、606.24亿元、396.10亿元，较2023年累计缩水超三成、土地财政贡献度显著弱化，反映地方综合财力对房地产周期与土地市场的敞口较大。</w:t>
       </w:r>
     </w:p>
     <w:p>
@@ -3705,7 +3705,7 @@
           <w:color w:val="000000"/>
           <w:sz w:val="21"/>
         </w:rPr>
-        <w:t>图表：2023-2025年大理白族自治州财政收入情况(单位:亿元、%)</w:t>
+        <w:t>图表：2023-2025年合肥市财政收入情况(单位:亿元、%)</w:t>
       </w:r>
     </w:p>
     <w:tbl>
@@ -3990,7 +3990,7 @@
                 <w:color w:val="000000"/>
                 <w:sz w:val="18"/>
               </w:rPr>
-              <w:t>100.54</w:t>
+              <w:t>929.63</w:t>
             </w:r>
           </w:p>
         </w:tc>
@@ -4019,7 +4019,7 @@
                 <w:color w:val="000000"/>
                 <w:sz w:val="18"/>
               </w:rPr>
-              <w:t>25.70%</w:t>
+              <w:t>2.20%</w:t>
             </w:r>
           </w:p>
         </w:tc>
@@ -4048,7 +4048,7 @@
                 <w:color w:val="000000"/>
                 <w:sz w:val="18"/>
               </w:rPr>
-              <w:t>104.65</w:t>
+              <w:t>955.01</w:t>
             </w:r>
           </w:p>
         </w:tc>
@@ -4077,7 +4077,7 @@
                 <w:color w:val="000000"/>
                 <w:sz w:val="18"/>
               </w:rPr>
-              <w:t>4.09%</w:t>
+              <w:t>2.73%</w:t>
             </w:r>
           </w:p>
         </w:tc>
@@ -4106,7 +4106,7 @@
                 <w:color w:val="000000"/>
                 <w:sz w:val="18"/>
               </w:rPr>
-              <w:t>108.02</w:t>
+              <w:t>977.30</w:t>
             </w:r>
           </w:p>
         </w:tc>
@@ -4135,7 +4135,7 @@
                 <w:color w:val="000000"/>
                 <w:sz w:val="18"/>
               </w:rPr>
-              <w:t>3.22%</w:t>
+              <w:t>2.33%</w:t>
             </w:r>
           </w:p>
         </w:tc>
@@ -4195,7 +4195,7 @@
                 <w:color w:val="000000"/>
                 <w:sz w:val="18"/>
               </w:rPr>
-              <w:t>59.36</w:t>
+              <w:t>674.03</w:t>
             </w:r>
           </w:p>
         </w:tc>
@@ -4253,7 +4253,7 @@
                 <w:color w:val="000000"/>
                 <w:sz w:val="18"/>
               </w:rPr>
-              <w:t>62.20</w:t>
+              <w:t>675.21</w:t>
             </w:r>
           </w:p>
         </w:tc>
@@ -4282,7 +4282,7 @@
                 <w:color w:val="000000"/>
                 <w:sz w:val="18"/>
               </w:rPr>
-              <w:t>4.78%</w:t>
+              <w:t>0.18%</w:t>
             </w:r>
           </w:p>
         </w:tc>
@@ -4311,7 +4311,7 @@
                 <w:color w:val="000000"/>
                 <w:sz w:val="18"/>
               </w:rPr>
-              <w:t>66.19</w:t>
+              <w:t>698.20</w:t>
             </w:r>
           </w:p>
         </w:tc>
@@ -4340,7 +4340,7 @@
                 <w:color w:val="000000"/>
                 <w:sz w:val="18"/>
               </w:rPr>
-              <w:t>6.41%</w:t>
+              <w:t>3.40%</w:t>
             </w:r>
           </w:p>
         </w:tc>
@@ -4400,7 +4400,7 @@
                 <w:color w:val="000000"/>
                 <w:sz w:val="18"/>
               </w:rPr>
-              <w:t>59.04%</w:t>
+              <w:t>72.51%</w:t>
             </w:r>
           </w:p>
         </w:tc>
@@ -4458,7 +4458,7 @@
                 <w:color w:val="000000"/>
                 <w:sz w:val="18"/>
               </w:rPr>
-              <w:t>59.43%</w:t>
+              <w:t>70.70%</w:t>
             </w:r>
           </w:p>
         </w:tc>
@@ -4516,7 +4516,7 @@
                 <w:color w:val="000000"/>
                 <w:sz w:val="18"/>
               </w:rPr>
-              <w:t>61.27%</w:t>
+              <w:t>71.44%</w:t>
             </w:r>
           </w:p>
         </w:tc>
@@ -4605,7 +4605,7 @@
                 <w:color w:val="000000"/>
                 <w:sz w:val="18"/>
               </w:rPr>
-              <w:t>362.54</w:t>
+              <w:t>1,411.34</w:t>
             </w:r>
           </w:p>
         </w:tc>
@@ -4663,7 +4663,7 @@
                 <w:color w:val="000000"/>
                 <w:sz w:val="18"/>
               </w:rPr>
-              <w:t>390.07</w:t>
+              <w:t>1,581.10</w:t>
             </w:r>
           </w:p>
         </w:tc>
@@ -4692,7 +4692,7 @@
                 <w:color w:val="000000"/>
                 <w:sz w:val="18"/>
               </w:rPr>
-              <w:t>7.59%</w:t>
+              <w:t>12.03%</w:t>
             </w:r>
           </w:p>
         </w:tc>
@@ -4721,7 +4721,7 @@
                 <w:color w:val="000000"/>
                 <w:sz w:val="18"/>
               </w:rPr>
-              <w:t>372.30</w:t>
+              <w:t>1,558.60</w:t>
             </w:r>
           </w:p>
         </w:tc>
@@ -4750,7 +4750,7 @@
                 <w:color w:val="000000"/>
                 <w:sz w:val="18"/>
               </w:rPr>
-              <w:t>-4.56%</w:t>
+              <w:t>-1.42%</w:t>
             </w:r>
           </w:p>
         </w:tc>
@@ -4810,7 +4810,7 @@
                 <w:color w:val="000000"/>
                 <w:sz w:val="18"/>
               </w:rPr>
-              <w:t>27.73%</w:t>
+              <w:t>65.87%</w:t>
             </w:r>
           </w:p>
         </w:tc>
@@ -4868,7 +4868,7 @@
                 <w:color w:val="000000"/>
                 <w:sz w:val="18"/>
               </w:rPr>
-              <w:t>26.83%</w:t>
+              <w:t>60.40%</w:t>
             </w:r>
           </w:p>
         </w:tc>
@@ -4926,7 +4926,7 @@
                 <w:color w:val="000000"/>
                 <w:sz w:val="18"/>
               </w:rPr>
-              <w:t>29.01%</w:t>
+              <w:t>62.70%</w:t>
             </w:r>
           </w:p>
         </w:tc>
@@ -5015,7 +5015,7 @@
                 <w:color w:val="000000"/>
                 <w:sz w:val="18"/>
               </w:rPr>
-              <w:t>20.73</w:t>
+              <w:t>652.26</w:t>
             </w:r>
           </w:p>
         </w:tc>
@@ -5073,7 +5073,7 @@
                 <w:color w:val="000000"/>
                 <w:sz w:val="18"/>
               </w:rPr>
-              <w:t>16.65</w:t>
+              <w:t>606.24</w:t>
             </w:r>
           </w:p>
         </w:tc>
@@ -5102,7 +5102,7 @@
                 <w:color w:val="000000"/>
                 <w:sz w:val="18"/>
               </w:rPr>
-              <w:t>-19.68%</w:t>
+              <w:t>-7.06%</w:t>
             </w:r>
           </w:p>
         </w:tc>
@@ -5131,7 +5131,7 @@
                 <w:color w:val="000000"/>
                 <w:sz w:val="18"/>
               </w:rPr>
-              <w:t>15.94</w:t>
+              <w:t>396.10</w:t>
             </w:r>
           </w:p>
         </w:tc>
@@ -5160,7 +5160,7 @@
                 <w:color w:val="000000"/>
                 <w:sz w:val="18"/>
               </w:rPr>
-              <w:t>-4.26%</w:t>
+              <w:t>-34.66%</w:t>
             </w:r>
           </w:p>
         </w:tc>
@@ -5178,7 +5178,7 @@
           <w:color w:val="000000"/>
           <w:sz w:val="19"/>
         </w:rPr>
-        <w:t>资料来源:大理白族自治州财政决算、企业预警通,风控信评部整理</w:t>
+        <w:t>资料来源:合肥市财政决算、企业预警通,风控信评部整理</w:t>
       </w:r>
     </w:p>
     <w:p>
@@ -5193,7 +5193,1291 @@
           <w:color w:val="000000"/>
           <w:sz w:val="21"/>
         </w:rPr>
-        <w:t>土地市场方面，【待补充:大理白族自治州土地出让与房地产销售数据（土地市场数据库未覆盖该市）】。</w:t>
+        <w:t>土地市场方面，2021、2022、2023、2024、2025年合肥市经营性用地成交价分别为898.12亿元、1,072.66亿元、649.14亿元、626.61亿元、324.02亿元，2025年较2021年下降63.92%；同期平均溢价率为14.44%、6.68%、11.79%、7.27%、1.65%，整体处于低位、反映市场化主体拿地意愿与未来房价预期偏弱；成交楼面均价由3,627元/㎡降至1,408元/㎡、累计下降61.18%。2026年1-4月，合肥市经营性用地累计成交84宗、规划建面429.01万㎡、成交价39.10亿元，延续低位运行。</w:t>
+      </w:r>
+    </w:p>
+    <w:p>
+      <w:pPr>
+        <w:spacing w:before="80" w:after="40" w:line="360" w:lineRule="auto"/>
+        <w:ind w:firstLine="0"/>
+        <w:jc w:val="center"/>
+      </w:pPr>
+      <w:r>
+        <w:rPr>
+          <w:rFonts w:ascii="Times New Roman" w:hAnsi="Times New Roman" w:eastAsia="楷体"/>
+          <w:b/>
+          <w:color w:val="000000"/>
+          <w:sz w:val="21"/>
+        </w:rPr>
+        <w:t>图表:2021-2025年合肥市土地出让情况</w:t>
+      </w:r>
+    </w:p>
+    <w:tbl>
+      <w:tblPr>
+        <w:tblW w:type="auto" w:w="0"/>
+        <w:tblLayout w:type="autofit"/>
+        <w:tblLook w:firstColumn="1" w:firstRow="1" w:lastColumn="0" w:lastRow="0" w:noHBand="0" w:noVBand="1" w:val="04A0"/>
+      </w:tblPr>
+      <w:tblGrid>
+        <w:gridCol w:w="1568"/>
+        <w:gridCol w:w="1568"/>
+        <w:gridCol w:w="1568"/>
+        <w:gridCol w:w="1568"/>
+        <w:gridCol w:w="1568"/>
+        <w:gridCol w:w="1568"/>
+      </w:tblGrid>
+      <w:tr>
+        <w:tc>
+          <w:tcPr>
+            <w:tcW w:type="dxa" w:w="1568"/>
+            <w:vAlign w:val="center"/>
+            <w:shd w:val="clear" w:color="auto" w:fill="F1A983"/>
+            <w:tcBorders>
+              <w:top w:val="single" w:sz="4" w:color="A6A6A6"/>
+              <w:left w:val="single" w:sz="4" w:color="A6A6A6"/>
+              <w:bottom w:val="single" w:sz="4" w:color="A6A6A6"/>
+              <w:right w:val="single" w:sz="4" w:color="A6A6A6"/>
+            </w:tcBorders>
+          </w:tcPr>
+          <w:p>
+            <w:pPr>
+              <w:spacing w:before="0" w:after="0" w:line="276" w:lineRule="auto"/>
+              <w:ind w:firstLine="0"/>
+              <w:jc w:val="center"/>
+            </w:pPr>
+            <w:r/>
+            <w:r>
+              <w:rPr>
+                <w:rFonts w:ascii="Times New Roman" w:hAnsi="Times New Roman" w:eastAsia="楷体"/>
+                <w:b/>
+                <w:color w:val="000000"/>
+                <w:sz w:val="18"/>
+              </w:rPr>
+              <w:t>年度</w:t>
+            </w:r>
+          </w:p>
+        </w:tc>
+        <w:tc>
+          <w:tcPr>
+            <w:tcW w:type="dxa" w:w="1568"/>
+            <w:vAlign w:val="center"/>
+            <w:shd w:val="clear" w:color="auto" w:fill="F1A983"/>
+            <w:tcBorders>
+              <w:top w:val="single" w:sz="4" w:color="A6A6A6"/>
+              <w:left w:val="single" w:sz="4" w:color="A6A6A6"/>
+              <w:bottom w:val="single" w:sz="4" w:color="A6A6A6"/>
+              <w:right w:val="single" w:sz="4" w:color="A6A6A6"/>
+            </w:tcBorders>
+          </w:tcPr>
+          <w:p>
+            <w:pPr>
+              <w:spacing w:before="0" w:after="0" w:line="276" w:lineRule="auto"/>
+              <w:ind w:firstLine="0"/>
+              <w:jc w:val="center"/>
+            </w:pPr>
+            <w:r/>
+            <w:r>
+              <w:rPr>
+                <w:rFonts w:ascii="Times New Roman" w:hAnsi="Times New Roman" w:eastAsia="楷体"/>
+                <w:b/>
+                <w:color w:val="000000"/>
+                <w:sz w:val="18"/>
+              </w:rPr>
+              <w:t>土地宗数</w:t>
+            </w:r>
+          </w:p>
+        </w:tc>
+        <w:tc>
+          <w:tcPr>
+            <w:tcW w:type="dxa" w:w="1568"/>
+            <w:vAlign w:val="center"/>
+            <w:shd w:val="clear" w:color="auto" w:fill="F1A983"/>
+            <w:tcBorders>
+              <w:top w:val="single" w:sz="4" w:color="A6A6A6"/>
+              <w:left w:val="single" w:sz="4" w:color="A6A6A6"/>
+              <w:bottom w:val="single" w:sz="4" w:color="A6A6A6"/>
+              <w:right w:val="single" w:sz="4" w:color="A6A6A6"/>
+            </w:tcBorders>
+          </w:tcPr>
+          <w:p>
+            <w:pPr>
+              <w:spacing w:before="0" w:after="0" w:line="276" w:lineRule="auto"/>
+              <w:ind w:firstLine="0"/>
+              <w:jc w:val="center"/>
+            </w:pPr>
+            <w:r/>
+            <w:r>
+              <w:rPr>
+                <w:rFonts w:ascii="Times New Roman" w:hAnsi="Times New Roman" w:eastAsia="楷体"/>
+                <w:b/>
+                <w:color w:val="000000"/>
+                <w:sz w:val="18"/>
+              </w:rPr>
+              <w:t>规划建面(万㎡)</w:t>
+            </w:r>
+          </w:p>
+        </w:tc>
+        <w:tc>
+          <w:tcPr>
+            <w:tcW w:type="dxa" w:w="1568"/>
+            <w:vAlign w:val="center"/>
+            <w:shd w:val="clear" w:color="auto" w:fill="F1A983"/>
+            <w:tcBorders>
+              <w:top w:val="single" w:sz="4" w:color="A6A6A6"/>
+              <w:left w:val="single" w:sz="4" w:color="A6A6A6"/>
+              <w:bottom w:val="single" w:sz="4" w:color="A6A6A6"/>
+              <w:right w:val="single" w:sz="4" w:color="A6A6A6"/>
+            </w:tcBorders>
+          </w:tcPr>
+          <w:p>
+            <w:pPr>
+              <w:spacing w:before="0" w:after="0" w:line="276" w:lineRule="auto"/>
+              <w:ind w:firstLine="0"/>
+              <w:jc w:val="center"/>
+            </w:pPr>
+            <w:r/>
+            <w:r>
+              <w:rPr>
+                <w:rFonts w:ascii="Times New Roman" w:hAnsi="Times New Roman" w:eastAsia="楷体"/>
+                <w:b/>
+                <w:color w:val="000000"/>
+                <w:sz w:val="18"/>
+              </w:rPr>
+              <w:t>成交楼面均价(元/㎡)</w:t>
+            </w:r>
+          </w:p>
+        </w:tc>
+        <w:tc>
+          <w:tcPr>
+            <w:tcW w:type="dxa" w:w="1568"/>
+            <w:vAlign w:val="center"/>
+            <w:shd w:val="clear" w:color="auto" w:fill="F1A983"/>
+            <w:tcBorders>
+              <w:top w:val="single" w:sz="4" w:color="A6A6A6"/>
+              <w:left w:val="single" w:sz="4" w:color="A6A6A6"/>
+              <w:bottom w:val="single" w:sz="4" w:color="A6A6A6"/>
+              <w:right w:val="single" w:sz="4" w:color="A6A6A6"/>
+            </w:tcBorders>
+          </w:tcPr>
+          <w:p>
+            <w:pPr>
+              <w:spacing w:before="0" w:after="0" w:line="276" w:lineRule="auto"/>
+              <w:ind w:firstLine="0"/>
+              <w:jc w:val="center"/>
+            </w:pPr>
+            <w:r/>
+            <w:r>
+              <w:rPr>
+                <w:rFonts w:ascii="Times New Roman" w:hAnsi="Times New Roman" w:eastAsia="楷体"/>
+                <w:b/>
+                <w:color w:val="000000"/>
+                <w:sz w:val="18"/>
+              </w:rPr>
+              <w:t>平均溢价率</w:t>
+            </w:r>
+          </w:p>
+        </w:tc>
+        <w:tc>
+          <w:tcPr>
+            <w:tcW w:type="dxa" w:w="1568"/>
+            <w:vAlign w:val="center"/>
+            <w:shd w:val="clear" w:color="auto" w:fill="F1A983"/>
+            <w:tcBorders>
+              <w:top w:val="single" w:sz="4" w:color="A6A6A6"/>
+              <w:left w:val="single" w:sz="4" w:color="A6A6A6"/>
+              <w:bottom w:val="single" w:sz="4" w:color="A6A6A6"/>
+              <w:right w:val="single" w:sz="4" w:color="A6A6A6"/>
+            </w:tcBorders>
+          </w:tcPr>
+          <w:p>
+            <w:pPr>
+              <w:spacing w:before="0" w:after="0" w:line="276" w:lineRule="auto"/>
+              <w:ind w:firstLine="0"/>
+              <w:jc w:val="center"/>
+            </w:pPr>
+            <w:r/>
+            <w:r>
+              <w:rPr>
+                <w:rFonts w:ascii="Times New Roman" w:hAnsi="Times New Roman" w:eastAsia="楷体"/>
+                <w:b/>
+                <w:color w:val="000000"/>
+                <w:sz w:val="18"/>
+              </w:rPr>
+              <w:t>成交价(亿元)</w:t>
+            </w:r>
+          </w:p>
+        </w:tc>
+      </w:tr>
+      <w:tr>
+        <w:tc>
+          <w:tcPr>
+            <w:tcW w:type="dxa" w:w="1568"/>
+            <w:vAlign w:val="center"/>
+            <w:tcBorders>
+              <w:top w:val="single" w:sz="4" w:color="A6A6A6"/>
+              <w:left w:val="single" w:sz="4" w:color="A6A6A6"/>
+              <w:bottom w:val="single" w:sz="4" w:color="A6A6A6"/>
+              <w:right w:val="single" w:sz="4" w:color="A6A6A6"/>
+            </w:tcBorders>
+          </w:tcPr>
+          <w:p>
+            <w:pPr>
+              <w:spacing w:before="0" w:after="0" w:line="276" w:lineRule="auto"/>
+              <w:ind w:firstLine="0"/>
+              <w:jc w:val="left"/>
+            </w:pPr>
+            <w:r/>
+            <w:r>
+              <w:rPr>
+                <w:rFonts w:ascii="Times New Roman" w:hAnsi="Times New Roman" w:eastAsia="楷体"/>
+                <w:b w:val="0"/>
+                <w:color w:val="000000"/>
+                <w:sz w:val="18"/>
+              </w:rPr>
+              <w:t>2021</w:t>
+            </w:r>
+          </w:p>
+        </w:tc>
+        <w:tc>
+          <w:tcPr>
+            <w:tcW w:type="dxa" w:w="1568"/>
+            <w:vAlign w:val="center"/>
+            <w:tcBorders>
+              <w:top w:val="single" w:sz="4" w:color="A6A6A6"/>
+              <w:left w:val="single" w:sz="4" w:color="A6A6A6"/>
+              <w:bottom w:val="single" w:sz="4" w:color="A6A6A6"/>
+              <w:right w:val="single" w:sz="4" w:color="A6A6A6"/>
+            </w:tcBorders>
+          </w:tcPr>
+          <w:p>
+            <w:pPr>
+              <w:spacing w:before="0" w:after="0" w:line="276" w:lineRule="auto"/>
+              <w:ind w:firstLine="0"/>
+              <w:jc w:val="center"/>
+            </w:pPr>
+            <w:r/>
+            <w:r>
+              <w:rPr>
+                <w:rFonts w:ascii="Times New Roman" w:hAnsi="Times New Roman" w:eastAsia="楷体"/>
+                <w:b w:val="0"/>
+                <w:color w:val="000000"/>
+                <w:sz w:val="18"/>
+              </w:rPr>
+              <w:t>350</w:t>
+            </w:r>
+          </w:p>
+        </w:tc>
+        <w:tc>
+          <w:tcPr>
+            <w:tcW w:type="dxa" w:w="1568"/>
+            <w:vAlign w:val="center"/>
+            <w:tcBorders>
+              <w:top w:val="single" w:sz="4" w:color="A6A6A6"/>
+              <w:left w:val="single" w:sz="4" w:color="A6A6A6"/>
+              <w:bottom w:val="single" w:sz="4" w:color="A6A6A6"/>
+              <w:right w:val="single" w:sz="4" w:color="A6A6A6"/>
+            </w:tcBorders>
+          </w:tcPr>
+          <w:p>
+            <w:pPr>
+              <w:spacing w:before="0" w:after="0" w:line="276" w:lineRule="auto"/>
+              <w:ind w:firstLine="0"/>
+              <w:jc w:val="center"/>
+            </w:pPr>
+            <w:r/>
+            <w:r>
+              <w:rPr>
+                <w:rFonts w:ascii="Times New Roman" w:hAnsi="Times New Roman" w:eastAsia="楷体"/>
+                <w:b w:val="0"/>
+                <w:color w:val="000000"/>
+                <w:sz w:val="18"/>
+              </w:rPr>
+              <w:t>2,476.40</w:t>
+            </w:r>
+          </w:p>
+        </w:tc>
+        <w:tc>
+          <w:tcPr>
+            <w:tcW w:type="dxa" w:w="1568"/>
+            <w:vAlign w:val="center"/>
+            <w:tcBorders>
+              <w:top w:val="single" w:sz="4" w:color="A6A6A6"/>
+              <w:left w:val="single" w:sz="4" w:color="A6A6A6"/>
+              <w:bottom w:val="single" w:sz="4" w:color="A6A6A6"/>
+              <w:right w:val="single" w:sz="4" w:color="A6A6A6"/>
+            </w:tcBorders>
+          </w:tcPr>
+          <w:p>
+            <w:pPr>
+              <w:spacing w:before="0" w:after="0" w:line="276" w:lineRule="auto"/>
+              <w:ind w:firstLine="0"/>
+              <w:jc w:val="center"/>
+            </w:pPr>
+            <w:r/>
+            <w:r>
+              <w:rPr>
+                <w:rFonts w:ascii="Times New Roman" w:hAnsi="Times New Roman" w:eastAsia="楷体"/>
+                <w:b w:val="0"/>
+                <w:color w:val="000000"/>
+                <w:sz w:val="18"/>
+              </w:rPr>
+              <w:t>3,627</w:t>
+            </w:r>
+          </w:p>
+        </w:tc>
+        <w:tc>
+          <w:tcPr>
+            <w:tcW w:type="dxa" w:w="1568"/>
+            <w:vAlign w:val="center"/>
+            <w:tcBorders>
+              <w:top w:val="single" w:sz="4" w:color="A6A6A6"/>
+              <w:left w:val="single" w:sz="4" w:color="A6A6A6"/>
+              <w:bottom w:val="single" w:sz="4" w:color="A6A6A6"/>
+              <w:right w:val="single" w:sz="4" w:color="A6A6A6"/>
+            </w:tcBorders>
+          </w:tcPr>
+          <w:p>
+            <w:pPr>
+              <w:spacing w:before="0" w:after="0" w:line="276" w:lineRule="auto"/>
+              <w:ind w:firstLine="0"/>
+              <w:jc w:val="center"/>
+            </w:pPr>
+            <w:r/>
+            <w:r>
+              <w:rPr>
+                <w:rFonts w:ascii="Times New Roman" w:hAnsi="Times New Roman" w:eastAsia="楷体"/>
+                <w:b w:val="0"/>
+                <w:color w:val="000000"/>
+                <w:sz w:val="18"/>
+              </w:rPr>
+              <w:t>14.44%</w:t>
+            </w:r>
+          </w:p>
+        </w:tc>
+        <w:tc>
+          <w:tcPr>
+            <w:tcW w:type="dxa" w:w="1568"/>
+            <w:vAlign w:val="center"/>
+            <w:tcBorders>
+              <w:top w:val="single" w:sz="4" w:color="A6A6A6"/>
+              <w:left w:val="single" w:sz="4" w:color="A6A6A6"/>
+              <w:bottom w:val="single" w:sz="4" w:color="A6A6A6"/>
+              <w:right w:val="single" w:sz="4" w:color="A6A6A6"/>
+            </w:tcBorders>
+          </w:tcPr>
+          <w:p>
+            <w:pPr>
+              <w:spacing w:before="0" w:after="0" w:line="276" w:lineRule="auto"/>
+              <w:ind w:firstLine="0"/>
+              <w:jc w:val="center"/>
+            </w:pPr>
+            <w:r/>
+            <w:r>
+              <w:rPr>
+                <w:rFonts w:ascii="Times New Roman" w:hAnsi="Times New Roman" w:eastAsia="楷体"/>
+                <w:b w:val="0"/>
+                <w:color w:val="000000"/>
+                <w:sz w:val="18"/>
+              </w:rPr>
+              <w:t>898.12</w:t>
+            </w:r>
+          </w:p>
+        </w:tc>
+      </w:tr>
+      <w:tr>
+        <w:tc>
+          <w:tcPr>
+            <w:tcW w:type="dxa" w:w="1568"/>
+            <w:vAlign w:val="center"/>
+            <w:tcBorders>
+              <w:top w:val="single" w:sz="4" w:color="A6A6A6"/>
+              <w:left w:val="single" w:sz="4" w:color="A6A6A6"/>
+              <w:bottom w:val="single" w:sz="4" w:color="A6A6A6"/>
+              <w:right w:val="single" w:sz="4" w:color="A6A6A6"/>
+            </w:tcBorders>
+          </w:tcPr>
+          <w:p>
+            <w:pPr>
+              <w:spacing w:before="0" w:after="0" w:line="276" w:lineRule="auto"/>
+              <w:ind w:firstLine="0"/>
+              <w:jc w:val="left"/>
+            </w:pPr>
+            <w:r/>
+            <w:r>
+              <w:rPr>
+                <w:rFonts w:ascii="Times New Roman" w:hAnsi="Times New Roman" w:eastAsia="楷体"/>
+                <w:b w:val="0"/>
+                <w:color w:val="000000"/>
+                <w:sz w:val="18"/>
+              </w:rPr>
+              <w:t>2022</w:t>
+            </w:r>
+          </w:p>
+        </w:tc>
+        <w:tc>
+          <w:tcPr>
+            <w:tcW w:type="dxa" w:w="1568"/>
+            <w:vAlign w:val="center"/>
+            <w:tcBorders>
+              <w:top w:val="single" w:sz="4" w:color="A6A6A6"/>
+              <w:left w:val="single" w:sz="4" w:color="A6A6A6"/>
+              <w:bottom w:val="single" w:sz="4" w:color="A6A6A6"/>
+              <w:right w:val="single" w:sz="4" w:color="A6A6A6"/>
+            </w:tcBorders>
+          </w:tcPr>
+          <w:p>
+            <w:pPr>
+              <w:spacing w:before="0" w:after="0" w:line="276" w:lineRule="auto"/>
+              <w:ind w:firstLine="0"/>
+              <w:jc w:val="center"/>
+            </w:pPr>
+            <w:r/>
+            <w:r>
+              <w:rPr>
+                <w:rFonts w:ascii="Times New Roman" w:hAnsi="Times New Roman" w:eastAsia="楷体"/>
+                <w:b w:val="0"/>
+                <w:color w:val="000000"/>
+                <w:sz w:val="18"/>
+              </w:rPr>
+              <w:t>655</w:t>
+            </w:r>
+          </w:p>
+        </w:tc>
+        <w:tc>
+          <w:tcPr>
+            <w:tcW w:type="dxa" w:w="1568"/>
+            <w:vAlign w:val="center"/>
+            <w:tcBorders>
+              <w:top w:val="single" w:sz="4" w:color="A6A6A6"/>
+              <w:left w:val="single" w:sz="4" w:color="A6A6A6"/>
+              <w:bottom w:val="single" w:sz="4" w:color="A6A6A6"/>
+              <w:right w:val="single" w:sz="4" w:color="A6A6A6"/>
+            </w:tcBorders>
+          </w:tcPr>
+          <w:p>
+            <w:pPr>
+              <w:spacing w:before="0" w:after="0" w:line="276" w:lineRule="auto"/>
+              <w:ind w:firstLine="0"/>
+              <w:jc w:val="center"/>
+            </w:pPr>
+            <w:r/>
+            <w:r>
+              <w:rPr>
+                <w:rFonts w:ascii="Times New Roman" w:hAnsi="Times New Roman" w:eastAsia="楷体"/>
+                <w:b w:val="0"/>
+                <w:color w:val="000000"/>
+                <w:sz w:val="18"/>
+              </w:rPr>
+              <w:t>4,825.98</w:t>
+            </w:r>
+          </w:p>
+        </w:tc>
+        <w:tc>
+          <w:tcPr>
+            <w:tcW w:type="dxa" w:w="1568"/>
+            <w:vAlign w:val="center"/>
+            <w:tcBorders>
+              <w:top w:val="single" w:sz="4" w:color="A6A6A6"/>
+              <w:left w:val="single" w:sz="4" w:color="A6A6A6"/>
+              <w:bottom w:val="single" w:sz="4" w:color="A6A6A6"/>
+              <w:right w:val="single" w:sz="4" w:color="A6A6A6"/>
+            </w:tcBorders>
+          </w:tcPr>
+          <w:p>
+            <w:pPr>
+              <w:spacing w:before="0" w:after="0" w:line="276" w:lineRule="auto"/>
+              <w:ind w:firstLine="0"/>
+              <w:jc w:val="center"/>
+            </w:pPr>
+            <w:r/>
+            <w:r>
+              <w:rPr>
+                <w:rFonts w:ascii="Times New Roman" w:hAnsi="Times New Roman" w:eastAsia="楷体"/>
+                <w:b w:val="0"/>
+                <w:color w:val="000000"/>
+                <w:sz w:val="18"/>
+              </w:rPr>
+              <w:t>2,223</w:t>
+            </w:r>
+          </w:p>
+        </w:tc>
+        <w:tc>
+          <w:tcPr>
+            <w:tcW w:type="dxa" w:w="1568"/>
+            <w:vAlign w:val="center"/>
+            <w:tcBorders>
+              <w:top w:val="single" w:sz="4" w:color="A6A6A6"/>
+              <w:left w:val="single" w:sz="4" w:color="A6A6A6"/>
+              <w:bottom w:val="single" w:sz="4" w:color="A6A6A6"/>
+              <w:right w:val="single" w:sz="4" w:color="A6A6A6"/>
+            </w:tcBorders>
+          </w:tcPr>
+          <w:p>
+            <w:pPr>
+              <w:spacing w:before="0" w:after="0" w:line="276" w:lineRule="auto"/>
+              <w:ind w:firstLine="0"/>
+              <w:jc w:val="center"/>
+            </w:pPr>
+            <w:r/>
+            <w:r>
+              <w:rPr>
+                <w:rFonts w:ascii="Times New Roman" w:hAnsi="Times New Roman" w:eastAsia="楷体"/>
+                <w:b w:val="0"/>
+                <w:color w:val="000000"/>
+                <w:sz w:val="18"/>
+              </w:rPr>
+              <w:t>6.68%</w:t>
+            </w:r>
+          </w:p>
+        </w:tc>
+        <w:tc>
+          <w:tcPr>
+            <w:tcW w:type="dxa" w:w="1568"/>
+            <w:vAlign w:val="center"/>
+            <w:tcBorders>
+              <w:top w:val="single" w:sz="4" w:color="A6A6A6"/>
+              <w:left w:val="single" w:sz="4" w:color="A6A6A6"/>
+              <w:bottom w:val="single" w:sz="4" w:color="A6A6A6"/>
+              <w:right w:val="single" w:sz="4" w:color="A6A6A6"/>
+            </w:tcBorders>
+          </w:tcPr>
+          <w:p>
+            <w:pPr>
+              <w:spacing w:before="0" w:after="0" w:line="276" w:lineRule="auto"/>
+              <w:ind w:firstLine="0"/>
+              <w:jc w:val="center"/>
+            </w:pPr>
+            <w:r/>
+            <w:r>
+              <w:rPr>
+                <w:rFonts w:ascii="Times New Roman" w:hAnsi="Times New Roman" w:eastAsia="楷体"/>
+                <w:b w:val="0"/>
+                <w:color w:val="000000"/>
+                <w:sz w:val="18"/>
+              </w:rPr>
+              <w:t>1,072.66</w:t>
+            </w:r>
+          </w:p>
+        </w:tc>
+      </w:tr>
+      <w:tr>
+        <w:tc>
+          <w:tcPr>
+            <w:tcW w:type="dxa" w:w="1568"/>
+            <w:vAlign w:val="center"/>
+            <w:tcBorders>
+              <w:top w:val="single" w:sz="4" w:color="A6A6A6"/>
+              <w:left w:val="single" w:sz="4" w:color="A6A6A6"/>
+              <w:bottom w:val="single" w:sz="4" w:color="A6A6A6"/>
+              <w:right w:val="single" w:sz="4" w:color="A6A6A6"/>
+            </w:tcBorders>
+          </w:tcPr>
+          <w:p>
+            <w:pPr>
+              <w:spacing w:before="0" w:after="0" w:line="276" w:lineRule="auto"/>
+              <w:ind w:firstLine="0"/>
+              <w:jc w:val="left"/>
+            </w:pPr>
+            <w:r/>
+            <w:r>
+              <w:rPr>
+                <w:rFonts w:ascii="Times New Roman" w:hAnsi="Times New Roman" w:eastAsia="楷体"/>
+                <w:b w:val="0"/>
+                <w:color w:val="000000"/>
+                <w:sz w:val="18"/>
+              </w:rPr>
+              <w:t>2023</w:t>
+            </w:r>
+          </w:p>
+        </w:tc>
+        <w:tc>
+          <w:tcPr>
+            <w:tcW w:type="dxa" w:w="1568"/>
+            <w:vAlign w:val="center"/>
+            <w:tcBorders>
+              <w:top w:val="single" w:sz="4" w:color="A6A6A6"/>
+              <w:left w:val="single" w:sz="4" w:color="A6A6A6"/>
+              <w:bottom w:val="single" w:sz="4" w:color="A6A6A6"/>
+              <w:right w:val="single" w:sz="4" w:color="A6A6A6"/>
+            </w:tcBorders>
+          </w:tcPr>
+          <w:p>
+            <w:pPr>
+              <w:spacing w:before="0" w:after="0" w:line="276" w:lineRule="auto"/>
+              <w:ind w:firstLine="0"/>
+              <w:jc w:val="center"/>
+            </w:pPr>
+            <w:r/>
+            <w:r>
+              <w:rPr>
+                <w:rFonts w:ascii="Times New Roman" w:hAnsi="Times New Roman" w:eastAsia="楷体"/>
+                <w:b w:val="0"/>
+                <w:color w:val="000000"/>
+                <w:sz w:val="18"/>
+              </w:rPr>
+              <w:t>369</w:t>
+            </w:r>
+          </w:p>
+        </w:tc>
+        <w:tc>
+          <w:tcPr>
+            <w:tcW w:type="dxa" w:w="1568"/>
+            <w:vAlign w:val="center"/>
+            <w:tcBorders>
+              <w:top w:val="single" w:sz="4" w:color="A6A6A6"/>
+              <w:left w:val="single" w:sz="4" w:color="A6A6A6"/>
+              <w:bottom w:val="single" w:sz="4" w:color="A6A6A6"/>
+              <w:right w:val="single" w:sz="4" w:color="A6A6A6"/>
+            </w:tcBorders>
+          </w:tcPr>
+          <w:p>
+            <w:pPr>
+              <w:spacing w:before="0" w:after="0" w:line="276" w:lineRule="auto"/>
+              <w:ind w:firstLine="0"/>
+              <w:jc w:val="center"/>
+            </w:pPr>
+            <w:r/>
+            <w:r>
+              <w:rPr>
+                <w:rFonts w:ascii="Times New Roman" w:hAnsi="Times New Roman" w:eastAsia="楷体"/>
+                <w:b w:val="0"/>
+                <w:color w:val="000000"/>
+                <w:sz w:val="18"/>
+              </w:rPr>
+              <w:t>2,562.91</w:t>
+            </w:r>
+          </w:p>
+        </w:tc>
+        <w:tc>
+          <w:tcPr>
+            <w:tcW w:type="dxa" w:w="1568"/>
+            <w:vAlign w:val="center"/>
+            <w:tcBorders>
+              <w:top w:val="single" w:sz="4" w:color="A6A6A6"/>
+              <w:left w:val="single" w:sz="4" w:color="A6A6A6"/>
+              <w:bottom w:val="single" w:sz="4" w:color="A6A6A6"/>
+              <w:right w:val="single" w:sz="4" w:color="A6A6A6"/>
+            </w:tcBorders>
+          </w:tcPr>
+          <w:p>
+            <w:pPr>
+              <w:spacing w:before="0" w:after="0" w:line="276" w:lineRule="auto"/>
+              <w:ind w:firstLine="0"/>
+              <w:jc w:val="center"/>
+            </w:pPr>
+            <w:r/>
+            <w:r>
+              <w:rPr>
+                <w:rFonts w:ascii="Times New Roman" w:hAnsi="Times New Roman" w:eastAsia="楷体"/>
+                <w:b w:val="0"/>
+                <w:color w:val="000000"/>
+                <w:sz w:val="18"/>
+              </w:rPr>
+              <w:t>2,533</w:t>
+            </w:r>
+          </w:p>
+        </w:tc>
+        <w:tc>
+          <w:tcPr>
+            <w:tcW w:type="dxa" w:w="1568"/>
+            <w:vAlign w:val="center"/>
+            <w:tcBorders>
+              <w:top w:val="single" w:sz="4" w:color="A6A6A6"/>
+              <w:left w:val="single" w:sz="4" w:color="A6A6A6"/>
+              <w:bottom w:val="single" w:sz="4" w:color="A6A6A6"/>
+              <w:right w:val="single" w:sz="4" w:color="A6A6A6"/>
+            </w:tcBorders>
+          </w:tcPr>
+          <w:p>
+            <w:pPr>
+              <w:spacing w:before="0" w:after="0" w:line="276" w:lineRule="auto"/>
+              <w:ind w:firstLine="0"/>
+              <w:jc w:val="center"/>
+            </w:pPr>
+            <w:r/>
+            <w:r>
+              <w:rPr>
+                <w:rFonts w:ascii="Times New Roman" w:hAnsi="Times New Roman" w:eastAsia="楷体"/>
+                <w:b w:val="0"/>
+                <w:color w:val="000000"/>
+                <w:sz w:val="18"/>
+              </w:rPr>
+              <w:t>11.79%</w:t>
+            </w:r>
+          </w:p>
+        </w:tc>
+        <w:tc>
+          <w:tcPr>
+            <w:tcW w:type="dxa" w:w="1568"/>
+            <w:vAlign w:val="center"/>
+            <w:tcBorders>
+              <w:top w:val="single" w:sz="4" w:color="A6A6A6"/>
+              <w:left w:val="single" w:sz="4" w:color="A6A6A6"/>
+              <w:bottom w:val="single" w:sz="4" w:color="A6A6A6"/>
+              <w:right w:val="single" w:sz="4" w:color="A6A6A6"/>
+            </w:tcBorders>
+          </w:tcPr>
+          <w:p>
+            <w:pPr>
+              <w:spacing w:before="0" w:after="0" w:line="276" w:lineRule="auto"/>
+              <w:ind w:firstLine="0"/>
+              <w:jc w:val="center"/>
+            </w:pPr>
+            <w:r/>
+            <w:r>
+              <w:rPr>
+                <w:rFonts w:ascii="Times New Roman" w:hAnsi="Times New Roman" w:eastAsia="楷体"/>
+                <w:b w:val="0"/>
+                <w:color w:val="000000"/>
+                <w:sz w:val="18"/>
+              </w:rPr>
+              <w:t>649.14</w:t>
+            </w:r>
+          </w:p>
+        </w:tc>
+      </w:tr>
+      <w:tr>
+        <w:tc>
+          <w:tcPr>
+            <w:tcW w:type="dxa" w:w="1568"/>
+            <w:vAlign w:val="center"/>
+            <w:tcBorders>
+              <w:top w:val="single" w:sz="4" w:color="A6A6A6"/>
+              <w:left w:val="single" w:sz="4" w:color="A6A6A6"/>
+              <w:bottom w:val="single" w:sz="4" w:color="A6A6A6"/>
+              <w:right w:val="single" w:sz="4" w:color="A6A6A6"/>
+            </w:tcBorders>
+          </w:tcPr>
+          <w:p>
+            <w:pPr>
+              <w:spacing w:before="0" w:after="0" w:line="276" w:lineRule="auto"/>
+              <w:ind w:firstLine="0"/>
+              <w:jc w:val="left"/>
+            </w:pPr>
+            <w:r/>
+            <w:r>
+              <w:rPr>
+                <w:rFonts w:ascii="Times New Roman" w:hAnsi="Times New Roman" w:eastAsia="楷体"/>
+                <w:b w:val="0"/>
+                <w:color w:val="000000"/>
+                <w:sz w:val="18"/>
+              </w:rPr>
+              <w:t>2024</w:t>
+            </w:r>
+          </w:p>
+        </w:tc>
+        <w:tc>
+          <w:tcPr>
+            <w:tcW w:type="dxa" w:w="1568"/>
+            <w:vAlign w:val="center"/>
+            <w:tcBorders>
+              <w:top w:val="single" w:sz="4" w:color="A6A6A6"/>
+              <w:left w:val="single" w:sz="4" w:color="A6A6A6"/>
+              <w:bottom w:val="single" w:sz="4" w:color="A6A6A6"/>
+              <w:right w:val="single" w:sz="4" w:color="A6A6A6"/>
+            </w:tcBorders>
+          </w:tcPr>
+          <w:p>
+            <w:pPr>
+              <w:spacing w:before="0" w:after="0" w:line="276" w:lineRule="auto"/>
+              <w:ind w:firstLine="0"/>
+              <w:jc w:val="center"/>
+            </w:pPr>
+            <w:r/>
+            <w:r>
+              <w:rPr>
+                <w:rFonts w:ascii="Times New Roman" w:hAnsi="Times New Roman" w:eastAsia="楷体"/>
+                <w:b w:val="0"/>
+                <w:color w:val="000000"/>
+                <w:sz w:val="18"/>
+              </w:rPr>
+              <w:t>308</w:t>
+            </w:r>
+          </w:p>
+        </w:tc>
+        <w:tc>
+          <w:tcPr>
+            <w:tcW w:type="dxa" w:w="1568"/>
+            <w:vAlign w:val="center"/>
+            <w:tcBorders>
+              <w:top w:val="single" w:sz="4" w:color="A6A6A6"/>
+              <w:left w:val="single" w:sz="4" w:color="A6A6A6"/>
+              <w:bottom w:val="single" w:sz="4" w:color="A6A6A6"/>
+              <w:right w:val="single" w:sz="4" w:color="A6A6A6"/>
+            </w:tcBorders>
+          </w:tcPr>
+          <w:p>
+            <w:pPr>
+              <w:spacing w:before="0" w:after="0" w:line="276" w:lineRule="auto"/>
+              <w:ind w:firstLine="0"/>
+              <w:jc w:val="center"/>
+            </w:pPr>
+            <w:r/>
+            <w:r>
+              <w:rPr>
+                <w:rFonts w:ascii="Times New Roman" w:hAnsi="Times New Roman" w:eastAsia="楷体"/>
+                <w:b w:val="0"/>
+                <w:color w:val="000000"/>
+                <w:sz w:val="18"/>
+              </w:rPr>
+              <w:t>1,928.81</w:t>
+            </w:r>
+          </w:p>
+        </w:tc>
+        <w:tc>
+          <w:tcPr>
+            <w:tcW w:type="dxa" w:w="1568"/>
+            <w:vAlign w:val="center"/>
+            <w:tcBorders>
+              <w:top w:val="single" w:sz="4" w:color="A6A6A6"/>
+              <w:left w:val="single" w:sz="4" w:color="A6A6A6"/>
+              <w:bottom w:val="single" w:sz="4" w:color="A6A6A6"/>
+              <w:right w:val="single" w:sz="4" w:color="A6A6A6"/>
+            </w:tcBorders>
+          </w:tcPr>
+          <w:p>
+            <w:pPr>
+              <w:spacing w:before="0" w:after="0" w:line="276" w:lineRule="auto"/>
+              <w:ind w:firstLine="0"/>
+              <w:jc w:val="center"/>
+            </w:pPr>
+            <w:r/>
+            <w:r>
+              <w:rPr>
+                <w:rFonts w:ascii="Times New Roman" w:hAnsi="Times New Roman" w:eastAsia="楷体"/>
+                <w:b w:val="0"/>
+                <w:color w:val="000000"/>
+                <w:sz w:val="18"/>
+              </w:rPr>
+              <w:t>3,249</w:t>
+            </w:r>
+          </w:p>
+        </w:tc>
+        <w:tc>
+          <w:tcPr>
+            <w:tcW w:type="dxa" w:w="1568"/>
+            <w:vAlign w:val="center"/>
+            <w:tcBorders>
+              <w:top w:val="single" w:sz="4" w:color="A6A6A6"/>
+              <w:left w:val="single" w:sz="4" w:color="A6A6A6"/>
+              <w:bottom w:val="single" w:sz="4" w:color="A6A6A6"/>
+              <w:right w:val="single" w:sz="4" w:color="A6A6A6"/>
+            </w:tcBorders>
+          </w:tcPr>
+          <w:p>
+            <w:pPr>
+              <w:spacing w:before="0" w:after="0" w:line="276" w:lineRule="auto"/>
+              <w:ind w:firstLine="0"/>
+              <w:jc w:val="center"/>
+            </w:pPr>
+            <w:r/>
+            <w:r>
+              <w:rPr>
+                <w:rFonts w:ascii="Times New Roman" w:hAnsi="Times New Roman" w:eastAsia="楷体"/>
+                <w:b w:val="0"/>
+                <w:color w:val="000000"/>
+                <w:sz w:val="18"/>
+              </w:rPr>
+              <w:t>7.27%</w:t>
+            </w:r>
+          </w:p>
+        </w:tc>
+        <w:tc>
+          <w:tcPr>
+            <w:tcW w:type="dxa" w:w="1568"/>
+            <w:vAlign w:val="center"/>
+            <w:tcBorders>
+              <w:top w:val="single" w:sz="4" w:color="A6A6A6"/>
+              <w:left w:val="single" w:sz="4" w:color="A6A6A6"/>
+              <w:bottom w:val="single" w:sz="4" w:color="A6A6A6"/>
+              <w:right w:val="single" w:sz="4" w:color="A6A6A6"/>
+            </w:tcBorders>
+          </w:tcPr>
+          <w:p>
+            <w:pPr>
+              <w:spacing w:before="0" w:after="0" w:line="276" w:lineRule="auto"/>
+              <w:ind w:firstLine="0"/>
+              <w:jc w:val="center"/>
+            </w:pPr>
+            <w:r/>
+            <w:r>
+              <w:rPr>
+                <w:rFonts w:ascii="Times New Roman" w:hAnsi="Times New Roman" w:eastAsia="楷体"/>
+                <w:b w:val="0"/>
+                <w:color w:val="000000"/>
+                <w:sz w:val="18"/>
+              </w:rPr>
+              <w:t>626.61</w:t>
+            </w:r>
+          </w:p>
+        </w:tc>
+      </w:tr>
+      <w:tr>
+        <w:tc>
+          <w:tcPr>
+            <w:tcW w:type="dxa" w:w="1568"/>
+            <w:vAlign w:val="center"/>
+            <w:tcBorders>
+              <w:top w:val="single" w:sz="4" w:color="A6A6A6"/>
+              <w:left w:val="single" w:sz="4" w:color="A6A6A6"/>
+              <w:bottom w:val="single" w:sz="4" w:color="A6A6A6"/>
+              <w:right w:val="single" w:sz="4" w:color="A6A6A6"/>
+            </w:tcBorders>
+          </w:tcPr>
+          <w:p>
+            <w:pPr>
+              <w:spacing w:before="0" w:after="0" w:line="276" w:lineRule="auto"/>
+              <w:ind w:firstLine="0"/>
+              <w:jc w:val="left"/>
+            </w:pPr>
+            <w:r/>
+            <w:r>
+              <w:rPr>
+                <w:rFonts w:ascii="Times New Roman" w:hAnsi="Times New Roman" w:eastAsia="楷体"/>
+                <w:b w:val="0"/>
+                <w:color w:val="000000"/>
+                <w:sz w:val="18"/>
+              </w:rPr>
+              <w:t>2025</w:t>
+            </w:r>
+          </w:p>
+        </w:tc>
+        <w:tc>
+          <w:tcPr>
+            <w:tcW w:type="dxa" w:w="1568"/>
+            <w:vAlign w:val="center"/>
+            <w:tcBorders>
+              <w:top w:val="single" w:sz="4" w:color="A6A6A6"/>
+              <w:left w:val="single" w:sz="4" w:color="A6A6A6"/>
+              <w:bottom w:val="single" w:sz="4" w:color="A6A6A6"/>
+              <w:right w:val="single" w:sz="4" w:color="A6A6A6"/>
+            </w:tcBorders>
+          </w:tcPr>
+          <w:p>
+            <w:pPr>
+              <w:spacing w:before="0" w:after="0" w:line="276" w:lineRule="auto"/>
+              <w:ind w:firstLine="0"/>
+              <w:jc w:val="center"/>
+            </w:pPr>
+            <w:r/>
+            <w:r>
+              <w:rPr>
+                <w:rFonts w:ascii="Times New Roman" w:hAnsi="Times New Roman" w:eastAsia="楷体"/>
+                <w:b w:val="0"/>
+                <w:color w:val="000000"/>
+                <w:sz w:val="18"/>
+              </w:rPr>
+              <w:t>369</w:t>
+            </w:r>
+          </w:p>
+        </w:tc>
+        <w:tc>
+          <w:tcPr>
+            <w:tcW w:type="dxa" w:w="1568"/>
+            <w:vAlign w:val="center"/>
+            <w:tcBorders>
+              <w:top w:val="single" w:sz="4" w:color="A6A6A6"/>
+              <w:left w:val="single" w:sz="4" w:color="A6A6A6"/>
+              <w:bottom w:val="single" w:sz="4" w:color="A6A6A6"/>
+              <w:right w:val="single" w:sz="4" w:color="A6A6A6"/>
+            </w:tcBorders>
+          </w:tcPr>
+          <w:p>
+            <w:pPr>
+              <w:spacing w:before="0" w:after="0" w:line="276" w:lineRule="auto"/>
+              <w:ind w:firstLine="0"/>
+              <w:jc w:val="center"/>
+            </w:pPr>
+            <w:r/>
+            <w:r>
+              <w:rPr>
+                <w:rFonts w:ascii="Times New Roman" w:hAnsi="Times New Roman" w:eastAsia="楷体"/>
+                <w:b w:val="0"/>
+                <w:color w:val="000000"/>
+                <w:sz w:val="18"/>
+              </w:rPr>
+              <w:t>2,300.46</w:t>
+            </w:r>
+          </w:p>
+        </w:tc>
+        <w:tc>
+          <w:tcPr>
+            <w:tcW w:type="dxa" w:w="1568"/>
+            <w:vAlign w:val="center"/>
+            <w:tcBorders>
+              <w:top w:val="single" w:sz="4" w:color="A6A6A6"/>
+              <w:left w:val="single" w:sz="4" w:color="A6A6A6"/>
+              <w:bottom w:val="single" w:sz="4" w:color="A6A6A6"/>
+              <w:right w:val="single" w:sz="4" w:color="A6A6A6"/>
+            </w:tcBorders>
+          </w:tcPr>
+          <w:p>
+            <w:pPr>
+              <w:spacing w:before="0" w:after="0" w:line="276" w:lineRule="auto"/>
+              <w:ind w:firstLine="0"/>
+              <w:jc w:val="center"/>
+            </w:pPr>
+            <w:r/>
+            <w:r>
+              <w:rPr>
+                <w:rFonts w:ascii="Times New Roman" w:hAnsi="Times New Roman" w:eastAsia="楷体"/>
+                <w:b w:val="0"/>
+                <w:color w:val="000000"/>
+                <w:sz w:val="18"/>
+              </w:rPr>
+              <w:t>1,408</w:t>
+            </w:r>
+          </w:p>
+        </w:tc>
+        <w:tc>
+          <w:tcPr>
+            <w:tcW w:type="dxa" w:w="1568"/>
+            <w:vAlign w:val="center"/>
+            <w:tcBorders>
+              <w:top w:val="single" w:sz="4" w:color="A6A6A6"/>
+              <w:left w:val="single" w:sz="4" w:color="A6A6A6"/>
+              <w:bottom w:val="single" w:sz="4" w:color="A6A6A6"/>
+              <w:right w:val="single" w:sz="4" w:color="A6A6A6"/>
+            </w:tcBorders>
+          </w:tcPr>
+          <w:p>
+            <w:pPr>
+              <w:spacing w:before="0" w:after="0" w:line="276" w:lineRule="auto"/>
+              <w:ind w:firstLine="0"/>
+              <w:jc w:val="center"/>
+            </w:pPr>
+            <w:r/>
+            <w:r>
+              <w:rPr>
+                <w:rFonts w:ascii="Times New Roman" w:hAnsi="Times New Roman" w:eastAsia="楷体"/>
+                <w:b w:val="0"/>
+                <w:color w:val="000000"/>
+                <w:sz w:val="18"/>
+              </w:rPr>
+              <w:t>1.65%</w:t>
+            </w:r>
+          </w:p>
+        </w:tc>
+        <w:tc>
+          <w:tcPr>
+            <w:tcW w:type="dxa" w:w="1568"/>
+            <w:vAlign w:val="center"/>
+            <w:tcBorders>
+              <w:top w:val="single" w:sz="4" w:color="A6A6A6"/>
+              <w:left w:val="single" w:sz="4" w:color="A6A6A6"/>
+              <w:bottom w:val="single" w:sz="4" w:color="A6A6A6"/>
+              <w:right w:val="single" w:sz="4" w:color="A6A6A6"/>
+            </w:tcBorders>
+          </w:tcPr>
+          <w:p>
+            <w:pPr>
+              <w:spacing w:before="0" w:after="0" w:line="276" w:lineRule="auto"/>
+              <w:ind w:firstLine="0"/>
+              <w:jc w:val="center"/>
+            </w:pPr>
+            <w:r/>
+            <w:r>
+              <w:rPr>
+                <w:rFonts w:ascii="Times New Roman" w:hAnsi="Times New Roman" w:eastAsia="楷体"/>
+                <w:b w:val="0"/>
+                <w:color w:val="000000"/>
+                <w:sz w:val="18"/>
+              </w:rPr>
+              <w:t>324.02</w:t>
+            </w:r>
+          </w:p>
+        </w:tc>
+      </w:tr>
+      <w:tr>
+        <w:tc>
+          <w:tcPr>
+            <w:tcW w:type="dxa" w:w="1568"/>
+            <w:vAlign w:val="center"/>
+            <w:tcBorders>
+              <w:top w:val="single" w:sz="4" w:color="A6A6A6"/>
+              <w:left w:val="single" w:sz="4" w:color="A6A6A6"/>
+              <w:bottom w:val="single" w:sz="4" w:color="A6A6A6"/>
+              <w:right w:val="single" w:sz="4" w:color="A6A6A6"/>
+            </w:tcBorders>
+          </w:tcPr>
+          <w:p>
+            <w:pPr>
+              <w:spacing w:before="0" w:after="0" w:line="276" w:lineRule="auto"/>
+              <w:ind w:firstLine="0"/>
+              <w:jc w:val="left"/>
+            </w:pPr>
+            <w:r/>
+            <w:r>
+              <w:rPr>
+                <w:rFonts w:ascii="Times New Roman" w:hAnsi="Times New Roman" w:eastAsia="楷体"/>
+                <w:b w:val="0"/>
+                <w:color w:val="000000"/>
+                <w:sz w:val="18"/>
+              </w:rPr>
+              <w:t>2026年1-4月</w:t>
+            </w:r>
+          </w:p>
+        </w:tc>
+        <w:tc>
+          <w:tcPr>
+            <w:tcW w:type="dxa" w:w="1568"/>
+            <w:vAlign w:val="center"/>
+            <w:tcBorders>
+              <w:top w:val="single" w:sz="4" w:color="A6A6A6"/>
+              <w:left w:val="single" w:sz="4" w:color="A6A6A6"/>
+              <w:bottom w:val="single" w:sz="4" w:color="A6A6A6"/>
+              <w:right w:val="single" w:sz="4" w:color="A6A6A6"/>
+            </w:tcBorders>
+          </w:tcPr>
+          <w:p>
+            <w:pPr>
+              <w:spacing w:before="0" w:after="0" w:line="276" w:lineRule="auto"/>
+              <w:ind w:firstLine="0"/>
+              <w:jc w:val="center"/>
+            </w:pPr>
+            <w:r/>
+            <w:r>
+              <w:rPr>
+                <w:rFonts w:ascii="Times New Roman" w:hAnsi="Times New Roman" w:eastAsia="楷体"/>
+                <w:b w:val="0"/>
+                <w:color w:val="000000"/>
+                <w:sz w:val="18"/>
+              </w:rPr>
+              <w:t>84</w:t>
+            </w:r>
+          </w:p>
+        </w:tc>
+        <w:tc>
+          <w:tcPr>
+            <w:tcW w:type="dxa" w:w="1568"/>
+            <w:vAlign w:val="center"/>
+            <w:tcBorders>
+              <w:top w:val="single" w:sz="4" w:color="A6A6A6"/>
+              <w:left w:val="single" w:sz="4" w:color="A6A6A6"/>
+              <w:bottom w:val="single" w:sz="4" w:color="A6A6A6"/>
+              <w:right w:val="single" w:sz="4" w:color="A6A6A6"/>
+            </w:tcBorders>
+          </w:tcPr>
+          <w:p>
+            <w:pPr>
+              <w:spacing w:before="0" w:after="0" w:line="276" w:lineRule="auto"/>
+              <w:ind w:firstLine="0"/>
+              <w:jc w:val="center"/>
+            </w:pPr>
+            <w:r/>
+            <w:r>
+              <w:rPr>
+                <w:rFonts w:ascii="Times New Roman" w:hAnsi="Times New Roman" w:eastAsia="楷体"/>
+                <w:b w:val="0"/>
+                <w:color w:val="000000"/>
+                <w:sz w:val="18"/>
+              </w:rPr>
+              <w:t>429.01</w:t>
+            </w:r>
+          </w:p>
+        </w:tc>
+        <w:tc>
+          <w:tcPr>
+            <w:tcW w:type="dxa" w:w="1568"/>
+            <w:vAlign w:val="center"/>
+            <w:tcBorders>
+              <w:top w:val="single" w:sz="4" w:color="A6A6A6"/>
+              <w:left w:val="single" w:sz="4" w:color="A6A6A6"/>
+              <w:bottom w:val="single" w:sz="4" w:color="A6A6A6"/>
+              <w:right w:val="single" w:sz="4" w:color="A6A6A6"/>
+            </w:tcBorders>
+          </w:tcPr>
+          <w:p>
+            <w:pPr>
+              <w:spacing w:before="0" w:after="0" w:line="276" w:lineRule="auto"/>
+              <w:ind w:firstLine="0"/>
+              <w:jc w:val="center"/>
+            </w:pPr>
+            <w:r/>
+            <w:r>
+              <w:rPr>
+                <w:rFonts w:ascii="Times New Roman" w:hAnsi="Times New Roman" w:eastAsia="楷体"/>
+                <w:b w:val="0"/>
+                <w:color w:val="000000"/>
+                <w:sz w:val="18"/>
+              </w:rPr>
+              <w:t>—</w:t>
+            </w:r>
+          </w:p>
+        </w:tc>
+        <w:tc>
+          <w:tcPr>
+            <w:tcW w:type="dxa" w:w="1568"/>
+            <w:vAlign w:val="center"/>
+            <w:tcBorders>
+              <w:top w:val="single" w:sz="4" w:color="A6A6A6"/>
+              <w:left w:val="single" w:sz="4" w:color="A6A6A6"/>
+              <w:bottom w:val="single" w:sz="4" w:color="A6A6A6"/>
+              <w:right w:val="single" w:sz="4" w:color="A6A6A6"/>
+            </w:tcBorders>
+          </w:tcPr>
+          <w:p>
+            <w:pPr>
+              <w:spacing w:before="0" w:after="0" w:line="276" w:lineRule="auto"/>
+              <w:ind w:firstLine="0"/>
+              <w:jc w:val="center"/>
+            </w:pPr>
+            <w:r/>
+            <w:r>
+              <w:rPr>
+                <w:rFonts w:ascii="Times New Roman" w:hAnsi="Times New Roman" w:eastAsia="楷体"/>
+                <w:b w:val="0"/>
+                <w:color w:val="000000"/>
+                <w:sz w:val="18"/>
+              </w:rPr>
+              <w:t>—</w:t>
+            </w:r>
+          </w:p>
+        </w:tc>
+        <w:tc>
+          <w:tcPr>
+            <w:tcW w:type="dxa" w:w="1568"/>
+            <w:vAlign w:val="center"/>
+            <w:tcBorders>
+              <w:top w:val="single" w:sz="4" w:color="A6A6A6"/>
+              <w:left w:val="single" w:sz="4" w:color="A6A6A6"/>
+              <w:bottom w:val="single" w:sz="4" w:color="A6A6A6"/>
+              <w:right w:val="single" w:sz="4" w:color="A6A6A6"/>
+            </w:tcBorders>
+          </w:tcPr>
+          <w:p>
+            <w:pPr>
+              <w:spacing w:before="0" w:after="0" w:line="276" w:lineRule="auto"/>
+              <w:ind w:firstLine="0"/>
+              <w:jc w:val="center"/>
+            </w:pPr>
+            <w:r/>
+            <w:r>
+              <w:rPr>
+                <w:rFonts w:ascii="Times New Roman" w:hAnsi="Times New Roman" w:eastAsia="楷体"/>
+                <w:b w:val="0"/>
+                <w:color w:val="000000"/>
+                <w:sz w:val="18"/>
+              </w:rPr>
+              <w:t>39.10</w:t>
+            </w:r>
+          </w:p>
+        </w:tc>
+      </w:tr>
+    </w:tbl>
+    <w:p>
+      <w:pPr>
+        <w:spacing w:before="0" w:after="80" w:line="360" w:lineRule="auto"/>
+        <w:ind w:firstLine="0"/>
+      </w:pPr>
+      <w:r>
+        <w:rPr>
+          <w:rFonts w:ascii="Times New Roman" w:hAnsi="Times New Roman" w:eastAsia="楷体"/>
+          <w:b w:val="0"/>
+          <w:color w:val="000000"/>
+          <w:sz w:val="19"/>
+        </w:rPr>
+        <w:t>资料来源:中指数据库,风控信评部整理</w:t>
       </w:r>
     </w:p>
     <w:p>
@@ -5208,7 +6492,7 @@
           <w:color w:val="000000"/>
           <w:sz w:val="21"/>
         </w:rPr>
-        <w:t>政府债务方面，2023、2024、2025年末大理白族自治州地方政府债务余额分别为714.70亿元、837.90亿元、945.76亿元，2025年末债务限额956.62亿元，债务余额控制在限额以内；城投有息债务2025年末估算余额84.53亿元。债务率指标看，2025年末政府债务率758.76%、城投债务率67.82%、宽口径债务率826.58%。</w:t>
+        <w:t>从房地产销售看，2021-2025年合肥市商品住宅成交面积由939.87万㎡变动至225.82万㎡、累计下降76.0%；新房均价2025年为21,399元/㎡、较2023年高点(21,858元/㎡)累计下跌2.10%；2025年去化周期21.55个月。二手房市场仍处于深度调整，据中指冰山指数(最低挂牌价口径)，合肥二手房挂牌价较2021年8月高点累计下跌45.37%，2023年累计跌幅-11.65%、2024年累计跌幅-15.45%、2025年累计跌幅-21.83%。</w:t>
       </w:r>
     </w:p>
     <w:p>
@@ -5223,7 +6507,22 @@
           <w:color w:val="000000"/>
           <w:sz w:val="21"/>
         </w:rPr>
-        <w:t>综合来看，大理白族自治州财政基本盘总体稳健，但土地财政收缩与债务规模扩张是当前主要压力线；我们预计宽口径债务率短期内将维持偏高水平，需重点关注后续化债进展、土地市场企稳情况以及融资平台合规整改对城投再融资能力的影响。</w:t>
+        <w:t>政府债务方面，2023、2024、2025年末合肥市地方政府债务余额分别为2,259.16亿元、2,749.76亿元、3,194.76亿元，两年累计增长41.41%，主要源于地方专项债加快发行及置换债集中落地；2025年末债务限额3,236.54亿元，债务余额控制在限额以内。城投有息债务方面，2025年末估算余额为5,504.09亿元、规模在全国地级市中位居前列，较2023年末增长62.67%。债务率指标看，2025年末合肥市政府债务率217.29%、城投债务率374.35%、宽口径债务率591.64%，较2023年末抬升247.13个百分点，显著高于公认的300%偏高临界线、在全国主要城市中处于较高水平。值得注意的是，政府性基金收入下滑是债务率分母端走低的重要因素，叠加债务规模快速扩张，对债务率指标形成放大效应。</w:t>
+      </w:r>
+    </w:p>
+    <w:p>
+      <w:pPr>
+        <w:spacing w:before="0" w:after="60" w:line="360" w:lineRule="auto"/>
+        <w:ind w:firstLine="420"/>
+      </w:pPr>
+      <w:r>
+        <w:rPr>
+          <w:rFonts w:ascii="Times New Roman" w:hAnsi="Times New Roman" w:eastAsia="楷体"/>
+          <w:b w:val="0"/>
+          <w:color w:val="000000"/>
+          <w:sz w:val="21"/>
+        </w:rPr>
+        <w:t>综合来看，合肥市战新产业与科创动能强劲、成长性突出，区域信用环境总体稳健。我们预计宽口径债务率短期内将维持高位，需重点关注后续化债进展、土地市场企稳情况以及融资平台合规整改对城投平台再融资能力的影响。</w:t>
       </w:r>
     </w:p>
     <w:sectPr>
